--- a/backend/templates/fixacao_alimentos1.docx
+++ b/backend/templates/fixacao_alimentos1.docx
@@ -36,7 +36,6 @@
         </w:rPr>
         <w:t xml:space="preserve">{VARA}</w:t>
       </w:r>
-      <w:r/>
       <w:r>
         <w:rPr>
           <w:rFonts w:ascii="Arial" w:hAnsi="Arial" w:eastAsia="Arial" w:cs="Arial"/>
@@ -77,7 +76,6 @@
         </w:rPr>
         <w:t xml:space="preserve">}</w:t>
       </w:r>
-      <w:r/>
       <w:r>
         <w:rPr>
           <w:rFonts w:ascii="Arial" w:hAnsi="Arial" w:eastAsia="Arial" w:cs="Arial"/>
@@ -89,7 +87,7 @@
       </w:r>
       <w:r>
         <w:rPr>
-          <w:rFonts w:ascii="Arial" w:hAnsi="Arial" w:eastAsia="Arial" w:cs="Arial"/>
+          <w:rFonts w:ascii="Arial" w:hAnsi="Arial" w:cs="Arial"/>
           <w:b/>
           <w:bCs/>
           <w:sz w:val="24"/>
@@ -100,7 +98,7 @@
     <w:p>
       <w:pPr>
         <w:pBdr/>
-        <w:spacing/>
+        <w:spacing w:after="153" w:afterAutospacing="0"/>
         <w:ind/>
         <w:jc w:val="both"/>
         <w:rPr>
@@ -119,6 +117,13 @@
       <w:r>
         <w:rPr>
           <w:rFonts w:ascii="Arial" w:hAnsi="Arial" w:eastAsia="Arial" w:cs="Arial"/>
+          <w:sz w:val="24"/>
+          <w:szCs w:val="24"/>
+        </w:rPr>
+      </w:r>
+      <w:r>
+        <w:rPr>
+          <w:rFonts w:ascii="Arial" w:hAnsi="Arial" w:cs="Arial"/>
           <w:sz w:val="24"/>
           <w:szCs w:val="24"/>
         </w:rPr>
@@ -228,7 +233,6 @@
         </w:rPr>
         <w:t xml:space="preserve">},</w:t>
       </w:r>
-      <w:r/>
       <w:r>
         <w:rPr>
           <w:rFonts w:ascii="Arial" w:hAnsi="Arial" w:eastAsia="Arial" w:cs="Arial"/>
@@ -236,15 +240,6 @@
           <w:szCs w:val="24"/>
         </w:rPr>
         <w:t xml:space="preserve"> residente e domiciliado(a) à </w:t>
-      </w:r>
-      <w:r>
-        <w:rPr>
-          <w:rFonts w:ascii="Arial" w:hAnsi="Arial" w:cs="Arial"/>
-          <w:b/>
-          <w:bCs/>
-          <w:sz w:val="24"/>
-          <w:szCs w:val="24"/>
-        </w:rPr>
       </w:r>
       <w:r>
         <w:rPr>
@@ -270,7 +265,6 @@
         </w:rPr>
         <w:t xml:space="preserve">}</w:t>
       </w:r>
-      <w:r/>
       <w:r>
         <w:rPr>
           <w:rFonts w:ascii="Arial" w:hAnsi="Arial" w:eastAsia="Arial" w:cs="Arial"/>
@@ -304,6 +298,13 @@
           <w:szCs w:val="24"/>
         </w:rPr>
       </w:r>
+      <w:r>
+        <w:rPr>
+          <w:rFonts w:ascii="Arial" w:hAnsi="Arial" w:cs="Arial"/>
+          <w:sz w:val="24"/>
+          <w:szCs w:val="24"/>
+        </w:rPr>
+      </w:r>
     </w:p>
     <w:p>
       <w:pPr>
@@ -331,10 +332,17 @@
           <w:szCs w:val="24"/>
         </w:rPr>
       </w:r>
+      <w:r>
+        <w:rPr>
+          <w:rFonts w:ascii="Arial" w:hAnsi="Arial" w:cs="Arial"/>
+          <w:sz w:val="24"/>
+          <w:szCs w:val="24"/>
+        </w:rPr>
+      </w:r>
     </w:p>
     <w:p>
       <w:pPr>
-        <w:pStyle w:val="752"/>
+        <w:pStyle w:val="1003"/>
         <w:suppressLineNumbers w:val="false"/>
         <w:pBdr/>
         <w:bidi w:val="false"/>
@@ -368,6 +376,15 @@
           <w:szCs w:val="24"/>
         </w:rPr>
       </w:r>
+      <w:r>
+        <w:rPr>
+          <w:rFonts w:ascii="Arial" w:hAnsi="Arial" w:cs="Arial"/>
+          <w:b/>
+          <w:bCs/>
+          <w:sz w:val="24"/>
+          <w:szCs w:val="24"/>
+        </w:rPr>
+      </w:r>
     </w:p>
     <w:p>
       <w:pPr>
@@ -391,6 +408,13 @@
       <w:r>
         <w:rPr>
           <w:rFonts w:ascii="Arial" w:hAnsi="Arial" w:eastAsia="Arial" w:cs="Arial"/>
+          <w:sz w:val="24"/>
+          <w:szCs w:val="24"/>
+        </w:rPr>
+      </w:r>
+      <w:r>
+        <w:rPr>
+          <w:rFonts w:ascii="Arial" w:hAnsi="Arial" w:cs="Arial"/>
           <w:sz w:val="24"/>
           <w:szCs w:val="24"/>
         </w:rPr>
@@ -507,7 +531,6 @@
         </w:rPr>
         <w:t xml:space="preserve">},</w:t>
       </w:r>
-      <w:r/>
       <w:r>
         <w:rPr>
           <w:rFonts w:ascii="Arial" w:hAnsi="Arial" w:eastAsia="Arial" w:cs="Arial"/>
@@ -523,10 +546,17 @@
           <w:szCs w:val="24"/>
         </w:rPr>
       </w:r>
+      <w:r>
+        <w:rPr>
+          <w:rFonts w:ascii="Arial" w:hAnsi="Arial" w:cs="Arial"/>
+          <w:sz w:val="24"/>
+          <w:szCs w:val="24"/>
+        </w:rPr>
+      </w:r>
     </w:p>
     <w:p>
       <w:pPr>
-        <w:pStyle w:val="752"/>
+        <w:pStyle w:val="1003"/>
         <w:suppressLineNumbers w:val="false"/>
         <w:pBdr/>
         <w:bidi w:val="false"/>
@@ -559,10 +589,19 @@
           <w:szCs w:val="24"/>
         </w:rPr>
       </w:r>
+      <w:r>
+        <w:rPr>
+          <w:rFonts w:ascii="Arial" w:hAnsi="Arial" w:cs="Arial"/>
+          <w:b/>
+          <w:bCs/>
+          <w:sz w:val="24"/>
+          <w:szCs w:val="24"/>
+        </w:rPr>
+      </w:r>
     </w:p>
     <w:p>
       <w:pPr>
-        <w:pStyle w:val="752"/>
+        <w:pStyle w:val="1003"/>
         <w:suppressLineNumbers w:val="false"/>
         <w:pBdr/>
         <w:bidi w:val="false"/>
@@ -590,6 +629,15 @@
       <w:r>
         <w:rPr>
           <w:rFonts w:ascii="Arial" w:hAnsi="Arial" w:eastAsia="Arial" w:cs="Arial"/>
+          <w:b/>
+          <w:bCs/>
+          <w:sz w:val="24"/>
+          <w:szCs w:val="24"/>
+        </w:rPr>
+      </w:r>
+      <w:r>
+        <w:rPr>
+          <w:rFonts w:ascii="Arial" w:hAnsi="Arial" w:cs="Arial"/>
           <w:b/>
           <w:bCs/>
           <w:sz w:val="24"/>
@@ -632,6 +680,13 @@
           <w:szCs w:val="24"/>
         </w:rPr>
       </w:r>
+      <w:r>
+        <w:rPr>
+          <w:rFonts w:ascii="Arial" w:hAnsi="Arial" w:cs="Arial"/>
+          <w:sz w:val="24"/>
+          <w:szCs w:val="24"/>
+        </w:rPr>
+      </w:r>
     </w:p>
     <w:p>
       <w:pPr>
@@ -659,10 +714,17 @@
           <w:szCs w:val="24"/>
         </w:rPr>
       </w:r>
+      <w:r>
+        <w:rPr>
+          <w:rFonts w:ascii="Arial" w:hAnsi="Arial" w:cs="Arial"/>
+          <w:sz w:val="24"/>
+          <w:szCs w:val="24"/>
+        </w:rPr>
+      </w:r>
     </w:p>
     <w:p>
       <w:pPr>
-        <w:pStyle w:val="752"/>
+        <w:pStyle w:val="1003"/>
         <w:suppressLineNumbers w:val="false"/>
         <w:pBdr/>
         <w:bidi w:val="false"/>
@@ -686,6 +748,11 @@
       <w:r>
         <w:rPr>
           <w:rFonts w:ascii="Arial" w:hAnsi="Arial" w:eastAsia="Arial" w:cs="Arial"/>
+        </w:rPr>
+      </w:r>
+      <w:r>
+        <w:rPr>
+          <w:rFonts w:ascii="Arial" w:hAnsi="Arial" w:cs="Arial"/>
         </w:rPr>
       </w:r>
     </w:p>
@@ -724,6 +791,13 @@
           <w:szCs w:val="24"/>
         </w:rPr>
       </w:r>
+      <w:r>
+        <w:rPr>
+          <w:rFonts w:ascii="Arial" w:hAnsi="Arial" w:cs="Arial"/>
+          <w:sz w:val="24"/>
+          <w:szCs w:val="24"/>
+        </w:rPr>
+      </w:r>
     </w:p>
     <w:p>
       <w:pPr>
@@ -751,10 +825,17 @@
           <w:szCs w:val="24"/>
         </w:rPr>
       </w:r>
+      <w:r>
+        <w:rPr>
+          <w:rFonts w:ascii="Arial" w:hAnsi="Arial" w:cs="Arial"/>
+          <w:sz w:val="24"/>
+          <w:szCs w:val="24"/>
+        </w:rPr>
+      </w:r>
     </w:p>
     <w:p>
       <w:pPr>
-        <w:pStyle w:val="752"/>
+        <w:pStyle w:val="1003"/>
         <w:suppressLineNumbers w:val="false"/>
         <w:pBdr/>
         <w:bidi w:val="false"/>
@@ -788,6 +869,15 @@
           <w:szCs w:val="24"/>
         </w:rPr>
       </w:r>
+      <w:r>
+        <w:rPr>
+          <w:rFonts w:ascii="Arial" w:hAnsi="Arial" w:cs="Arial"/>
+          <w:b/>
+          <w:bCs/>
+          <w:sz w:val="24"/>
+          <w:szCs w:val="24"/>
+        </w:rPr>
+      </w:r>
     </w:p>
     <w:p>
       <w:pPr>
@@ -816,6 +906,13 @@
           <w:szCs w:val="24"/>
         </w:rPr>
       </w:r>
+      <w:r>
+        <w:rPr>
+          <w:rFonts w:ascii="Arial" w:hAnsi="Arial" w:cs="Arial"/>
+          <w:sz w:val="24"/>
+          <w:szCs w:val="24"/>
+        </w:rPr>
+      </w:r>
     </w:p>
     <w:p>
       <w:pPr>
@@ -843,10 +940,17 @@
           <w:szCs w:val="24"/>
         </w:rPr>
       </w:r>
+      <w:r>
+        <w:rPr>
+          <w:rFonts w:ascii="Arial" w:hAnsi="Arial" w:cs="Arial"/>
+          <w:sz w:val="24"/>
+          <w:szCs w:val="24"/>
+        </w:rPr>
+      </w:r>
     </w:p>
     <w:p>
       <w:pPr>
-        <w:pStyle w:val="752"/>
+        <w:pStyle w:val="1003"/>
         <w:suppressLineNumbers w:val="false"/>
         <w:pBdr/>
         <w:bidi w:val="false"/>
@@ -880,6 +984,15 @@
           <w:szCs w:val="24"/>
         </w:rPr>
       </w:r>
+      <w:r>
+        <w:rPr>
+          <w:rFonts w:ascii="Arial" w:hAnsi="Arial" w:cs="Arial"/>
+          <w:b/>
+          <w:bCs/>
+          <w:sz w:val="24"/>
+          <w:szCs w:val="24"/>
+        </w:rPr>
+      </w:r>
     </w:p>
     <w:p>
       <w:pPr>
@@ -908,6 +1021,13 @@
           <w:szCs w:val="24"/>
         </w:rPr>
       </w:r>
+      <w:r>
+        <w:rPr>
+          <w:rFonts w:ascii="Arial" w:hAnsi="Arial" w:cs="Arial"/>
+          <w:sz w:val="24"/>
+          <w:szCs w:val="24"/>
+        </w:rPr>
+      </w:r>
     </w:p>
     <w:p>
       <w:pPr>
@@ -936,6 +1056,13 @@
           <w:szCs w:val="24"/>
         </w:rPr>
       </w:r>
+      <w:r>
+        <w:rPr>
+          <w:rFonts w:ascii="Arial" w:hAnsi="Arial" w:cs="Arial"/>
+          <w:sz w:val="24"/>
+          <w:szCs w:val="24"/>
+        </w:rPr>
+      </w:r>
     </w:p>
     <w:p>
       <w:pPr>
@@ -960,6 +1087,13 @@
       <w:r>
         <w:rPr>
           <w:rFonts w:ascii="Arial" w:hAnsi="Arial" w:eastAsia="Arial" w:cs="Arial"/>
+          <w:sz w:val="24"/>
+          <w:szCs w:val="24"/>
+        </w:rPr>
+      </w:r>
+      <w:r>
+        <w:rPr>
+          <w:rFonts w:ascii="Arial" w:hAnsi="Arial" w:cs="Arial"/>
           <w:sz w:val="24"/>
           <w:szCs w:val="24"/>
         </w:rPr>
@@ -1010,6 +1144,13 @@
           <w:szCs w:val="24"/>
         </w:rPr>
       </w:r>
+      <w:r>
+        <w:rPr>
+          <w:rFonts w:ascii="Arial" w:hAnsi="Arial" w:cs="Arial"/>
+          <w:sz w:val="24"/>
+          <w:szCs w:val="24"/>
+        </w:rPr>
+      </w:r>
     </w:p>
     <w:p>
       <w:pPr>
@@ -1037,10 +1178,17 @@
           <w:szCs w:val="24"/>
         </w:rPr>
       </w:r>
+      <w:r>
+        <w:rPr>
+          <w:rFonts w:ascii="Arial" w:hAnsi="Arial" w:cs="Arial"/>
+          <w:sz w:val="24"/>
+          <w:szCs w:val="24"/>
+        </w:rPr>
+      </w:r>
     </w:p>
     <w:p>
       <w:pPr>
-        <w:pStyle w:val="752"/>
+        <w:pStyle w:val="1003"/>
         <w:suppressLineNumbers w:val="false"/>
         <w:pBdr/>
         <w:bidi w:val="false"/>
@@ -1074,6 +1222,15 @@
           <w:szCs w:val="24"/>
         </w:rPr>
       </w:r>
+      <w:r>
+        <w:rPr>
+          <w:rFonts w:ascii="Arial" w:hAnsi="Arial" w:cs="Arial"/>
+          <w:b/>
+          <w:bCs/>
+          <w:sz w:val="24"/>
+          <w:szCs w:val="24"/>
+        </w:rPr>
+      </w:r>
     </w:p>
     <w:p>
       <w:pPr>
@@ -1098,6 +1255,13 @@
       <w:r>
         <w:rPr>
           <w:rFonts w:ascii="Arial" w:hAnsi="Arial" w:eastAsia="Arial" w:cs="Arial"/>
+          <w:sz w:val="24"/>
+          <w:szCs w:val="24"/>
+        </w:rPr>
+      </w:r>
+      <w:r>
+        <w:rPr>
+          <w:rFonts w:ascii="Arial" w:hAnsi="Arial" w:cs="Arial"/>
           <w:sz w:val="24"/>
           <w:szCs w:val="24"/>
         </w:rPr>
@@ -1140,6 +1304,13 @@
           <w:szCs w:val="24"/>
         </w:rPr>
       </w:r>
+      <w:r>
+        <w:rPr>
+          <w:rFonts w:ascii="Arial" w:hAnsi="Arial" w:cs="Arial"/>
+          <w:sz w:val="24"/>
+          <w:szCs w:val="24"/>
+        </w:rPr>
+      </w:r>
     </w:p>
     <w:p>
       <w:pPr>
@@ -1174,6 +1345,13 @@
       <w:r>
         <w:rPr>
           <w:rFonts w:ascii="Arial" w:hAnsi="Arial" w:eastAsia="Arial" w:cs="Arial"/>
+          <w:sz w:val="24"/>
+          <w:szCs w:val="24"/>
+        </w:rPr>
+      </w:r>
+      <w:r>
+        <w:rPr>
+          <w:rFonts w:ascii="Arial" w:hAnsi="Arial" w:cs="Arial"/>
           <w:sz w:val="24"/>
           <w:szCs w:val="24"/>
         </w:rPr>
@@ -1220,6 +1398,13 @@
       <w:r>
         <w:rPr>
           <w:rFonts w:ascii="Arial" w:hAnsi="Arial" w:eastAsia="Arial" w:cs="Arial"/>
+          <w:sz w:val="24"/>
+          <w:szCs w:val="24"/>
+        </w:rPr>
+      </w:r>
+      <w:r>
+        <w:rPr>
+          <w:rFonts w:ascii="Arial" w:hAnsi="Arial" w:cs="Arial"/>
           <w:sz w:val="24"/>
           <w:szCs w:val="24"/>
         </w:rPr>
@@ -1298,6 +1483,13 @@
           <w:szCs w:val="24"/>
         </w:rPr>
       </w:r>
+      <w:r>
+        <w:rPr>
+          <w:rFonts w:ascii="Arial" w:hAnsi="Arial" w:cs="Arial"/>
+          <w:sz w:val="24"/>
+          <w:szCs w:val="24"/>
+        </w:rPr>
+      </w:r>
     </w:p>
     <w:p>
       <w:pPr>
@@ -1321,6 +1513,13 @@
       <w:r>
         <w:rPr>
           <w:rFonts w:ascii="Arial" w:hAnsi="Arial" w:eastAsia="Arial" w:cs="Arial"/>
+          <w:sz w:val="24"/>
+          <w:szCs w:val="24"/>
+        </w:rPr>
+      </w:r>
+      <w:r>
+        <w:rPr>
+          <w:rFonts w:ascii="Arial" w:hAnsi="Arial" w:cs="Arial"/>
           <w:sz w:val="24"/>
           <w:szCs w:val="24"/>
         </w:rPr>
@@ -1381,6 +1580,13 @@
           <w:szCs w:val="24"/>
         </w:rPr>
       </w:r>
+      <w:r>
+        <w:rPr>
+          <w:rFonts w:ascii="Arial" w:hAnsi="Arial" w:cs="Arial"/>
+          <w:sz w:val="24"/>
+          <w:szCs w:val="24"/>
+        </w:rPr>
+      </w:r>
     </w:p>
     <w:p>
       <w:pPr>
@@ -1419,6 +1625,13 @@
           <w:szCs w:val="24"/>
         </w:rPr>
       </w:r>
+      <w:r>
+        <w:rPr>
+          <w:rFonts w:ascii="Arial" w:hAnsi="Arial" w:cs="Arial"/>
+          <w:sz w:val="24"/>
+          <w:szCs w:val="24"/>
+        </w:rPr>
+      </w:r>
     </w:p>
     <w:p>
       <w:pPr>
@@ -1457,6 +1670,13 @@
           <w:szCs w:val="24"/>
         </w:rPr>
       </w:r>
+      <w:r>
+        <w:rPr>
+          <w:rFonts w:ascii="Arial" w:hAnsi="Arial" w:cs="Arial"/>
+          <w:sz w:val="24"/>
+          <w:szCs w:val="24"/>
+        </w:rPr>
+      </w:r>
     </w:p>
     <w:p>
       <w:pPr>
@@ -1495,6 +1715,13 @@
           <w:szCs w:val="24"/>
         </w:rPr>
       </w:r>
+      <w:r>
+        <w:rPr>
+          <w:rFonts w:ascii="Arial" w:hAnsi="Arial" w:cs="Arial"/>
+          <w:sz w:val="24"/>
+          <w:szCs w:val="24"/>
+        </w:rPr>
+      </w:r>
     </w:p>
     <w:p>
       <w:pPr>
@@ -1533,6 +1760,13 @@
           <w:szCs w:val="24"/>
         </w:rPr>
       </w:r>
+      <w:r>
+        <w:rPr>
+          <w:rFonts w:ascii="Arial" w:hAnsi="Arial" w:cs="Arial"/>
+          <w:sz w:val="24"/>
+          <w:szCs w:val="24"/>
+        </w:rPr>
+      </w:r>
     </w:p>
     <w:p>
       <w:pPr>
@@ -1571,6 +1805,13 @@
           <w:szCs w:val="24"/>
         </w:rPr>
       </w:r>
+      <w:r>
+        <w:rPr>
+          <w:rFonts w:ascii="Arial" w:hAnsi="Arial" w:cs="Arial"/>
+          <w:sz w:val="24"/>
+          <w:szCs w:val="24"/>
+        </w:rPr>
+      </w:r>
     </w:p>
     <w:p>
       <w:pPr>
@@ -1594,6 +1835,13 @@
       <w:r>
         <w:rPr>
           <w:rFonts w:ascii="Arial" w:hAnsi="Arial" w:eastAsia="Arial" w:cs="Arial"/>
+          <w:sz w:val="24"/>
+          <w:szCs w:val="24"/>
+        </w:rPr>
+      </w:r>
+      <w:r>
+        <w:rPr>
+          <w:rFonts w:ascii="Arial" w:hAnsi="Arial" w:cs="Arial"/>
           <w:sz w:val="24"/>
           <w:szCs w:val="24"/>
         </w:rPr>
@@ -1626,6 +1874,13 @@
           <w:szCs w:val="24"/>
         </w:rPr>
       </w:r>
+      <w:r>
+        <w:rPr>
+          <w:rFonts w:ascii="Arial" w:hAnsi="Arial" w:cs="Arial"/>
+          <w:sz w:val="24"/>
+          <w:szCs w:val="24"/>
+        </w:rPr>
+      </w:r>
     </w:p>
     <w:p>
       <w:pPr>
@@ -1654,6 +1909,13 @@
           <w:szCs w:val="24"/>
         </w:rPr>
       </w:r>
+      <w:r>
+        <w:rPr>
+          <w:rFonts w:ascii="Arial" w:hAnsi="Arial" w:cs="Arial"/>
+          <w:sz w:val="24"/>
+          <w:szCs w:val="24"/>
+        </w:rPr>
+      </w:r>
     </w:p>
     <w:p>
       <w:pPr>
@@ -1681,6 +1943,13 @@
           <w:szCs w:val="24"/>
         </w:rPr>
       </w:r>
+      <w:r>
+        <w:rPr>
+          <w:rFonts w:ascii="Arial" w:hAnsi="Arial" w:cs="Arial"/>
+          <w:sz w:val="24"/>
+          <w:szCs w:val="24"/>
+        </w:rPr>
+      </w:r>
     </w:p>
     <w:p>
       <w:pPr>
@@ -1709,6 +1978,15 @@
       <w:r>
         <w:rPr>
           <w:rFonts w:ascii="Arial" w:hAnsi="Arial" w:eastAsia="Arial" w:cs="Arial"/>
+          <w:b/>
+          <w:bCs/>
+          <w:sz w:val="24"/>
+          <w:szCs w:val="24"/>
+        </w:rPr>
+      </w:r>
+      <w:r>
+        <w:rPr>
+          <w:rFonts w:ascii="Arial" w:hAnsi="Arial" w:cs="Arial"/>
           <w:b/>
           <w:bCs/>
           <w:sz w:val="24"/>
@@ -1765,7 +2043,6 @@
         </w:rPr>
         <w:t xml:space="preserve">}</w:t>
       </w:r>
-      <w:r/>
       <w:r>
         <w:rPr>
           <w:rFonts w:ascii="Arial" w:hAnsi="Arial" w:eastAsia="Arial" w:cs="Arial"/>
@@ -1798,7 +2075,6 @@
         </w:rPr>
         <w:t xml:space="preserve">}</w:t>
       </w:r>
-      <w:r/>
       <w:r>
         <w:rPr>
           <w:rFonts w:ascii="Arial" w:hAnsi="Arial" w:eastAsia="Arial" w:cs="Arial"/>
@@ -1814,6 +2090,13 @@
           <w:szCs w:val="24"/>
         </w:rPr>
       </w:r>
+      <w:r>
+        <w:rPr>
+          <w:rFonts w:ascii="Arial" w:hAnsi="Arial" w:cs="Arial"/>
+          <w:sz w:val="24"/>
+          <w:szCs w:val="24"/>
+        </w:rPr>
+      </w:r>
     </w:p>
     <w:p>
       <w:pPr>
@@ -1837,6 +2120,13 @@
       <w:r>
         <w:rPr>
           <w:rFonts w:ascii="Arial" w:hAnsi="Arial" w:eastAsia="Arial" w:cs="Arial"/>
+          <w:sz w:val="24"/>
+          <w:szCs w:val="24"/>
+        </w:rPr>
+      </w:r>
+      <w:r>
+        <w:rPr>
+          <w:rFonts w:ascii="Arial" w:hAnsi="Arial" w:cs="Arial"/>
           <w:sz w:val="24"/>
           <w:szCs w:val="24"/>
         </w:rPr>
@@ -1947,6 +2237,13 @@
           <w:szCs w:val="24"/>
         </w:rPr>
       </w:r>
+      <w:r>
+        <w:rPr>
+          <w:rFonts w:ascii="Arial" w:hAnsi="Arial" w:cs="Arial"/>
+          <w:sz w:val="24"/>
+          <w:szCs w:val="24"/>
+        </w:rPr>
+      </w:r>
     </w:p>
     <w:p>
       <w:pPr>
@@ -1991,10 +2288,17 @@
           <w:szCs w:val="24"/>
         </w:rPr>
       </w:r>
+      <w:r>
+        <w:rPr>
+          <w:rFonts w:ascii="Arial" w:hAnsi="Arial" w:cs="Arial"/>
+          <w:sz w:val="24"/>
+          <w:szCs w:val="24"/>
+        </w:rPr>
+      </w:r>
     </w:p>
     <w:p>
       <w:pPr>
-        <w:pStyle w:val="752"/>
+        <w:pStyle w:val="1003"/>
         <w:suppressLineNumbers w:val="false"/>
         <w:pBdr/>
         <w:bidi w:val="false"/>
@@ -2027,10 +2331,19 @@
           <w:szCs w:val="24"/>
         </w:rPr>
       </w:r>
+      <w:r>
+        <w:rPr>
+          <w:rFonts w:ascii="Arial" w:hAnsi="Arial" w:cs="Arial"/>
+          <w:b/>
+          <w:bCs/>
+          <w:sz w:val="24"/>
+          <w:szCs w:val="24"/>
+        </w:rPr>
+      </w:r>
     </w:p>
     <w:p>
       <w:pPr>
-        <w:pStyle w:val="752"/>
+        <w:pStyle w:val="1003"/>
         <w:suppressLineNumbers w:val="false"/>
         <w:pBdr/>
         <w:bidi w:val="false"/>
@@ -2063,10 +2376,19 @@
           <w:szCs w:val="24"/>
         </w:rPr>
       </w:r>
+      <w:r>
+        <w:rPr>
+          <w:rFonts w:ascii="Arial" w:hAnsi="Arial" w:cs="Arial"/>
+          <w:b/>
+          <w:bCs/>
+          <w:sz w:val="24"/>
+          <w:szCs w:val="24"/>
+        </w:rPr>
+      </w:r>
     </w:p>
     <w:p>
       <w:pPr>
-        <w:pStyle w:val="752"/>
+        <w:pStyle w:val="1003"/>
         <w:suppressLineNumbers w:val="false"/>
         <w:pBdr/>
         <w:bidi w:val="false"/>
@@ -2099,10 +2421,19 @@
           <w:szCs w:val="24"/>
         </w:rPr>
       </w:r>
+      <w:r>
+        <w:rPr>
+          <w:rFonts w:ascii="Arial" w:hAnsi="Arial" w:cs="Arial"/>
+          <w:b/>
+          <w:bCs/>
+          <w:sz w:val="24"/>
+          <w:szCs w:val="24"/>
+        </w:rPr>
+      </w:r>
     </w:p>
     <w:p>
       <w:pPr>
-        <w:pStyle w:val="752"/>
+        <w:pStyle w:val="1003"/>
         <w:suppressLineNumbers w:val="false"/>
         <w:pBdr/>
         <w:bidi w:val="false"/>
@@ -2135,10 +2466,19 @@
           <w:szCs w:val="24"/>
         </w:rPr>
       </w:r>
+      <w:r>
+        <w:rPr>
+          <w:rFonts w:ascii="Arial" w:hAnsi="Arial" w:cs="Arial"/>
+          <w:b/>
+          <w:bCs/>
+          <w:sz w:val="24"/>
+          <w:szCs w:val="24"/>
+        </w:rPr>
+      </w:r>
     </w:p>
     <w:p>
       <w:pPr>
-        <w:pStyle w:val="752"/>
+        <w:pStyle w:val="1003"/>
         <w:suppressLineNumbers w:val="false"/>
         <w:pBdr/>
         <w:bidi w:val="false"/>
@@ -2165,6 +2505,15 @@
       <w:r>
         <w:rPr>
           <w:rFonts w:ascii="Arial" w:hAnsi="Arial" w:eastAsia="Arial" w:cs="Arial"/>
+          <w:b/>
+          <w:bCs/>
+          <w:sz w:val="24"/>
+          <w:szCs w:val="24"/>
+        </w:rPr>
+      </w:r>
+      <w:r>
+        <w:rPr>
+          <w:rFonts w:ascii="Arial" w:hAnsi="Arial" w:cs="Arial"/>
           <w:b/>
           <w:bCs/>
           <w:sz w:val="24"/>
@@ -2196,7 +2545,6 @@
         <w:ind/>
         <w:rPr/>
       </w:pPr>
-      <w:r/>
       <w:r>
         <w:separator/>
       </w:r>
@@ -2211,7 +2559,6 @@
         <w:ind/>
         <w:rPr/>
       </w:pPr>
-      <w:r/>
       <w:r>
         <w:continuationSeparator/>
       </w:r>
@@ -2225,7 +2572,7 @@
 <w:ftr xmlns:wpc="http://schemas.microsoft.com/office/word/2010/wordprocessingCanvas" xmlns:mc="http://schemas.openxmlformats.org/markup-compatibility/2006" xmlns:o="urn:schemas-microsoft-com:office:office" xmlns:r="http://schemas.openxmlformats.org/officeDocument/2006/relationships" xmlns:m="http://schemas.openxmlformats.org/officeDocument/2006/math" xmlns:v="urn:schemas-microsoft-com:vml" xmlns:wp14="http://schemas.microsoft.com/office/word/2010/wordprocessingDrawing" xmlns:wp="http://schemas.openxmlformats.org/drawingml/2006/wordprocessingDrawing" xmlns:w10="urn:schemas-microsoft-com:office:word" xmlns:w="http://schemas.openxmlformats.org/wordprocessingml/2006/main" xmlns:w14="http://schemas.microsoft.com/office/word/2010/wordml" xmlns:w15="http://schemas.microsoft.com/office/word/2012/wordml" xmlns:wpg="http://schemas.microsoft.com/office/word/2010/wordprocessingGroup" xmlns:wpi="http://schemas.microsoft.com/office/word/2010/wordprocessingInk" xmlns:wne="http://schemas.microsoft.com/office/word/2006/wordml" xmlns:a="http://schemas.openxmlformats.org/drawingml/2006/main" xmlns:wps="http://schemas.microsoft.com/office/word/2010/wordprocessingShape" mc:Ignorable="w14 w15 wp14">
   <w:tbl>
     <w:tblPr>
-      <w:tblStyle w:val="755"/>
+      <w:tblStyle w:val="1006"/>
       <w:tblW w:w="0" w:type="auto"/>
       <w:tblBorders/>
       <w:tblLook w:val="06A0" w:firstRow="1" w:lastRow="0" w:firstColumn="1" w:lastColumn="0" w:noHBand="1" w:noVBand="1"/>
@@ -2248,16 +2595,23 @@
         </w:tcPr>
         <w:p>
           <w:pPr>
-            <w:pStyle w:val="758"/>
+            <w:pStyle w:val="1009"/>
             <w:pBdr/>
+            <w:shd w:val="clear" w:color="auto" w:fill="auto"/>
             <w:bidi w:val="false"/>
             <w:spacing/>
             <w:ind w:left="-115"/>
             <w:jc w:val="left"/>
-            <w:rPr/>
+            <w:rPr>
+              <w:color w:val="d9f2d0" w:themeColor="accent6" w:themeTint="33"/>
+              <w:highlight w:val="none"/>
+            </w:rPr>
           </w:pPr>
-          <w:r/>
           <w:r>
+            <w:rPr>
+              <w:color w:val="d9f2d0" w:themeColor="accent6" w:themeTint="33"/>
+              <w:highlight w:val="none"/>
+            </w:rPr>
             <mc:AlternateContent>
               <mc:Choice Requires="wpg">
                 <w:drawing>
@@ -2267,7 +2621,7 @@
                       <wp:posOffset>-982825</wp:posOffset>
                     </wp:positionH>
                     <wp:positionV relativeFrom="paragraph">
-                      <wp:posOffset>68535</wp:posOffset>
+                      <wp:posOffset>20910</wp:posOffset>
                     </wp:positionV>
                     <wp:extent cx="7560000" cy="968583"/>
                     <wp:effectExtent l="0" t="0" r="0" b="0"/>
@@ -2326,7 +2680,7 @@
                     <v:path o:extrusionok="f" gradientshapeok="t" o:connecttype="rect"/>
                     <o:lock v:ext="edit" aspectratio="t"/>
                   </v:shapetype>
-                  <v:shape id="_x0000_i1" o:spid="_x0000_s1" type="#_x0000_t75" style="position:absolute;z-index:-251658240;o:allowoverlap:true;o:allowincell:true;mso-position-horizontal-relative:text;margin-left:-77.39pt;mso-position-horizontal:absolute;mso-position-vertical-relative:text;margin-top:5.40pt;mso-position-vertical:absolute;width:595.28pt;height:76.27pt;mso-wrap-distance-left:9.00pt;mso-wrap-distance-top:0.00pt;mso-wrap-distance-right:9.00pt;mso-wrap-distance-bottom:0.00pt;rotation:0;z-index:1;" stroked="false">
+                  <v:shape id="_x0000_i1" o:spid="_x0000_s1" type="#_x0000_t75" style="position:absolute;z-index:-251658240;o:allowoverlap:true;o:allowincell:true;mso-position-horizontal-relative:text;margin-left:-77.39pt;mso-position-horizontal:absolute;mso-position-vertical-relative:text;margin-top:1.65pt;mso-position-vertical:absolute;width:595.28pt;height:76.27pt;mso-wrap-distance-left:9.00pt;mso-wrap-distance-top:0.00pt;mso-wrap-distance-right:9.00pt;mso-wrap-distance-bottom:0.00pt;rotation:0;z-index:1;" stroked="false">
                     <v:imagedata r:id="rId1" o:title=""/>
                     <o:lock v:ext="edit" rotation="t"/>
                   </v:shape>
@@ -2334,68 +2688,10 @@
               </mc:Fallback>
             </mc:AlternateContent>
           </w:r>
-          <w:r/>
-          <w:r/>
-        </w:p>
-      </w:tc>
-      <w:tc>
-        <w:tcPr>
-          <w:tcBorders/>
-          <w:tcW w:w="3005" w:type="dxa"/>
-          <w:textDirection w:val="lrTb"/>
-          <w:noWrap w:val="false"/>
-        </w:tcPr>
-        <w:p>
-          <w:pPr>
-            <w:pStyle w:val="758"/>
-            <w:pBdr/>
-            <w:bidi w:val="false"/>
-            <w:spacing/>
-            <w:ind/>
-            <w:jc w:val="center"/>
-            <w:rPr>
-              <w:sz w:val="16"/>
-              <w:szCs w:val="16"/>
-            </w:rPr>
-          </w:pPr>
           <w:r>
             <w:rPr>
-              <w:sz w:val="16"/>
-              <w:szCs w:val="16"/>
-            </w:rPr>
-            <w:t xml:space="preserve">Endereço</w:t>
-          </w:r>
-          <w:r>
-            <w:rPr>
-              <w:sz w:val="16"/>
-              <w:szCs w:val="16"/>
-            </w:rPr>
-          </w:r>
-        </w:p>
-        <w:p>
-          <w:pPr>
-            <w:pStyle w:val="758"/>
-            <w:pBdr/>
-            <w:bidi w:val="false"/>
-            <w:spacing/>
-            <w:ind/>
-            <w:jc w:val="center"/>
-            <w:rPr>
-              <w:sz w:val="16"/>
-              <w:szCs w:val="16"/>
-            </w:rPr>
-          </w:pPr>
-          <w:r>
-            <w:rPr>
-              <w:sz w:val="16"/>
-              <w:szCs w:val="16"/>
-            </w:rPr>
-            <w:t xml:space="preserve">CAJ I- Rua Arquimedes Gonçalves, 271, Jardim Baiano, Salvador, Bahia</w:t>
-          </w:r>
-          <w:r>
-            <w:rPr>
-              <w:sz w:val="16"/>
-              <w:szCs w:val="16"/>
+              <w:color w:val="d9f2d0" w:themeColor="accent6" w:themeTint="33"/>
+              <w:highlight w:val="none"/>
             </w:rPr>
           </w:r>
         </w:p>
@@ -2409,31 +2705,151 @@
         </w:tcPr>
         <w:p>
           <w:pPr>
-            <w:pStyle w:val="758"/>
+            <w:pStyle w:val="1009"/>
             <w:pBdr/>
+            <w:shd w:val="clear" w:color="auto" w:fill="auto"/>
+            <w:bidi w:val="false"/>
+            <w:spacing/>
+            <w:ind/>
+            <w:jc w:val="center"/>
+            <w:rPr>
+              <w:color w:val="d9f2d0" w:themeColor="accent6" w:themeTint="33"/>
+              <w:sz w:val="16"/>
+              <w:szCs w:val="16"/>
+              <w:highlight w:val="none"/>
+            </w:rPr>
+          </w:pPr>
+          <w:r>
+            <w:rPr>
+              <w:color w:val="d9f2d0" w:themeColor="accent6" w:themeTint="33"/>
+              <w:sz w:val="16"/>
+              <w:szCs w:val="16"/>
+              <w:highlight w:val="none"/>
+            </w:rPr>
+            <w:t xml:space="preserve">Endereço</w:t>
+          </w:r>
+          <w:r>
+            <w:rPr>
+              <w:color w:val="d9f2d0" w:themeColor="accent6" w:themeTint="33"/>
+              <w:sz w:val="16"/>
+              <w:szCs w:val="16"/>
+              <w:highlight w:val="none"/>
+            </w:rPr>
+          </w:r>
+          <w:r>
+            <w:rPr>
+              <w:color w:val="d9f2d0" w:themeColor="accent6" w:themeTint="33"/>
+              <w:sz w:val="16"/>
+              <w:szCs w:val="16"/>
+              <w:highlight w:val="none"/>
+            </w:rPr>
+          </w:r>
+        </w:p>
+        <w:p>
+          <w:pPr>
+            <w:pStyle w:val="1009"/>
+            <w:pBdr/>
+            <w:shd w:val="clear" w:color="auto" w:fill="auto"/>
+            <w:bidi w:val="false"/>
+            <w:spacing/>
+            <w:ind/>
+            <w:jc w:val="center"/>
+            <w:rPr>
+              <w:color w:val="d9f2d0" w:themeColor="accent6" w:themeTint="33"/>
+              <w:sz w:val="16"/>
+              <w:szCs w:val="16"/>
+              <w:highlight w:val="none"/>
+            </w:rPr>
+          </w:pPr>
+          <w:r>
+            <w:rPr>
+              <w:color w:val="d9f2d0" w:themeColor="accent6" w:themeTint="33"/>
+              <w:sz w:val="16"/>
+              <w:szCs w:val="16"/>
+              <w:highlight w:val="none"/>
+            </w:rPr>
+            <w:t xml:space="preserve">CAJ I- Rua Arquimedes Gonçalves, 271, Jardim Baiano, Salvador, Bahia</w:t>
+          </w:r>
+          <w:r>
+            <w:rPr>
+              <w:color w:val="d9f2d0" w:themeColor="accent6" w:themeTint="33"/>
+              <w:sz w:val="16"/>
+              <w:szCs w:val="16"/>
+              <w:highlight w:val="none"/>
+            </w:rPr>
+          </w:r>
+          <w:r>
+            <w:rPr>
+              <w:color w:val="d9f2d0" w:themeColor="accent6" w:themeTint="33"/>
+              <w:sz w:val="16"/>
+              <w:szCs w:val="16"/>
+              <w:highlight w:val="none"/>
+            </w:rPr>
+          </w:r>
+        </w:p>
+      </w:tc>
+      <w:tc>
+        <w:tcPr>
+          <w:tcBorders/>
+          <w:tcW w:w="3005" w:type="dxa"/>
+          <w:textDirection w:val="lrTb"/>
+          <w:noWrap w:val="false"/>
+        </w:tcPr>
+        <w:p>
+          <w:pPr>
+            <w:pStyle w:val="1009"/>
+            <w:pBdr/>
+            <w:shd w:val="clear" w:color="auto" w:fill="auto"/>
             <w:bidi w:val="false"/>
             <w:spacing/>
             <w:ind w:right="-115"/>
             <w:jc w:val="right"/>
-            <w:rPr/>
+            <w:rPr>
+              <w:color w:val="d9f2d0" w:themeColor="accent6" w:themeTint="33"/>
+              <w:highlight w:val="none"/>
+            </w:rPr>
           </w:pPr>
-          <w:r/>
-          <w:r/>
+          <w:r>
+            <w:rPr>
+              <w:color w:val="d9f2d0" w:themeColor="accent6" w:themeTint="33"/>
+              <w:highlight w:val="none"/>
+            </w:rPr>
+          </w:r>
+          <w:r>
+            <w:rPr>
+              <w:color w:val="d9f2d0" w:themeColor="accent6" w:themeTint="33"/>
+              <w:highlight w:val="none"/>
+            </w:rPr>
+          </w:r>
         </w:p>
       </w:tc>
     </w:tr>
   </w:tbl>
   <w:p>
     <w:pPr>
-      <w:pStyle w:val="759"/>
+      <w:pStyle w:val="1010"/>
       <w:pBdr/>
+      <w:shd w:val="clear" w:color="auto" w:fill="auto"/>
       <w:bidi w:val="false"/>
       <w:spacing/>
       <w:ind/>
-      <w:rPr/>
+      <w:rPr>
+        <w:color w:val="d9f2d0" w:themeColor="accent6" w:themeTint="33"/>
+        <w:highlight w:val="none"/>
+      </w:rPr>
     </w:pPr>
-    <w:r/>
-    <w:r/>
+    <w:r>
+      <w:rPr>
+        <w:color w:val="d9f2d0" w:themeColor="accent6" w:themeTint="33"/>
+        <w:highlight w:val="none"/>
+      </w:rPr>
+    </w:r>
+    <w:r>
+      <w:rPr>
+        <w:color w:val="d9f2d0" w:themeColor="accent6" w:themeTint="33"/>
+        <w:highlight w:val="none"/>
+      </w:rPr>
+    </w:r>
   </w:p>
 </w:ftr>
 </file>
@@ -2448,7 +2864,6 @@
         <w:ind/>
         <w:rPr/>
       </w:pPr>
-      <w:r/>
       <w:r>
         <w:separator/>
       </w:r>
@@ -2463,7 +2878,6 @@
         <w:ind/>
         <w:rPr/>
       </w:pPr>
-      <w:r/>
       <w:r>
         <w:continuationSeparator/>
       </w:r>
@@ -2477,7 +2891,7 @@
 <w:hdr xmlns:wpc="http://schemas.microsoft.com/office/word/2010/wordprocessingCanvas" xmlns:mc="http://schemas.openxmlformats.org/markup-compatibility/2006" xmlns:o="urn:schemas-microsoft-com:office:office" xmlns:r="http://schemas.openxmlformats.org/officeDocument/2006/relationships" xmlns:m="http://schemas.openxmlformats.org/officeDocument/2006/math" xmlns:v="urn:schemas-microsoft-com:vml" xmlns:wp14="http://schemas.microsoft.com/office/word/2010/wordprocessingDrawing" xmlns:wp="http://schemas.openxmlformats.org/drawingml/2006/wordprocessingDrawing" xmlns:w10="urn:schemas-microsoft-com:office:word" xmlns:w="http://schemas.openxmlformats.org/wordprocessingml/2006/main" xmlns:w14="http://schemas.microsoft.com/office/word/2010/wordml" xmlns:w15="http://schemas.microsoft.com/office/word/2012/wordml" xmlns:wpg="http://schemas.microsoft.com/office/word/2010/wordprocessingGroup" xmlns:wpi="http://schemas.microsoft.com/office/word/2010/wordprocessingInk" xmlns:wne="http://schemas.microsoft.com/office/word/2006/wordml" xmlns:a="http://schemas.openxmlformats.org/drawingml/2006/main" xmlns:wps="http://schemas.microsoft.com/office/word/2010/wordprocessingShape" mc:Ignorable="w14 w15 wp14">
   <w:tbl>
     <w:tblPr>
-      <w:tblStyle w:val="755"/>
+      <w:tblStyle w:val="1006"/>
       <w:tblW w:w="0" w:type="auto"/>
       <w:tblBorders/>
       <w:tblLook w:val="06A0" w:firstRow="1" w:lastRow="0" w:firstColumn="1" w:lastColumn="0" w:noHBand="1" w:noVBand="1"/>
@@ -2501,7 +2915,7 @@
         <w:p>
           <w:pPr>
             <w:pBdr/>
-            <w:spacing/>
+            <w:spacing w:after="125" w:afterAutospacing="0"/>
             <w:ind/>
             <w:rPr/>
           </w:pPr>
@@ -2517,7 +2931,7 @@
                     <wp:positionV relativeFrom="paragraph">
                       <wp:posOffset>-592891</wp:posOffset>
                     </wp:positionV>
-                    <wp:extent cx="7596000" cy="1814431"/>
+                    <wp:extent cx="7596000" cy="1550530"/>
                     <wp:effectExtent l="0" t="0" r="0" b="0"/>
                     <wp:wrapNone/>
                     <wp:docPr id="1" name="drawing"/>
@@ -2541,7 +2955,7 @@
                           <pic:spPr bwMode="auto">
                             <a:xfrm rot="0" flipH="0" flipV="0">
                               <a:off x="0" y="0"/>
-                              <a:ext cx="7596000" cy="1814430"/>
+                              <a:ext cx="7596000" cy="1550529"/>
                             </a:xfrm>
                             <a:prstGeom prst="rect">
                               <a:avLst/>
@@ -2574,7 +2988,7 @@
                     <v:path o:extrusionok="f" gradientshapeok="t" o:connecttype="rect"/>
                     <o:lock v:ext="edit" aspectratio="t"/>
                   </v:shapetype>
-                  <v:shape id="_x0000_i0" o:spid="_x0000_s0" type="#_x0000_t75" style="position:absolute;z-index:-251658240;o:allowoverlap:true;o:allowincell:true;mso-position-horizontal-relative:text;margin-left:-78.81pt;mso-position-horizontal:absolute;mso-position-vertical-relative:text;margin-top:-46.68pt;mso-position-vertical:absolute;width:598.11pt;height:142.87pt;mso-wrap-distance-left:9.00pt;mso-wrap-distance-top:0.00pt;mso-wrap-distance-right:9.00pt;mso-wrap-distance-bottom:0.00pt;rotation:0;z-index:1;" stroked="false">
+                  <v:shape id="_x0000_i0" o:spid="_x0000_s0" type="#_x0000_t75" style="position:absolute;z-index:-251658240;o:allowoverlap:true;o:allowincell:true;mso-position-horizontal-relative:text;margin-left:-78.81pt;mso-position-horizontal:absolute;mso-position-vertical-relative:text;margin-top:-46.68pt;mso-position-vertical:absolute;width:598.11pt;height:122.09pt;mso-wrap-distance-left:9.00pt;mso-wrap-distance-top:0.00pt;mso-wrap-distance-right:9.00pt;mso-wrap-distance-bottom:0.00pt;rotation:0;z-index:1;" stroked="false">
                     <v:imagedata r:id="rId1" o:title=""/>
                     <o:lock v:ext="edit" rotation="t"/>
                   </v:shape>
@@ -2582,7 +2996,6 @@
               </mc:Fallback>
             </mc:AlternateContent>
           </w:r>
-          <w:r/>
           <w:r/>
         </w:p>
         <w:p>
@@ -2594,11 +3007,10 @@
           </w:pPr>
           <w:r/>
           <w:r/>
-          <w:r/>
         </w:p>
         <w:p>
           <w:pPr>
-            <w:pStyle w:val="758"/>
+            <w:pStyle w:val="1009"/>
             <w:pBdr/>
             <w:bidi w:val="false"/>
             <w:spacing/>
@@ -2619,7 +3031,7 @@
         </w:tcPr>
         <w:p>
           <w:pPr>
-            <w:pStyle w:val="758"/>
+            <w:pStyle w:val="1009"/>
             <w:pBdr/>
             <w:bidi w:val="false"/>
             <w:spacing/>
@@ -2640,7 +3052,7 @@
         </w:tcPr>
         <w:p>
           <w:pPr>
-            <w:pStyle w:val="758"/>
+            <w:pStyle w:val="1009"/>
             <w:pBdr/>
             <w:bidi w:val="false"/>
             <w:spacing/>
@@ -2656,7 +3068,7 @@
   </w:tbl>
   <w:p>
     <w:pPr>
-      <w:pStyle w:val="758"/>
+      <w:pStyle w:val="1009"/>
       <w:pBdr/>
       <w:bidi w:val="false"/>
       <w:spacing/>
@@ -2827,9 +3239,9 @@
     <w:lsdException w:name="Bibliography" w:uiPriority="37"/>
     <w:lsdException w:name="TOC Heading" w:uiPriority="39" w:qFormat="1"/>
   </w:latentStyles>
-  <w:style w:type="table" w:styleId="13">
+  <w:style w:type="table" w:styleId="821">
     <w:name w:val="Table Grid Light"/>
-    <w:basedOn w:val="755"/>
+    <w:basedOn w:val="1006"/>
     <w:uiPriority w:val="59"/>
     <w:pPr>
       <w:pBdr/>
@@ -3026,9 +3438,9 @@
       </w:tcPr>
     </w:tblStylePr>
   </w:style>
-  <w:style w:type="table" w:styleId="14">
+  <w:style w:type="table" w:styleId="822">
     <w:name w:val="Plain Table 1"/>
-    <w:basedOn w:val="755"/>
+    <w:basedOn w:val="1006"/>
     <w:uiPriority w:val="59"/>
     <w:pPr>
       <w:pBdr/>
@@ -3251,9 +3663,9 @@
       </w:tcPr>
     </w:tblStylePr>
   </w:style>
-  <w:style w:type="table" w:styleId="15">
+  <w:style w:type="table" w:styleId="823">
     <w:name w:val="Plain Table 2"/>
-    <w:basedOn w:val="755"/>
+    <w:basedOn w:val="1006"/>
     <w:uiPriority w:val="59"/>
     <w:pPr>
       <w:pBdr/>
@@ -3484,9 +3896,9 @@
       </w:tcPr>
     </w:tblStylePr>
   </w:style>
-  <w:style w:type="table" w:styleId="16">
+  <w:style w:type="table" w:styleId="824">
     <w:name w:val="Plain Table 3"/>
-    <w:basedOn w:val="755"/>
+    <w:basedOn w:val="1006"/>
     <w:uiPriority w:val="99"/>
     <w:pPr>
       <w:pBdr/>
@@ -3714,9 +4126,9 @@
       </w:tcPr>
     </w:tblStylePr>
   </w:style>
-  <w:style w:type="table" w:styleId="17">
+  <w:style w:type="table" w:styleId="825">
     <w:name w:val="Plain Table 4"/>
-    <w:basedOn w:val="755"/>
+    <w:basedOn w:val="1006"/>
     <w:uiPriority w:val="99"/>
     <w:pPr>
       <w:pBdr/>
@@ -3930,9 +4342,9 @@
       </w:tcPr>
     </w:tblStylePr>
   </w:style>
-  <w:style w:type="table" w:styleId="18">
+  <w:style w:type="table" w:styleId="826">
     <w:name w:val="Plain Table 5"/>
-    <w:basedOn w:val="755"/>
+    <w:basedOn w:val="1006"/>
     <w:uiPriority w:val="99"/>
     <w:pPr>
       <w:pBdr/>
@@ -4163,9 +4575,9 @@
       </w:tcPr>
     </w:tblStylePr>
   </w:style>
-  <w:style w:type="table" w:styleId="19">
+  <w:style w:type="table" w:styleId="827">
     <w:name w:val="Grid Table 1 Light"/>
-    <w:basedOn w:val="755"/>
+    <w:basedOn w:val="1006"/>
     <w:uiPriority w:val="99"/>
     <w:pPr>
       <w:pBdr/>
@@ -4386,9 +4798,9 @@
       </w:tcPr>
     </w:tblStylePr>
   </w:style>
-  <w:style w:type="table" w:styleId="20">
+  <w:style w:type="table" w:styleId="828">
     <w:name w:val="Grid Table 1 Light - Accent 1"/>
-    <w:basedOn w:val="755"/>
+    <w:basedOn w:val="1006"/>
     <w:uiPriority w:val="99"/>
     <w:pPr>
       <w:pBdr/>
@@ -4609,9 +5021,9 @@
       </w:tcPr>
     </w:tblStylePr>
   </w:style>
-  <w:style w:type="table" w:styleId="21">
+  <w:style w:type="table" w:styleId="829">
     <w:name w:val="Grid Table 1 Light - Accent 2"/>
-    <w:basedOn w:val="755"/>
+    <w:basedOn w:val="1006"/>
     <w:uiPriority w:val="99"/>
     <w:pPr>
       <w:pBdr/>
@@ -4832,9 +5244,9 @@
       </w:tcPr>
     </w:tblStylePr>
   </w:style>
-  <w:style w:type="table" w:styleId="22">
+  <w:style w:type="table" w:styleId="830">
     <w:name w:val="Grid Table 1 Light - Accent 3"/>
-    <w:basedOn w:val="755"/>
+    <w:basedOn w:val="1006"/>
     <w:uiPriority w:val="99"/>
     <w:pPr>
       <w:pBdr/>
@@ -5055,9 +5467,9 @@
       </w:tcPr>
     </w:tblStylePr>
   </w:style>
-  <w:style w:type="table" w:styleId="23">
+  <w:style w:type="table" w:styleId="831">
     <w:name w:val="Grid Table 1 Light - Accent 4"/>
-    <w:basedOn w:val="755"/>
+    <w:basedOn w:val="1006"/>
     <w:uiPriority w:val="99"/>
     <w:pPr>
       <w:pBdr/>
@@ -5278,9 +5690,9 @@
       </w:tcPr>
     </w:tblStylePr>
   </w:style>
-  <w:style w:type="table" w:styleId="24">
+  <w:style w:type="table" w:styleId="832">
     <w:name w:val="Grid Table 1 Light - Accent 5"/>
-    <w:basedOn w:val="755"/>
+    <w:basedOn w:val="1006"/>
     <w:uiPriority w:val="99"/>
     <w:pPr>
       <w:pBdr/>
@@ -5501,9 +5913,9 @@
       </w:tcPr>
     </w:tblStylePr>
   </w:style>
-  <w:style w:type="table" w:styleId="25">
+  <w:style w:type="table" w:styleId="833">
     <w:name w:val="Grid Table 1 Light - Accent 6"/>
-    <w:basedOn w:val="755"/>
+    <w:basedOn w:val="1006"/>
     <w:uiPriority w:val="99"/>
     <w:pPr>
       <w:pBdr/>
@@ -5724,9 +6136,9 @@
       </w:tcPr>
     </w:tblStylePr>
   </w:style>
-  <w:style w:type="table" w:styleId="26">
+  <w:style w:type="table" w:styleId="834">
     <w:name w:val="Grid Table 2"/>
-    <w:basedOn w:val="755"/>
+    <w:basedOn w:val="1006"/>
     <w:uiPriority w:val="99"/>
     <w:pPr>
       <w:pBdr/>
@@ -5956,9 +6368,9 @@
       </w:tcPr>
     </w:tblStylePr>
   </w:style>
-  <w:style w:type="table" w:styleId="27">
+  <w:style w:type="table" w:styleId="835">
     <w:name w:val="Grid Table 2 - Accent 1"/>
-    <w:basedOn w:val="755"/>
+    <w:basedOn w:val="1006"/>
     <w:uiPriority w:val="99"/>
     <w:pPr>
       <w:pBdr/>
@@ -6188,9 +6600,9 @@
       </w:tcPr>
     </w:tblStylePr>
   </w:style>
-  <w:style w:type="table" w:styleId="28">
+  <w:style w:type="table" w:styleId="836">
     <w:name w:val="Grid Table 2 - Accent 2"/>
-    <w:basedOn w:val="755"/>
+    <w:basedOn w:val="1006"/>
     <w:uiPriority w:val="99"/>
     <w:pPr>
       <w:pBdr/>
@@ -6420,9 +6832,9 @@
       </w:tcPr>
     </w:tblStylePr>
   </w:style>
-  <w:style w:type="table" w:styleId="29">
+  <w:style w:type="table" w:styleId="837">
     <w:name w:val="Grid Table 2 - Accent 3"/>
-    <w:basedOn w:val="755"/>
+    <w:basedOn w:val="1006"/>
     <w:uiPriority w:val="99"/>
     <w:pPr>
       <w:pBdr/>
@@ -6652,9 +7064,9 @@
       </w:tcPr>
     </w:tblStylePr>
   </w:style>
-  <w:style w:type="table" w:styleId="30">
+  <w:style w:type="table" w:styleId="838">
     <w:name w:val="Grid Table 2 - Accent 4"/>
-    <w:basedOn w:val="755"/>
+    <w:basedOn w:val="1006"/>
     <w:uiPriority w:val="99"/>
     <w:pPr>
       <w:pBdr/>
@@ -6884,9 +7296,9 @@
       </w:tcPr>
     </w:tblStylePr>
   </w:style>
-  <w:style w:type="table" w:styleId="31">
+  <w:style w:type="table" w:styleId="839">
     <w:name w:val="Grid Table 2 - Accent 5"/>
-    <w:basedOn w:val="755"/>
+    <w:basedOn w:val="1006"/>
     <w:uiPriority w:val="99"/>
     <w:pPr>
       <w:pBdr/>
@@ -7116,9 +7528,9 @@
       </w:tcPr>
     </w:tblStylePr>
   </w:style>
-  <w:style w:type="table" w:styleId="32">
+  <w:style w:type="table" w:styleId="840">
     <w:name w:val="Grid Table 2 - Accent 6"/>
-    <w:basedOn w:val="755"/>
+    <w:basedOn w:val="1006"/>
     <w:uiPriority w:val="99"/>
     <w:pPr>
       <w:pBdr/>
@@ -7348,9 +7760,9 @@
       </w:tcPr>
     </w:tblStylePr>
   </w:style>
-  <w:style w:type="table" w:styleId="33">
+  <w:style w:type="table" w:styleId="841">
     <w:name w:val="Grid Table 3"/>
-    <w:basedOn w:val="755"/>
+    <w:basedOn w:val="1006"/>
     <w:uiPriority w:val="99"/>
     <w:pPr>
       <w:pBdr/>
@@ -7449,29 +7861,6 @@
         <w:tblBorders/>
       </w:tblPr>
       <w:tcPr>
-        <w:shd w:color="ffffff"/>
-        <w:tcBorders>
-          <w:top w:val="none" w:color="000000" w:sz="4" w:space="0"/>
-          <w:left w:val="none" w:color="000000" w:sz="4" w:space="0"/>
-          <w:bottom w:val="none" w:color="000000" w:sz="4" w:space="0"/>
-          <w:right w:val="none" w:color="000000" w:sz="4" w:space="0"/>
-        </w:tcBorders>
-      </w:tcPr>
-    </w:tblStylePr>
-    <w:tblStylePr w:type="firstRow">
-      <w:rPr>
-        <w:b/>
-        <w:color w:val="404040"/>
-      </w:rPr>
-      <w:pPr>
-        <w:pBdr/>
-        <w:spacing/>
-        <w:ind/>
-      </w:pPr>
-      <w:tblPr>
-        <w:tblBorders/>
-      </w:tblPr>
-      <w:tcPr>
         <w:shd w:val="clear" w:color="ffffff"/>
         <w:tcBorders>
           <w:top w:val="none" w:color="000000" w:sz="4" w:space="0"/>
@@ -7481,30 +7870,7 @@
         </w:tcBorders>
       </w:tcPr>
     </w:tblStylePr>
-    <w:tblStylePr w:type="lastCol">
-      <w:rPr>
-        <w:i/>
-        <w:color w:val="404040"/>
-      </w:rPr>
-      <w:pPr>
-        <w:pBdr/>
-        <w:spacing/>
-        <w:ind/>
-      </w:pPr>
-      <w:tblPr>
-        <w:tblBorders/>
-      </w:tblPr>
-      <w:tcPr>
-        <w:shd w:color="ffffff"/>
-        <w:tcBorders>
-          <w:top w:val="none" w:color="000000" w:sz="4" w:space="0"/>
-          <w:left w:val="none" w:color="000000" w:sz="4" w:space="0"/>
-          <w:bottom w:val="none" w:color="000000" w:sz="4" w:space="0"/>
-          <w:right w:val="none" w:color="000000" w:sz="4" w:space="0"/>
-        </w:tcBorders>
-      </w:tcPr>
-    </w:tblStylePr>
-    <w:tblStylePr w:type="lastRow">
+    <w:tblStylePr w:type="firstRow">
       <w:rPr>
         <w:b/>
         <w:color w:val="404040"/>
@@ -7527,6 +7893,52 @@
         </w:tcBorders>
       </w:tcPr>
     </w:tblStylePr>
+    <w:tblStylePr w:type="lastCol">
+      <w:rPr>
+        <w:i/>
+        <w:color w:val="404040"/>
+      </w:rPr>
+      <w:pPr>
+        <w:pBdr/>
+        <w:spacing/>
+        <w:ind/>
+      </w:pPr>
+      <w:tblPr>
+        <w:tblBorders/>
+      </w:tblPr>
+      <w:tcPr>
+        <w:shd w:val="clear" w:color="ffffff"/>
+        <w:tcBorders>
+          <w:top w:val="none" w:color="000000" w:sz="4" w:space="0"/>
+          <w:left w:val="none" w:color="000000" w:sz="4" w:space="0"/>
+          <w:bottom w:val="none" w:color="000000" w:sz="4" w:space="0"/>
+          <w:right w:val="none" w:color="000000" w:sz="4" w:space="0"/>
+        </w:tcBorders>
+      </w:tcPr>
+    </w:tblStylePr>
+    <w:tblStylePr w:type="lastRow">
+      <w:rPr>
+        <w:b/>
+        <w:color w:val="404040"/>
+      </w:rPr>
+      <w:pPr>
+        <w:pBdr/>
+        <w:spacing/>
+        <w:ind/>
+      </w:pPr>
+      <w:tblPr>
+        <w:tblBorders/>
+      </w:tblPr>
+      <w:tcPr>
+        <w:shd w:val="clear" w:color="ffffff"/>
+        <w:tcBorders>
+          <w:top w:val="none" w:color="000000" w:sz="4" w:space="0"/>
+          <w:left w:val="none" w:color="000000" w:sz="4" w:space="0"/>
+          <w:bottom w:val="none" w:color="000000" w:sz="4" w:space="0"/>
+          <w:right w:val="none" w:color="000000" w:sz="4" w:space="0"/>
+        </w:tcBorders>
+      </w:tcPr>
+    </w:tblStylePr>
     <w:tblStylePr w:type="nwCell">
       <w:pPr>
         <w:pBdr/>
@@ -7593,9 +8005,9 @@
       </w:tcPr>
     </w:tblStylePr>
   </w:style>
-  <w:style w:type="table" w:styleId="34">
+  <w:style w:type="table" w:styleId="842">
     <w:name w:val="Grid Table 3 - Accent 1"/>
-    <w:basedOn w:val="755"/>
+    <w:basedOn w:val="1006"/>
     <w:uiPriority w:val="99"/>
     <w:pPr>
       <w:pBdr/>
@@ -7694,29 +8106,6 @@
         <w:tblBorders/>
       </w:tblPr>
       <w:tcPr>
-        <w:shd w:color="ffffff"/>
-        <w:tcBorders>
-          <w:top w:val="none" w:color="000000" w:sz="4" w:space="0"/>
-          <w:left w:val="none" w:color="000000" w:sz="4" w:space="0"/>
-          <w:bottom w:val="none" w:color="000000" w:sz="4" w:space="0"/>
-          <w:right w:val="none" w:color="000000" w:sz="4" w:space="0"/>
-        </w:tcBorders>
-      </w:tcPr>
-    </w:tblStylePr>
-    <w:tblStylePr w:type="firstRow">
-      <w:rPr>
-        <w:b/>
-        <w:color w:val="404040"/>
-      </w:rPr>
-      <w:pPr>
-        <w:pBdr/>
-        <w:spacing/>
-        <w:ind/>
-      </w:pPr>
-      <w:tblPr>
-        <w:tblBorders/>
-      </w:tblPr>
-      <w:tcPr>
         <w:shd w:val="clear" w:color="ffffff"/>
         <w:tcBorders>
           <w:top w:val="none" w:color="000000" w:sz="4" w:space="0"/>
@@ -7726,30 +8115,7 @@
         </w:tcBorders>
       </w:tcPr>
     </w:tblStylePr>
-    <w:tblStylePr w:type="lastCol">
-      <w:rPr>
-        <w:i/>
-        <w:color w:val="404040"/>
-      </w:rPr>
-      <w:pPr>
-        <w:pBdr/>
-        <w:spacing/>
-        <w:ind/>
-      </w:pPr>
-      <w:tblPr>
-        <w:tblBorders/>
-      </w:tblPr>
-      <w:tcPr>
-        <w:shd w:color="ffffff"/>
-        <w:tcBorders>
-          <w:top w:val="none" w:color="000000" w:sz="4" w:space="0"/>
-          <w:left w:val="none" w:color="000000" w:sz="4" w:space="0"/>
-          <w:bottom w:val="none" w:color="000000" w:sz="4" w:space="0"/>
-          <w:right w:val="none" w:color="000000" w:sz="4" w:space="0"/>
-        </w:tcBorders>
-      </w:tcPr>
-    </w:tblStylePr>
-    <w:tblStylePr w:type="lastRow">
+    <w:tblStylePr w:type="firstRow">
       <w:rPr>
         <w:b/>
         <w:color w:val="404040"/>
@@ -7772,6 +8138,52 @@
         </w:tcBorders>
       </w:tcPr>
     </w:tblStylePr>
+    <w:tblStylePr w:type="lastCol">
+      <w:rPr>
+        <w:i/>
+        <w:color w:val="404040"/>
+      </w:rPr>
+      <w:pPr>
+        <w:pBdr/>
+        <w:spacing/>
+        <w:ind/>
+      </w:pPr>
+      <w:tblPr>
+        <w:tblBorders/>
+      </w:tblPr>
+      <w:tcPr>
+        <w:shd w:val="clear" w:color="ffffff"/>
+        <w:tcBorders>
+          <w:top w:val="none" w:color="000000" w:sz="4" w:space="0"/>
+          <w:left w:val="none" w:color="000000" w:sz="4" w:space="0"/>
+          <w:bottom w:val="none" w:color="000000" w:sz="4" w:space="0"/>
+          <w:right w:val="none" w:color="000000" w:sz="4" w:space="0"/>
+        </w:tcBorders>
+      </w:tcPr>
+    </w:tblStylePr>
+    <w:tblStylePr w:type="lastRow">
+      <w:rPr>
+        <w:b/>
+        <w:color w:val="404040"/>
+      </w:rPr>
+      <w:pPr>
+        <w:pBdr/>
+        <w:spacing/>
+        <w:ind/>
+      </w:pPr>
+      <w:tblPr>
+        <w:tblBorders/>
+      </w:tblPr>
+      <w:tcPr>
+        <w:shd w:val="clear" w:color="ffffff"/>
+        <w:tcBorders>
+          <w:top w:val="none" w:color="000000" w:sz="4" w:space="0"/>
+          <w:left w:val="none" w:color="000000" w:sz="4" w:space="0"/>
+          <w:bottom w:val="none" w:color="000000" w:sz="4" w:space="0"/>
+          <w:right w:val="none" w:color="000000" w:sz="4" w:space="0"/>
+        </w:tcBorders>
+      </w:tcPr>
+    </w:tblStylePr>
     <w:tblStylePr w:type="nwCell">
       <w:pPr>
         <w:pBdr/>
@@ -7838,9 +8250,9 @@
       </w:tcPr>
     </w:tblStylePr>
   </w:style>
-  <w:style w:type="table" w:styleId="35">
+  <w:style w:type="table" w:styleId="843">
     <w:name w:val="Grid Table 3 - Accent 2"/>
-    <w:basedOn w:val="755"/>
+    <w:basedOn w:val="1006"/>
     <w:uiPriority w:val="99"/>
     <w:pPr>
       <w:pBdr/>
@@ -7939,29 +8351,6 @@
         <w:tblBorders/>
       </w:tblPr>
       <w:tcPr>
-        <w:shd w:color="ffffff"/>
-        <w:tcBorders>
-          <w:top w:val="none" w:color="000000" w:sz="4" w:space="0"/>
-          <w:left w:val="none" w:color="000000" w:sz="4" w:space="0"/>
-          <w:bottom w:val="none" w:color="000000" w:sz="4" w:space="0"/>
-          <w:right w:val="none" w:color="000000" w:sz="4" w:space="0"/>
-        </w:tcBorders>
-      </w:tcPr>
-    </w:tblStylePr>
-    <w:tblStylePr w:type="firstRow">
-      <w:rPr>
-        <w:b/>
-        <w:color w:val="404040"/>
-      </w:rPr>
-      <w:pPr>
-        <w:pBdr/>
-        <w:spacing/>
-        <w:ind/>
-      </w:pPr>
-      <w:tblPr>
-        <w:tblBorders/>
-      </w:tblPr>
-      <w:tcPr>
         <w:shd w:val="clear" w:color="ffffff"/>
         <w:tcBorders>
           <w:top w:val="none" w:color="000000" w:sz="4" w:space="0"/>
@@ -7971,30 +8360,7 @@
         </w:tcBorders>
       </w:tcPr>
     </w:tblStylePr>
-    <w:tblStylePr w:type="lastCol">
-      <w:rPr>
-        <w:i/>
-        <w:color w:val="404040"/>
-      </w:rPr>
-      <w:pPr>
-        <w:pBdr/>
-        <w:spacing/>
-        <w:ind/>
-      </w:pPr>
-      <w:tblPr>
-        <w:tblBorders/>
-      </w:tblPr>
-      <w:tcPr>
-        <w:shd w:color="ffffff"/>
-        <w:tcBorders>
-          <w:top w:val="none" w:color="000000" w:sz="4" w:space="0"/>
-          <w:left w:val="none" w:color="000000" w:sz="4" w:space="0"/>
-          <w:bottom w:val="none" w:color="000000" w:sz="4" w:space="0"/>
-          <w:right w:val="none" w:color="000000" w:sz="4" w:space="0"/>
-        </w:tcBorders>
-      </w:tcPr>
-    </w:tblStylePr>
-    <w:tblStylePr w:type="lastRow">
+    <w:tblStylePr w:type="firstRow">
       <w:rPr>
         <w:b/>
         <w:color w:val="404040"/>
@@ -8017,6 +8383,52 @@
         </w:tcBorders>
       </w:tcPr>
     </w:tblStylePr>
+    <w:tblStylePr w:type="lastCol">
+      <w:rPr>
+        <w:i/>
+        <w:color w:val="404040"/>
+      </w:rPr>
+      <w:pPr>
+        <w:pBdr/>
+        <w:spacing/>
+        <w:ind/>
+      </w:pPr>
+      <w:tblPr>
+        <w:tblBorders/>
+      </w:tblPr>
+      <w:tcPr>
+        <w:shd w:val="clear" w:color="ffffff"/>
+        <w:tcBorders>
+          <w:top w:val="none" w:color="000000" w:sz="4" w:space="0"/>
+          <w:left w:val="none" w:color="000000" w:sz="4" w:space="0"/>
+          <w:bottom w:val="none" w:color="000000" w:sz="4" w:space="0"/>
+          <w:right w:val="none" w:color="000000" w:sz="4" w:space="0"/>
+        </w:tcBorders>
+      </w:tcPr>
+    </w:tblStylePr>
+    <w:tblStylePr w:type="lastRow">
+      <w:rPr>
+        <w:b/>
+        <w:color w:val="404040"/>
+      </w:rPr>
+      <w:pPr>
+        <w:pBdr/>
+        <w:spacing/>
+        <w:ind/>
+      </w:pPr>
+      <w:tblPr>
+        <w:tblBorders/>
+      </w:tblPr>
+      <w:tcPr>
+        <w:shd w:val="clear" w:color="ffffff"/>
+        <w:tcBorders>
+          <w:top w:val="none" w:color="000000" w:sz="4" w:space="0"/>
+          <w:left w:val="none" w:color="000000" w:sz="4" w:space="0"/>
+          <w:bottom w:val="none" w:color="000000" w:sz="4" w:space="0"/>
+          <w:right w:val="none" w:color="000000" w:sz="4" w:space="0"/>
+        </w:tcBorders>
+      </w:tcPr>
+    </w:tblStylePr>
     <w:tblStylePr w:type="nwCell">
       <w:pPr>
         <w:pBdr/>
@@ -8083,9 +8495,9 @@
       </w:tcPr>
     </w:tblStylePr>
   </w:style>
-  <w:style w:type="table" w:styleId="36">
+  <w:style w:type="table" w:styleId="844">
     <w:name w:val="Grid Table 3 - Accent 3"/>
-    <w:basedOn w:val="755"/>
+    <w:basedOn w:val="1006"/>
     <w:uiPriority w:val="99"/>
     <w:pPr>
       <w:pBdr/>
@@ -8184,29 +8596,6 @@
         <w:tblBorders/>
       </w:tblPr>
       <w:tcPr>
-        <w:shd w:color="ffffff"/>
-        <w:tcBorders>
-          <w:top w:val="none" w:color="000000" w:sz="4" w:space="0"/>
-          <w:left w:val="none" w:color="000000" w:sz="4" w:space="0"/>
-          <w:bottom w:val="none" w:color="000000" w:sz="4" w:space="0"/>
-          <w:right w:val="none" w:color="000000" w:sz="4" w:space="0"/>
-        </w:tcBorders>
-      </w:tcPr>
-    </w:tblStylePr>
-    <w:tblStylePr w:type="firstRow">
-      <w:rPr>
-        <w:b/>
-        <w:color w:val="404040"/>
-      </w:rPr>
-      <w:pPr>
-        <w:pBdr/>
-        <w:spacing/>
-        <w:ind/>
-      </w:pPr>
-      <w:tblPr>
-        <w:tblBorders/>
-      </w:tblPr>
-      <w:tcPr>
         <w:shd w:val="clear" w:color="ffffff"/>
         <w:tcBorders>
           <w:top w:val="none" w:color="000000" w:sz="4" w:space="0"/>
@@ -8216,30 +8605,7 @@
         </w:tcBorders>
       </w:tcPr>
     </w:tblStylePr>
-    <w:tblStylePr w:type="lastCol">
-      <w:rPr>
-        <w:i/>
-        <w:color w:val="404040"/>
-      </w:rPr>
-      <w:pPr>
-        <w:pBdr/>
-        <w:spacing/>
-        <w:ind/>
-      </w:pPr>
-      <w:tblPr>
-        <w:tblBorders/>
-      </w:tblPr>
-      <w:tcPr>
-        <w:shd w:color="ffffff"/>
-        <w:tcBorders>
-          <w:top w:val="none" w:color="000000" w:sz="4" w:space="0"/>
-          <w:left w:val="none" w:color="000000" w:sz="4" w:space="0"/>
-          <w:bottom w:val="none" w:color="000000" w:sz="4" w:space="0"/>
-          <w:right w:val="none" w:color="000000" w:sz="4" w:space="0"/>
-        </w:tcBorders>
-      </w:tcPr>
-    </w:tblStylePr>
-    <w:tblStylePr w:type="lastRow">
+    <w:tblStylePr w:type="firstRow">
       <w:rPr>
         <w:b/>
         <w:color w:val="404040"/>
@@ -8262,6 +8628,52 @@
         </w:tcBorders>
       </w:tcPr>
     </w:tblStylePr>
+    <w:tblStylePr w:type="lastCol">
+      <w:rPr>
+        <w:i/>
+        <w:color w:val="404040"/>
+      </w:rPr>
+      <w:pPr>
+        <w:pBdr/>
+        <w:spacing/>
+        <w:ind/>
+      </w:pPr>
+      <w:tblPr>
+        <w:tblBorders/>
+      </w:tblPr>
+      <w:tcPr>
+        <w:shd w:val="clear" w:color="ffffff"/>
+        <w:tcBorders>
+          <w:top w:val="none" w:color="000000" w:sz="4" w:space="0"/>
+          <w:left w:val="none" w:color="000000" w:sz="4" w:space="0"/>
+          <w:bottom w:val="none" w:color="000000" w:sz="4" w:space="0"/>
+          <w:right w:val="none" w:color="000000" w:sz="4" w:space="0"/>
+        </w:tcBorders>
+      </w:tcPr>
+    </w:tblStylePr>
+    <w:tblStylePr w:type="lastRow">
+      <w:rPr>
+        <w:b/>
+        <w:color w:val="404040"/>
+      </w:rPr>
+      <w:pPr>
+        <w:pBdr/>
+        <w:spacing/>
+        <w:ind/>
+      </w:pPr>
+      <w:tblPr>
+        <w:tblBorders/>
+      </w:tblPr>
+      <w:tcPr>
+        <w:shd w:val="clear" w:color="ffffff"/>
+        <w:tcBorders>
+          <w:top w:val="none" w:color="000000" w:sz="4" w:space="0"/>
+          <w:left w:val="none" w:color="000000" w:sz="4" w:space="0"/>
+          <w:bottom w:val="none" w:color="000000" w:sz="4" w:space="0"/>
+          <w:right w:val="none" w:color="000000" w:sz="4" w:space="0"/>
+        </w:tcBorders>
+      </w:tcPr>
+    </w:tblStylePr>
     <w:tblStylePr w:type="nwCell">
       <w:pPr>
         <w:pBdr/>
@@ -8328,9 +8740,9 @@
       </w:tcPr>
     </w:tblStylePr>
   </w:style>
-  <w:style w:type="table" w:styleId="37">
+  <w:style w:type="table" w:styleId="845">
     <w:name w:val="Grid Table 3 - Accent 4"/>
-    <w:basedOn w:val="755"/>
+    <w:basedOn w:val="1006"/>
     <w:uiPriority w:val="99"/>
     <w:pPr>
       <w:pBdr/>
@@ -8429,29 +8841,6 @@
         <w:tblBorders/>
       </w:tblPr>
       <w:tcPr>
-        <w:shd w:color="ffffff"/>
-        <w:tcBorders>
-          <w:top w:val="none" w:color="000000" w:sz="4" w:space="0"/>
-          <w:left w:val="none" w:color="000000" w:sz="4" w:space="0"/>
-          <w:bottom w:val="none" w:color="000000" w:sz="4" w:space="0"/>
-          <w:right w:val="none" w:color="000000" w:sz="4" w:space="0"/>
-        </w:tcBorders>
-      </w:tcPr>
-    </w:tblStylePr>
-    <w:tblStylePr w:type="firstRow">
-      <w:rPr>
-        <w:b/>
-        <w:color w:val="404040"/>
-      </w:rPr>
-      <w:pPr>
-        <w:pBdr/>
-        <w:spacing/>
-        <w:ind/>
-      </w:pPr>
-      <w:tblPr>
-        <w:tblBorders/>
-      </w:tblPr>
-      <w:tcPr>
         <w:shd w:val="clear" w:color="ffffff"/>
         <w:tcBorders>
           <w:top w:val="none" w:color="000000" w:sz="4" w:space="0"/>
@@ -8461,30 +8850,7 @@
         </w:tcBorders>
       </w:tcPr>
     </w:tblStylePr>
-    <w:tblStylePr w:type="lastCol">
-      <w:rPr>
-        <w:i/>
-        <w:color w:val="404040"/>
-      </w:rPr>
-      <w:pPr>
-        <w:pBdr/>
-        <w:spacing/>
-        <w:ind/>
-      </w:pPr>
-      <w:tblPr>
-        <w:tblBorders/>
-      </w:tblPr>
-      <w:tcPr>
-        <w:shd w:color="ffffff"/>
-        <w:tcBorders>
-          <w:top w:val="none" w:color="000000" w:sz="4" w:space="0"/>
-          <w:left w:val="none" w:color="000000" w:sz="4" w:space="0"/>
-          <w:bottom w:val="none" w:color="000000" w:sz="4" w:space="0"/>
-          <w:right w:val="none" w:color="000000" w:sz="4" w:space="0"/>
-        </w:tcBorders>
-      </w:tcPr>
-    </w:tblStylePr>
-    <w:tblStylePr w:type="lastRow">
+    <w:tblStylePr w:type="firstRow">
       <w:rPr>
         <w:b/>
         <w:color w:val="404040"/>
@@ -8507,6 +8873,52 @@
         </w:tcBorders>
       </w:tcPr>
     </w:tblStylePr>
+    <w:tblStylePr w:type="lastCol">
+      <w:rPr>
+        <w:i/>
+        <w:color w:val="404040"/>
+      </w:rPr>
+      <w:pPr>
+        <w:pBdr/>
+        <w:spacing/>
+        <w:ind/>
+      </w:pPr>
+      <w:tblPr>
+        <w:tblBorders/>
+      </w:tblPr>
+      <w:tcPr>
+        <w:shd w:val="clear" w:color="ffffff"/>
+        <w:tcBorders>
+          <w:top w:val="none" w:color="000000" w:sz="4" w:space="0"/>
+          <w:left w:val="none" w:color="000000" w:sz="4" w:space="0"/>
+          <w:bottom w:val="none" w:color="000000" w:sz="4" w:space="0"/>
+          <w:right w:val="none" w:color="000000" w:sz="4" w:space="0"/>
+        </w:tcBorders>
+      </w:tcPr>
+    </w:tblStylePr>
+    <w:tblStylePr w:type="lastRow">
+      <w:rPr>
+        <w:b/>
+        <w:color w:val="404040"/>
+      </w:rPr>
+      <w:pPr>
+        <w:pBdr/>
+        <w:spacing/>
+        <w:ind/>
+      </w:pPr>
+      <w:tblPr>
+        <w:tblBorders/>
+      </w:tblPr>
+      <w:tcPr>
+        <w:shd w:val="clear" w:color="ffffff"/>
+        <w:tcBorders>
+          <w:top w:val="none" w:color="000000" w:sz="4" w:space="0"/>
+          <w:left w:val="none" w:color="000000" w:sz="4" w:space="0"/>
+          <w:bottom w:val="none" w:color="000000" w:sz="4" w:space="0"/>
+          <w:right w:val="none" w:color="000000" w:sz="4" w:space="0"/>
+        </w:tcBorders>
+      </w:tcPr>
+    </w:tblStylePr>
     <w:tblStylePr w:type="nwCell">
       <w:pPr>
         <w:pBdr/>
@@ -8573,9 +8985,9 @@
       </w:tcPr>
     </w:tblStylePr>
   </w:style>
-  <w:style w:type="table" w:styleId="38">
+  <w:style w:type="table" w:styleId="846">
     <w:name w:val="Grid Table 3 - Accent 5"/>
-    <w:basedOn w:val="755"/>
+    <w:basedOn w:val="1006"/>
     <w:uiPriority w:val="99"/>
     <w:pPr>
       <w:pBdr/>
@@ -8674,29 +9086,6 @@
         <w:tblBorders/>
       </w:tblPr>
       <w:tcPr>
-        <w:shd w:color="ffffff"/>
-        <w:tcBorders>
-          <w:top w:val="none" w:color="000000" w:sz="4" w:space="0"/>
-          <w:left w:val="none" w:color="000000" w:sz="4" w:space="0"/>
-          <w:bottom w:val="none" w:color="000000" w:sz="4" w:space="0"/>
-          <w:right w:val="none" w:color="000000" w:sz="4" w:space="0"/>
-        </w:tcBorders>
-      </w:tcPr>
-    </w:tblStylePr>
-    <w:tblStylePr w:type="firstRow">
-      <w:rPr>
-        <w:b/>
-        <w:color w:val="404040"/>
-      </w:rPr>
-      <w:pPr>
-        <w:pBdr/>
-        <w:spacing/>
-        <w:ind/>
-      </w:pPr>
-      <w:tblPr>
-        <w:tblBorders/>
-      </w:tblPr>
-      <w:tcPr>
         <w:shd w:val="clear" w:color="ffffff"/>
         <w:tcBorders>
           <w:top w:val="none" w:color="000000" w:sz="4" w:space="0"/>
@@ -8706,30 +9095,7 @@
         </w:tcBorders>
       </w:tcPr>
     </w:tblStylePr>
-    <w:tblStylePr w:type="lastCol">
-      <w:rPr>
-        <w:i/>
-        <w:color w:val="404040"/>
-      </w:rPr>
-      <w:pPr>
-        <w:pBdr/>
-        <w:spacing/>
-        <w:ind/>
-      </w:pPr>
-      <w:tblPr>
-        <w:tblBorders/>
-      </w:tblPr>
-      <w:tcPr>
-        <w:shd w:color="ffffff"/>
-        <w:tcBorders>
-          <w:top w:val="none" w:color="000000" w:sz="4" w:space="0"/>
-          <w:left w:val="none" w:color="000000" w:sz="4" w:space="0"/>
-          <w:bottom w:val="none" w:color="000000" w:sz="4" w:space="0"/>
-          <w:right w:val="none" w:color="000000" w:sz="4" w:space="0"/>
-        </w:tcBorders>
-      </w:tcPr>
-    </w:tblStylePr>
-    <w:tblStylePr w:type="lastRow">
+    <w:tblStylePr w:type="firstRow">
       <w:rPr>
         <w:b/>
         <w:color w:val="404040"/>
@@ -8752,6 +9118,52 @@
         </w:tcBorders>
       </w:tcPr>
     </w:tblStylePr>
+    <w:tblStylePr w:type="lastCol">
+      <w:rPr>
+        <w:i/>
+        <w:color w:val="404040"/>
+      </w:rPr>
+      <w:pPr>
+        <w:pBdr/>
+        <w:spacing/>
+        <w:ind/>
+      </w:pPr>
+      <w:tblPr>
+        <w:tblBorders/>
+      </w:tblPr>
+      <w:tcPr>
+        <w:shd w:val="clear" w:color="ffffff"/>
+        <w:tcBorders>
+          <w:top w:val="none" w:color="000000" w:sz="4" w:space="0"/>
+          <w:left w:val="none" w:color="000000" w:sz="4" w:space="0"/>
+          <w:bottom w:val="none" w:color="000000" w:sz="4" w:space="0"/>
+          <w:right w:val="none" w:color="000000" w:sz="4" w:space="0"/>
+        </w:tcBorders>
+      </w:tcPr>
+    </w:tblStylePr>
+    <w:tblStylePr w:type="lastRow">
+      <w:rPr>
+        <w:b/>
+        <w:color w:val="404040"/>
+      </w:rPr>
+      <w:pPr>
+        <w:pBdr/>
+        <w:spacing/>
+        <w:ind/>
+      </w:pPr>
+      <w:tblPr>
+        <w:tblBorders/>
+      </w:tblPr>
+      <w:tcPr>
+        <w:shd w:val="clear" w:color="ffffff"/>
+        <w:tcBorders>
+          <w:top w:val="none" w:color="000000" w:sz="4" w:space="0"/>
+          <w:left w:val="none" w:color="000000" w:sz="4" w:space="0"/>
+          <w:bottom w:val="none" w:color="000000" w:sz="4" w:space="0"/>
+          <w:right w:val="none" w:color="000000" w:sz="4" w:space="0"/>
+        </w:tcBorders>
+      </w:tcPr>
+    </w:tblStylePr>
     <w:tblStylePr w:type="nwCell">
       <w:pPr>
         <w:pBdr/>
@@ -8818,9 +9230,9 @@
       </w:tcPr>
     </w:tblStylePr>
   </w:style>
-  <w:style w:type="table" w:styleId="39">
+  <w:style w:type="table" w:styleId="847">
     <w:name w:val="Grid Table 3 - Accent 6"/>
-    <w:basedOn w:val="755"/>
+    <w:basedOn w:val="1006"/>
     <w:uiPriority w:val="99"/>
     <w:pPr>
       <w:pBdr/>
@@ -8919,29 +9331,6 @@
         <w:tblBorders/>
       </w:tblPr>
       <w:tcPr>
-        <w:shd w:color="ffffff"/>
-        <w:tcBorders>
-          <w:top w:val="none" w:color="000000" w:sz="4" w:space="0"/>
-          <w:left w:val="none" w:color="000000" w:sz="4" w:space="0"/>
-          <w:bottom w:val="none" w:color="000000" w:sz="4" w:space="0"/>
-          <w:right w:val="none" w:color="000000" w:sz="4" w:space="0"/>
-        </w:tcBorders>
-      </w:tcPr>
-    </w:tblStylePr>
-    <w:tblStylePr w:type="firstRow">
-      <w:rPr>
-        <w:b/>
-        <w:color w:val="404040"/>
-      </w:rPr>
-      <w:pPr>
-        <w:pBdr/>
-        <w:spacing/>
-        <w:ind/>
-      </w:pPr>
-      <w:tblPr>
-        <w:tblBorders/>
-      </w:tblPr>
-      <w:tcPr>
         <w:shd w:val="clear" w:color="ffffff"/>
         <w:tcBorders>
           <w:top w:val="none" w:color="000000" w:sz="4" w:space="0"/>
@@ -8951,30 +9340,7 @@
         </w:tcBorders>
       </w:tcPr>
     </w:tblStylePr>
-    <w:tblStylePr w:type="lastCol">
-      <w:rPr>
-        <w:i/>
-        <w:color w:val="404040"/>
-      </w:rPr>
-      <w:pPr>
-        <w:pBdr/>
-        <w:spacing/>
-        <w:ind/>
-      </w:pPr>
-      <w:tblPr>
-        <w:tblBorders/>
-      </w:tblPr>
-      <w:tcPr>
-        <w:shd w:color="ffffff"/>
-        <w:tcBorders>
-          <w:top w:val="none" w:color="000000" w:sz="4" w:space="0"/>
-          <w:left w:val="none" w:color="000000" w:sz="4" w:space="0"/>
-          <w:bottom w:val="none" w:color="000000" w:sz="4" w:space="0"/>
-          <w:right w:val="none" w:color="000000" w:sz="4" w:space="0"/>
-        </w:tcBorders>
-      </w:tcPr>
-    </w:tblStylePr>
-    <w:tblStylePr w:type="lastRow">
+    <w:tblStylePr w:type="firstRow">
       <w:rPr>
         <w:b/>
         <w:color w:val="404040"/>
@@ -8997,6 +9363,52 @@
         </w:tcBorders>
       </w:tcPr>
     </w:tblStylePr>
+    <w:tblStylePr w:type="lastCol">
+      <w:rPr>
+        <w:i/>
+        <w:color w:val="404040"/>
+      </w:rPr>
+      <w:pPr>
+        <w:pBdr/>
+        <w:spacing/>
+        <w:ind/>
+      </w:pPr>
+      <w:tblPr>
+        <w:tblBorders/>
+      </w:tblPr>
+      <w:tcPr>
+        <w:shd w:val="clear" w:color="ffffff"/>
+        <w:tcBorders>
+          <w:top w:val="none" w:color="000000" w:sz="4" w:space="0"/>
+          <w:left w:val="none" w:color="000000" w:sz="4" w:space="0"/>
+          <w:bottom w:val="none" w:color="000000" w:sz="4" w:space="0"/>
+          <w:right w:val="none" w:color="000000" w:sz="4" w:space="0"/>
+        </w:tcBorders>
+      </w:tcPr>
+    </w:tblStylePr>
+    <w:tblStylePr w:type="lastRow">
+      <w:rPr>
+        <w:b/>
+        <w:color w:val="404040"/>
+      </w:rPr>
+      <w:pPr>
+        <w:pBdr/>
+        <w:spacing/>
+        <w:ind/>
+      </w:pPr>
+      <w:tblPr>
+        <w:tblBorders/>
+      </w:tblPr>
+      <w:tcPr>
+        <w:shd w:val="clear" w:color="ffffff"/>
+        <w:tcBorders>
+          <w:top w:val="none" w:color="000000" w:sz="4" w:space="0"/>
+          <w:left w:val="none" w:color="000000" w:sz="4" w:space="0"/>
+          <w:bottom w:val="none" w:color="000000" w:sz="4" w:space="0"/>
+          <w:right w:val="none" w:color="000000" w:sz="4" w:space="0"/>
+        </w:tcBorders>
+      </w:tcPr>
+    </w:tblStylePr>
     <w:tblStylePr w:type="nwCell">
       <w:pPr>
         <w:pBdr/>
@@ -9063,9 +9475,9 @@
       </w:tcPr>
     </w:tblStylePr>
   </w:style>
-  <w:style w:type="table" w:styleId="40">
+  <w:style w:type="table" w:styleId="848">
     <w:name w:val="Grid Table 4"/>
-    <w:basedOn w:val="755"/>
+    <w:basedOn w:val="1006"/>
     <w:uiPriority w:val="59"/>
     <w:pPr>
       <w:pBdr/>
@@ -9296,9 +9708,9 @@
       </w:tcPr>
     </w:tblStylePr>
   </w:style>
-  <w:style w:type="table" w:styleId="41">
+  <w:style w:type="table" w:styleId="849">
     <w:name w:val="Grid Table 4 - Accent 1"/>
-    <w:basedOn w:val="755"/>
+    <w:basedOn w:val="1006"/>
     <w:uiPriority w:val="59"/>
     <w:pPr>
       <w:pBdr/>
@@ -9529,9 +9941,9 @@
       </w:tcPr>
     </w:tblStylePr>
   </w:style>
-  <w:style w:type="table" w:styleId="42">
+  <w:style w:type="table" w:styleId="850">
     <w:name w:val="Grid Table 4 - Accent 2"/>
-    <w:basedOn w:val="755"/>
+    <w:basedOn w:val="1006"/>
     <w:uiPriority w:val="59"/>
     <w:pPr>
       <w:pBdr/>
@@ -9762,9 +10174,9 @@
       </w:tcPr>
     </w:tblStylePr>
   </w:style>
-  <w:style w:type="table" w:styleId="43">
+  <w:style w:type="table" w:styleId="851">
     <w:name w:val="Grid Table 4 - Accent 3"/>
-    <w:basedOn w:val="755"/>
+    <w:basedOn w:val="1006"/>
     <w:uiPriority w:val="59"/>
     <w:pPr>
       <w:pBdr/>
@@ -9995,9 +10407,9 @@
       </w:tcPr>
     </w:tblStylePr>
   </w:style>
-  <w:style w:type="table" w:styleId="44">
+  <w:style w:type="table" w:styleId="852">
     <w:name w:val="Grid Table 4 - Accent 4"/>
-    <w:basedOn w:val="755"/>
+    <w:basedOn w:val="1006"/>
     <w:uiPriority w:val="59"/>
     <w:pPr>
       <w:pBdr/>
@@ -10228,9 +10640,9 @@
       </w:tcPr>
     </w:tblStylePr>
   </w:style>
-  <w:style w:type="table" w:styleId="45">
+  <w:style w:type="table" w:styleId="853">
     <w:name w:val="Grid Table 4 - Accent 5"/>
-    <w:basedOn w:val="755"/>
+    <w:basedOn w:val="1006"/>
     <w:uiPriority w:val="59"/>
     <w:pPr>
       <w:pBdr/>
@@ -10461,9 +10873,9 @@
       </w:tcPr>
     </w:tblStylePr>
   </w:style>
-  <w:style w:type="table" w:styleId="46">
+  <w:style w:type="table" w:styleId="854">
     <w:name w:val="Grid Table 4 - Accent 6"/>
-    <w:basedOn w:val="755"/>
+    <w:basedOn w:val="1006"/>
     <w:uiPriority w:val="59"/>
     <w:pPr>
       <w:pBdr/>
@@ -10694,9 +11106,9 @@
       </w:tcPr>
     </w:tblStylePr>
   </w:style>
-  <w:style w:type="table" w:styleId="47">
+  <w:style w:type="table" w:styleId="855">
     <w:name w:val="Grid Table 5 Dark"/>
-    <w:basedOn w:val="755"/>
+    <w:basedOn w:val="1006"/>
     <w:uiPriority w:val="99"/>
     <w:pPr>
       <w:pBdr/>
@@ -10922,9 +11334,9 @@
       </w:tcPr>
     </w:tblStylePr>
   </w:style>
-  <w:style w:type="table" w:styleId="48">
+  <w:style w:type="table" w:styleId="856">
     <w:name w:val="Grid Table 5 Dark- Accent 1"/>
-    <w:basedOn w:val="755"/>
+    <w:basedOn w:val="1006"/>
     <w:uiPriority w:val="99"/>
     <w:pPr>
       <w:pBdr/>
@@ -11150,9 +11562,9 @@
       </w:tcPr>
     </w:tblStylePr>
   </w:style>
-  <w:style w:type="table" w:styleId="49">
+  <w:style w:type="table" w:styleId="857">
     <w:name w:val="Grid Table 5 Dark - Accent 2"/>
-    <w:basedOn w:val="755"/>
+    <w:basedOn w:val="1006"/>
     <w:uiPriority w:val="99"/>
     <w:pPr>
       <w:pBdr/>
@@ -11378,9 +11790,9 @@
       </w:tcPr>
     </w:tblStylePr>
   </w:style>
-  <w:style w:type="table" w:styleId="50">
+  <w:style w:type="table" w:styleId="858">
     <w:name w:val="Grid Table 5 Dark - Accent 3"/>
-    <w:basedOn w:val="755"/>
+    <w:basedOn w:val="1006"/>
     <w:uiPriority w:val="99"/>
     <w:pPr>
       <w:pBdr/>
@@ -11606,9 +12018,9 @@
       </w:tcPr>
     </w:tblStylePr>
   </w:style>
-  <w:style w:type="table" w:styleId="51">
+  <w:style w:type="table" w:styleId="859">
     <w:name w:val="Grid Table 5 Dark- Accent 4"/>
-    <w:basedOn w:val="755"/>
+    <w:basedOn w:val="1006"/>
     <w:uiPriority w:val="99"/>
     <w:pPr>
       <w:pBdr/>
@@ -11834,9 +12246,9 @@
       </w:tcPr>
     </w:tblStylePr>
   </w:style>
-  <w:style w:type="table" w:styleId="52">
+  <w:style w:type="table" w:styleId="860">
     <w:name w:val="Grid Table 5 Dark - Accent 5"/>
-    <w:basedOn w:val="755"/>
+    <w:basedOn w:val="1006"/>
     <w:uiPriority w:val="99"/>
     <w:pPr>
       <w:pBdr/>
@@ -12062,9 +12474,9 @@
       </w:tcPr>
     </w:tblStylePr>
   </w:style>
-  <w:style w:type="table" w:styleId="53">
+  <w:style w:type="table" w:styleId="861">
     <w:name w:val="Grid Table 5 Dark - Accent 6"/>
-    <w:basedOn w:val="755"/>
+    <w:basedOn w:val="1006"/>
     <w:uiPriority w:val="99"/>
     <w:pPr>
       <w:pBdr/>
@@ -12290,9 +12702,9 @@
       </w:tcPr>
     </w:tblStylePr>
   </w:style>
-  <w:style w:type="table" w:styleId="54">
+  <w:style w:type="table" w:styleId="862">
     <w:name w:val="Grid Table 6 Colorful"/>
-    <w:basedOn w:val="755"/>
+    <w:basedOn w:val="1006"/>
     <w:uiPriority w:val="99"/>
     <w:pPr>
       <w:pBdr/>
@@ -12520,9 +12932,9 @@
       </w:tcPr>
     </w:tblStylePr>
   </w:style>
-  <w:style w:type="table" w:styleId="55">
+  <w:style w:type="table" w:styleId="863">
     <w:name w:val="Grid Table 6 Colorful - Accent 1"/>
-    <w:basedOn w:val="755"/>
+    <w:basedOn w:val="1006"/>
     <w:uiPriority w:val="99"/>
     <w:pPr>
       <w:pBdr/>
@@ -12750,9 +13162,9 @@
       </w:tcPr>
     </w:tblStylePr>
   </w:style>
-  <w:style w:type="table" w:styleId="56">
+  <w:style w:type="table" w:styleId="864">
     <w:name w:val="Grid Table 6 Colorful - Accent 2"/>
-    <w:basedOn w:val="755"/>
+    <w:basedOn w:val="1006"/>
     <w:uiPriority w:val="99"/>
     <w:pPr>
       <w:pBdr/>
@@ -12980,9 +13392,9 @@
       </w:tcPr>
     </w:tblStylePr>
   </w:style>
-  <w:style w:type="table" w:styleId="57">
+  <w:style w:type="table" w:styleId="865">
     <w:name w:val="Grid Table 6 Colorful - Accent 3"/>
-    <w:basedOn w:val="755"/>
+    <w:basedOn w:val="1006"/>
     <w:uiPriority w:val="99"/>
     <w:pPr>
       <w:pBdr/>
@@ -13210,9 +13622,9 @@
       </w:tcPr>
     </w:tblStylePr>
   </w:style>
-  <w:style w:type="table" w:styleId="58">
+  <w:style w:type="table" w:styleId="866">
     <w:name w:val="Grid Table 6 Colorful - Accent 4"/>
-    <w:basedOn w:val="755"/>
+    <w:basedOn w:val="1006"/>
     <w:uiPriority w:val="99"/>
     <w:pPr>
       <w:pBdr/>
@@ -13440,9 +13852,9 @@
       </w:tcPr>
     </w:tblStylePr>
   </w:style>
-  <w:style w:type="table" w:styleId="59">
+  <w:style w:type="table" w:styleId="867">
     <w:name w:val="Grid Table 6 Colorful - Accent 5"/>
-    <w:basedOn w:val="755"/>
+    <w:basedOn w:val="1006"/>
     <w:uiPriority w:val="99"/>
     <w:pPr>
       <w:pBdr/>
@@ -13670,9 +14082,9 @@
       </w:tcPr>
     </w:tblStylePr>
   </w:style>
-  <w:style w:type="table" w:styleId="60">
+  <w:style w:type="table" w:styleId="868">
     <w:name w:val="Grid Table 6 Colorful - Accent 6"/>
-    <w:basedOn w:val="755"/>
+    <w:basedOn w:val="1006"/>
     <w:uiPriority w:val="99"/>
     <w:pPr>
       <w:pBdr/>
@@ -13900,9 +14312,9 @@
       </w:tcPr>
     </w:tblStylePr>
   </w:style>
-  <w:style w:type="table" w:styleId="61">
+  <w:style w:type="table" w:styleId="869">
     <w:name w:val="Grid Table 7 Colorful"/>
-    <w:basedOn w:val="755"/>
+    <w:basedOn w:val="1006"/>
     <w:uiPriority w:val="99"/>
     <w:pPr>
       <w:pBdr/>
@@ -14004,11 +14416,11 @@
         <w:tblBorders/>
       </w:tblPr>
       <w:tcPr>
-        <w:shd w:color="ffffff"/>
+        <w:shd w:val="clear" w:color="ffffff"/>
         <w:tcBorders>
-          <w:top w:val="none"/>
-          <w:left w:val="none"/>
-          <w:bottom w:val="none"/>
+          <w:top w:val="none" w:color="000000" w:sz="4" w:space="0"/>
+          <w:left w:val="none" w:color="000000" w:sz="4" w:space="0"/>
+          <w:bottom w:val="none" w:color="000000" w:sz="4" w:space="0"/>
           <w:right w:val="single" w:color="000000" w:themeColor="text1" w:themeTint="80" w:sz="4" w:space="0"/>
         </w:tcBorders>
       </w:tcPr>
@@ -14031,10 +14443,10 @@
       <w:tcPr>
         <w:shd w:val="clear" w:color="ffffff" w:themeColor="light1" w:fill="ffffff" w:themeFill="light1"/>
         <w:tcBorders>
-          <w:top w:val="none"/>
-          <w:left w:val="none"/>
+          <w:top w:val="none" w:color="000000" w:sz="4" w:space="0"/>
+          <w:left w:val="none" w:color="000000" w:sz="4" w:space="0"/>
           <w:bottom w:val="single" w:color="000000" w:themeColor="text1" w:themeTint="80" w:sz="4" w:space="0"/>
-          <w:right w:val="none"/>
+          <w:right w:val="none" w:color="000000" w:sz="4" w:space="0"/>
         </w:tcBorders>
       </w:tcPr>
     </w:tblStylePr>
@@ -14054,12 +14466,12 @@
         <w:tblBorders/>
       </w:tblPr>
       <w:tcPr>
-        <w:shd w:color="ffffff"/>
+        <w:shd w:val="clear" w:color="ffffff"/>
         <w:tcBorders>
-          <w:top w:val="none"/>
+          <w:top w:val="none" w:color="000000" w:sz="4" w:space="0"/>
           <w:left w:val="single" w:color="000000" w:themeColor="text1" w:themeTint="80" w:sz="4" w:space="0"/>
-          <w:bottom w:val="none"/>
-          <w:right w:val="none"/>
+          <w:bottom w:val="none" w:color="000000" w:sz="4" w:space="0"/>
+          <w:right w:val="none" w:color="000000" w:sz="4" w:space="0"/>
         </w:tcBorders>
       </w:tcPr>
     </w:tblStylePr>
@@ -14082,9 +14494,9 @@
         <w:shd w:val="clear" w:color="ffffff" w:themeColor="light1" w:fill="ffffff" w:themeFill="light1"/>
         <w:tcBorders>
           <w:top w:val="single" w:color="000000" w:themeColor="text1" w:themeTint="80" w:sz="4" w:space="0"/>
-          <w:left w:val="none"/>
-          <w:bottom w:val="none"/>
-          <w:right w:val="none"/>
+          <w:left w:val="none" w:color="000000" w:sz="4" w:space="0"/>
+          <w:bottom w:val="none" w:color="000000" w:sz="4" w:space="0"/>
+          <w:right w:val="none" w:color="000000" w:sz="4" w:space="0"/>
         </w:tcBorders>
       </w:tcPr>
     </w:tblStylePr>
@@ -14154,9 +14566,9 @@
       </w:tcPr>
     </w:tblStylePr>
   </w:style>
-  <w:style w:type="table" w:styleId="62">
+  <w:style w:type="table" w:styleId="870">
     <w:name w:val="Grid Table 7 Colorful - Accent 1"/>
-    <w:basedOn w:val="755"/>
+    <w:basedOn w:val="1006"/>
     <w:uiPriority w:val="99"/>
     <w:pPr>
       <w:pBdr/>
@@ -14258,11 +14670,11 @@
         <w:tblBorders/>
       </w:tblPr>
       <w:tcPr>
-        <w:shd w:color="ffffff"/>
+        <w:shd w:val="clear" w:color="ffffff"/>
         <w:tcBorders>
-          <w:top w:val="none"/>
-          <w:left w:val="none"/>
-          <w:bottom w:val="none"/>
+          <w:top w:val="none" w:color="000000" w:sz="4" w:space="0"/>
+          <w:left w:val="none" w:color="000000" w:sz="4" w:space="0"/>
+          <w:bottom w:val="none" w:color="000000" w:sz="4" w:space="0"/>
           <w:right w:val="single" w:color="000000" w:themeColor="accent1" w:themeTint="80" w:sz="4" w:space="0"/>
         </w:tcBorders>
       </w:tcPr>
@@ -14285,10 +14697,10 @@
       <w:tcPr>
         <w:shd w:val="clear" w:color="ffffff" w:themeColor="light1" w:fill="ffffff" w:themeFill="light1"/>
         <w:tcBorders>
-          <w:top w:val="none"/>
-          <w:left w:val="none"/>
+          <w:top w:val="none" w:color="000000" w:sz="4" w:space="0"/>
+          <w:left w:val="none" w:color="000000" w:sz="4" w:space="0"/>
           <w:bottom w:val="single" w:color="000000" w:themeColor="accent1" w:themeTint="80" w:sz="4" w:space="0"/>
-          <w:right w:val="none"/>
+          <w:right w:val="none" w:color="000000" w:sz="4" w:space="0"/>
         </w:tcBorders>
       </w:tcPr>
     </w:tblStylePr>
@@ -14308,12 +14720,12 @@
         <w:tblBorders/>
       </w:tblPr>
       <w:tcPr>
-        <w:shd w:color="ffffff"/>
+        <w:shd w:val="clear" w:color="ffffff"/>
         <w:tcBorders>
-          <w:top w:val="none"/>
+          <w:top w:val="none" w:color="000000" w:sz="4" w:space="0"/>
           <w:left w:val="single" w:color="000000" w:themeColor="accent1" w:themeTint="80" w:sz="4" w:space="0"/>
-          <w:bottom w:val="none"/>
-          <w:right w:val="none"/>
+          <w:bottom w:val="none" w:color="000000" w:sz="4" w:space="0"/>
+          <w:right w:val="none" w:color="000000" w:sz="4" w:space="0"/>
         </w:tcBorders>
       </w:tcPr>
     </w:tblStylePr>
@@ -14336,9 +14748,9 @@
         <w:shd w:val="clear" w:color="ffffff" w:themeColor="light1" w:fill="ffffff" w:themeFill="light1"/>
         <w:tcBorders>
           <w:top w:val="single" w:color="000000" w:themeColor="accent1" w:themeTint="80" w:sz="4" w:space="0"/>
-          <w:left w:val="none"/>
-          <w:bottom w:val="none"/>
-          <w:right w:val="none"/>
+          <w:left w:val="none" w:color="000000" w:sz="4" w:space="0"/>
+          <w:bottom w:val="none" w:color="000000" w:sz="4" w:space="0"/>
+          <w:right w:val="none" w:color="000000" w:sz="4" w:space="0"/>
         </w:tcBorders>
       </w:tcPr>
     </w:tblStylePr>
@@ -14408,9 +14820,9 @@
       </w:tcPr>
     </w:tblStylePr>
   </w:style>
-  <w:style w:type="table" w:styleId="63">
+  <w:style w:type="table" w:styleId="871">
     <w:name w:val="Grid Table 7 Colorful - Accent 2"/>
-    <w:basedOn w:val="755"/>
+    <w:basedOn w:val="1006"/>
     <w:uiPriority w:val="99"/>
     <w:pPr>
       <w:pBdr/>
@@ -14512,11 +14924,11 @@
         <w:tblBorders/>
       </w:tblPr>
       <w:tcPr>
-        <w:shd w:color="ffffff"/>
+        <w:shd w:val="clear" w:color="ffffff"/>
         <w:tcBorders>
-          <w:top w:val="none"/>
-          <w:left w:val="none"/>
-          <w:bottom w:val="none"/>
+          <w:top w:val="none" w:color="000000" w:sz="4" w:space="0"/>
+          <w:left w:val="none" w:color="000000" w:sz="4" w:space="0"/>
+          <w:bottom w:val="none" w:color="000000" w:sz="4" w:space="0"/>
           <w:right w:val="single" w:color="000000" w:themeColor="accent2" w:themeTint="97" w:sz="4" w:space="0"/>
         </w:tcBorders>
       </w:tcPr>
@@ -14539,10 +14951,10 @@
       <w:tcPr>
         <w:shd w:val="clear" w:color="ffffff" w:themeColor="light1" w:fill="ffffff" w:themeFill="light1"/>
         <w:tcBorders>
-          <w:top w:val="none"/>
-          <w:left w:val="none"/>
+          <w:top w:val="none" w:color="000000" w:sz="4" w:space="0"/>
+          <w:left w:val="none" w:color="000000" w:sz="4" w:space="0"/>
           <w:bottom w:val="single" w:color="000000" w:themeColor="accent2" w:themeTint="97" w:sz="4" w:space="0"/>
-          <w:right w:val="none"/>
+          <w:right w:val="none" w:color="000000" w:sz="4" w:space="0"/>
         </w:tcBorders>
       </w:tcPr>
     </w:tblStylePr>
@@ -14562,12 +14974,12 @@
         <w:tblBorders/>
       </w:tblPr>
       <w:tcPr>
-        <w:shd w:color="ffffff"/>
+        <w:shd w:val="clear" w:color="ffffff"/>
         <w:tcBorders>
-          <w:top w:val="none"/>
+          <w:top w:val="none" w:color="000000" w:sz="4" w:space="0"/>
           <w:left w:val="single" w:color="000000" w:themeColor="accent2" w:themeTint="97" w:sz="4" w:space="0"/>
-          <w:bottom w:val="none"/>
-          <w:right w:val="none"/>
+          <w:bottom w:val="none" w:color="000000" w:sz="4" w:space="0"/>
+          <w:right w:val="none" w:color="000000" w:sz="4" w:space="0"/>
         </w:tcBorders>
       </w:tcPr>
     </w:tblStylePr>
@@ -14590,9 +15002,9 @@
         <w:shd w:val="clear" w:color="ffffff" w:themeColor="light1" w:fill="ffffff" w:themeFill="light1"/>
         <w:tcBorders>
           <w:top w:val="single" w:color="000000" w:themeColor="accent2" w:themeTint="97" w:sz="4" w:space="0"/>
-          <w:left w:val="none"/>
-          <w:bottom w:val="none"/>
-          <w:right w:val="none"/>
+          <w:left w:val="none" w:color="000000" w:sz="4" w:space="0"/>
+          <w:bottom w:val="none" w:color="000000" w:sz="4" w:space="0"/>
+          <w:right w:val="none" w:color="000000" w:sz="4" w:space="0"/>
         </w:tcBorders>
       </w:tcPr>
     </w:tblStylePr>
@@ -14662,9 +15074,9 @@
       </w:tcPr>
     </w:tblStylePr>
   </w:style>
-  <w:style w:type="table" w:styleId="64">
+  <w:style w:type="table" w:styleId="872">
     <w:name w:val="Grid Table 7 Colorful - Accent 3"/>
-    <w:basedOn w:val="755"/>
+    <w:basedOn w:val="1006"/>
     <w:uiPriority w:val="99"/>
     <w:pPr>
       <w:pBdr/>
@@ -14766,11 +15178,11 @@
         <w:tblBorders/>
       </w:tblPr>
       <w:tcPr>
-        <w:shd w:color="ffffff"/>
+        <w:shd w:val="clear" w:color="ffffff"/>
         <w:tcBorders>
-          <w:top w:val="none"/>
-          <w:left w:val="none"/>
-          <w:bottom w:val="none"/>
+          <w:top w:val="none" w:color="000000" w:sz="4" w:space="0"/>
+          <w:left w:val="none" w:color="000000" w:sz="4" w:space="0"/>
+          <w:bottom w:val="none" w:color="000000" w:sz="4" w:space="0"/>
           <w:right w:val="single" w:color="000000" w:themeColor="accent3" w:themeTint="FE" w:sz="4" w:space="0"/>
         </w:tcBorders>
       </w:tcPr>
@@ -14793,10 +15205,10 @@
       <w:tcPr>
         <w:shd w:val="clear" w:color="ffffff" w:themeColor="light1" w:fill="ffffff" w:themeFill="light1"/>
         <w:tcBorders>
-          <w:top w:val="none"/>
-          <w:left w:val="none"/>
+          <w:top w:val="none" w:color="000000" w:sz="4" w:space="0"/>
+          <w:left w:val="none" w:color="000000" w:sz="4" w:space="0"/>
           <w:bottom w:val="single" w:color="000000" w:themeColor="accent3" w:themeTint="FE" w:sz="4" w:space="0"/>
-          <w:right w:val="none"/>
+          <w:right w:val="none" w:color="000000" w:sz="4" w:space="0"/>
         </w:tcBorders>
       </w:tcPr>
     </w:tblStylePr>
@@ -14816,12 +15228,12 @@
         <w:tblBorders/>
       </w:tblPr>
       <w:tcPr>
-        <w:shd w:color="ffffff"/>
+        <w:shd w:val="clear" w:color="ffffff"/>
         <w:tcBorders>
-          <w:top w:val="none"/>
+          <w:top w:val="none" w:color="000000" w:sz="4" w:space="0"/>
           <w:left w:val="single" w:color="000000" w:themeColor="accent3" w:themeTint="FE" w:sz="4" w:space="0"/>
-          <w:bottom w:val="none"/>
-          <w:right w:val="none"/>
+          <w:bottom w:val="none" w:color="000000" w:sz="4" w:space="0"/>
+          <w:right w:val="none" w:color="000000" w:sz="4" w:space="0"/>
         </w:tcBorders>
       </w:tcPr>
     </w:tblStylePr>
@@ -14844,9 +15256,9 @@
         <w:shd w:val="clear" w:color="ffffff" w:themeColor="light1" w:fill="ffffff" w:themeFill="light1"/>
         <w:tcBorders>
           <w:top w:val="single" w:color="000000" w:themeColor="accent3" w:themeTint="FE" w:sz="4" w:space="0"/>
-          <w:left w:val="none"/>
-          <w:bottom w:val="none"/>
-          <w:right w:val="none"/>
+          <w:left w:val="none" w:color="000000" w:sz="4" w:space="0"/>
+          <w:bottom w:val="none" w:color="000000" w:sz="4" w:space="0"/>
+          <w:right w:val="none" w:color="000000" w:sz="4" w:space="0"/>
         </w:tcBorders>
       </w:tcPr>
     </w:tblStylePr>
@@ -14916,9 +15328,9 @@
       </w:tcPr>
     </w:tblStylePr>
   </w:style>
-  <w:style w:type="table" w:styleId="65">
+  <w:style w:type="table" w:styleId="873">
     <w:name w:val="Grid Table 7 Colorful - Accent 4"/>
-    <w:basedOn w:val="755"/>
+    <w:basedOn w:val="1006"/>
     <w:uiPriority w:val="99"/>
     <w:pPr>
       <w:pBdr/>
@@ -15020,11 +15432,11 @@
         <w:tblBorders/>
       </w:tblPr>
       <w:tcPr>
-        <w:shd w:color="ffffff"/>
+        <w:shd w:val="clear" w:color="ffffff"/>
         <w:tcBorders>
-          <w:top w:val="none"/>
-          <w:left w:val="none"/>
-          <w:bottom w:val="none"/>
+          <w:top w:val="none" w:color="000000" w:sz="4" w:space="0"/>
+          <w:left w:val="none" w:color="000000" w:sz="4" w:space="0"/>
+          <w:bottom w:val="none" w:color="000000" w:sz="4" w:space="0"/>
           <w:right w:val="single" w:color="000000" w:themeColor="accent4" w:themeTint="9A" w:sz="4" w:space="0"/>
         </w:tcBorders>
       </w:tcPr>
@@ -15047,10 +15459,10 @@
       <w:tcPr>
         <w:shd w:val="clear" w:color="ffffff" w:themeColor="light1" w:fill="ffffff" w:themeFill="light1"/>
         <w:tcBorders>
-          <w:top w:val="none"/>
-          <w:left w:val="none"/>
+          <w:top w:val="none" w:color="000000" w:sz="4" w:space="0"/>
+          <w:left w:val="none" w:color="000000" w:sz="4" w:space="0"/>
           <w:bottom w:val="single" w:color="000000" w:themeColor="accent4" w:themeTint="9A" w:sz="4" w:space="0"/>
-          <w:right w:val="none"/>
+          <w:right w:val="none" w:color="000000" w:sz="4" w:space="0"/>
         </w:tcBorders>
       </w:tcPr>
     </w:tblStylePr>
@@ -15070,12 +15482,12 @@
         <w:tblBorders/>
       </w:tblPr>
       <w:tcPr>
-        <w:shd w:color="ffffff"/>
+        <w:shd w:val="clear" w:color="ffffff"/>
         <w:tcBorders>
-          <w:top w:val="none"/>
+          <w:top w:val="none" w:color="000000" w:sz="4" w:space="0"/>
           <w:left w:val="single" w:color="000000" w:themeColor="accent4" w:themeTint="9A" w:sz="4" w:space="0"/>
-          <w:bottom w:val="none"/>
-          <w:right w:val="none"/>
+          <w:bottom w:val="none" w:color="000000" w:sz="4" w:space="0"/>
+          <w:right w:val="none" w:color="000000" w:sz="4" w:space="0"/>
         </w:tcBorders>
       </w:tcPr>
     </w:tblStylePr>
@@ -15098,9 +15510,9 @@
         <w:shd w:val="clear" w:color="ffffff" w:themeColor="light1" w:fill="ffffff" w:themeFill="light1"/>
         <w:tcBorders>
           <w:top w:val="single" w:color="000000" w:themeColor="accent4" w:themeTint="9A" w:sz="4" w:space="0"/>
-          <w:left w:val="none"/>
-          <w:bottom w:val="none"/>
-          <w:right w:val="none"/>
+          <w:left w:val="none" w:color="000000" w:sz="4" w:space="0"/>
+          <w:bottom w:val="none" w:color="000000" w:sz="4" w:space="0"/>
+          <w:right w:val="none" w:color="000000" w:sz="4" w:space="0"/>
         </w:tcBorders>
       </w:tcPr>
     </w:tblStylePr>
@@ -15170,9 +15582,9 @@
       </w:tcPr>
     </w:tblStylePr>
   </w:style>
-  <w:style w:type="table" w:styleId="66">
+  <w:style w:type="table" w:styleId="874">
     <w:name w:val="Grid Table 7 Colorful - Accent 5"/>
-    <w:basedOn w:val="755"/>
+    <w:basedOn w:val="1006"/>
     <w:uiPriority w:val="99"/>
     <w:pPr>
       <w:pBdr/>
@@ -15274,11 +15686,11 @@
         <w:tblBorders/>
       </w:tblPr>
       <w:tcPr>
-        <w:shd w:color="ffffff"/>
+        <w:shd w:val="clear" w:color="ffffff"/>
         <w:tcBorders>
-          <w:top w:val="none"/>
-          <w:left w:val="none"/>
-          <w:bottom w:val="none"/>
+          <w:top w:val="none" w:color="000000" w:sz="4" w:space="0"/>
+          <w:left w:val="none" w:color="000000" w:sz="4" w:space="0"/>
+          <w:bottom w:val="none" w:color="000000" w:sz="4" w:space="0"/>
           <w:right w:val="single" w:color="000000" w:themeColor="accent5" w:themeTint="90" w:sz="4" w:space="0"/>
         </w:tcBorders>
       </w:tcPr>
@@ -15301,10 +15713,10 @@
       <w:tcPr>
         <w:shd w:val="clear" w:color="ffffff" w:themeColor="light1" w:fill="ffffff" w:themeFill="light1"/>
         <w:tcBorders>
-          <w:top w:val="none"/>
-          <w:left w:val="none"/>
+          <w:top w:val="none" w:color="000000" w:sz="4" w:space="0"/>
+          <w:left w:val="none" w:color="000000" w:sz="4" w:space="0"/>
           <w:bottom w:val="single" w:color="000000" w:themeColor="accent5" w:themeTint="90" w:sz="4" w:space="0"/>
-          <w:right w:val="none"/>
+          <w:right w:val="none" w:color="000000" w:sz="4" w:space="0"/>
         </w:tcBorders>
       </w:tcPr>
     </w:tblStylePr>
@@ -15324,12 +15736,12 @@
         <w:tblBorders/>
       </w:tblPr>
       <w:tcPr>
-        <w:shd w:color="ffffff"/>
+        <w:shd w:val="clear" w:color="ffffff"/>
         <w:tcBorders>
-          <w:top w:val="none"/>
+          <w:top w:val="none" w:color="000000" w:sz="4" w:space="0"/>
           <w:left w:val="single" w:color="000000" w:themeColor="accent5" w:themeTint="90" w:sz="4" w:space="0"/>
-          <w:bottom w:val="none"/>
-          <w:right w:val="none"/>
+          <w:bottom w:val="none" w:color="000000" w:sz="4" w:space="0"/>
+          <w:right w:val="none" w:color="000000" w:sz="4" w:space="0"/>
         </w:tcBorders>
       </w:tcPr>
     </w:tblStylePr>
@@ -15352,9 +15764,9 @@
         <w:shd w:val="clear" w:color="ffffff" w:themeColor="light1" w:fill="ffffff" w:themeFill="light1"/>
         <w:tcBorders>
           <w:top w:val="single" w:color="000000" w:themeColor="accent5" w:themeTint="90" w:sz="4" w:space="0"/>
-          <w:left w:val="none"/>
-          <w:bottom w:val="none"/>
-          <w:right w:val="none"/>
+          <w:left w:val="none" w:color="000000" w:sz="4" w:space="0"/>
+          <w:bottom w:val="none" w:color="000000" w:sz="4" w:space="0"/>
+          <w:right w:val="none" w:color="000000" w:sz="4" w:space="0"/>
         </w:tcBorders>
       </w:tcPr>
     </w:tblStylePr>
@@ -15424,9 +15836,9 @@
       </w:tcPr>
     </w:tblStylePr>
   </w:style>
-  <w:style w:type="table" w:styleId="67">
+  <w:style w:type="table" w:styleId="875">
     <w:name w:val="Grid Table 7 Colorful - Accent 6"/>
-    <w:basedOn w:val="755"/>
+    <w:basedOn w:val="1006"/>
     <w:uiPriority w:val="99"/>
     <w:pPr>
       <w:pBdr/>
@@ -15528,11 +15940,11 @@
         <w:tblBorders/>
       </w:tblPr>
       <w:tcPr>
-        <w:shd w:color="ffffff"/>
+        <w:shd w:val="clear" w:color="ffffff"/>
         <w:tcBorders>
-          <w:top w:val="none"/>
-          <w:left w:val="none"/>
-          <w:bottom w:val="none"/>
+          <w:top w:val="none" w:color="000000" w:sz="4" w:space="0"/>
+          <w:left w:val="none" w:color="000000" w:sz="4" w:space="0"/>
+          <w:bottom w:val="none" w:color="000000" w:sz="4" w:space="0"/>
           <w:right w:val="single" w:color="000000" w:themeColor="accent6" w:themeTint="90" w:sz="4" w:space="0"/>
         </w:tcBorders>
       </w:tcPr>
@@ -15555,10 +15967,10 @@
       <w:tcPr>
         <w:shd w:val="clear" w:color="ffffff" w:themeColor="light1" w:fill="ffffff" w:themeFill="light1"/>
         <w:tcBorders>
-          <w:top w:val="none"/>
-          <w:left w:val="none"/>
+          <w:top w:val="none" w:color="000000" w:sz="4" w:space="0"/>
+          <w:left w:val="none" w:color="000000" w:sz="4" w:space="0"/>
           <w:bottom w:val="single" w:color="000000" w:themeColor="accent6" w:themeTint="90" w:sz="4" w:space="0"/>
-          <w:right w:val="none"/>
+          <w:right w:val="none" w:color="000000" w:sz="4" w:space="0"/>
         </w:tcBorders>
       </w:tcPr>
     </w:tblStylePr>
@@ -15578,12 +15990,12 @@
         <w:tblBorders/>
       </w:tblPr>
       <w:tcPr>
-        <w:shd w:color="ffffff"/>
+        <w:shd w:val="clear" w:color="ffffff"/>
         <w:tcBorders>
-          <w:top w:val="none"/>
+          <w:top w:val="none" w:color="000000" w:sz="4" w:space="0"/>
           <w:left w:val="single" w:color="000000" w:themeColor="accent6" w:themeTint="90" w:sz="4" w:space="0"/>
-          <w:bottom w:val="none"/>
-          <w:right w:val="none"/>
+          <w:bottom w:val="none" w:color="000000" w:sz="4" w:space="0"/>
+          <w:right w:val="none" w:color="000000" w:sz="4" w:space="0"/>
         </w:tcBorders>
       </w:tcPr>
     </w:tblStylePr>
@@ -15606,9 +16018,9 @@
         <w:shd w:val="clear" w:color="ffffff" w:themeColor="light1" w:fill="ffffff" w:themeFill="light1"/>
         <w:tcBorders>
           <w:top w:val="single" w:color="000000" w:themeColor="accent6" w:themeTint="90" w:sz="4" w:space="0"/>
-          <w:left w:val="none"/>
-          <w:bottom w:val="none"/>
-          <w:right w:val="none"/>
+          <w:left w:val="none" w:color="000000" w:sz="4" w:space="0"/>
+          <w:bottom w:val="none" w:color="000000" w:sz="4" w:space="0"/>
+          <w:right w:val="none" w:color="000000" w:sz="4" w:space="0"/>
         </w:tcBorders>
       </w:tcPr>
     </w:tblStylePr>
@@ -15678,9 +16090,9 @@
       </w:tcPr>
     </w:tblStylePr>
   </w:style>
-  <w:style w:type="table" w:styleId="68">
+  <w:style w:type="table" w:styleId="876">
     <w:name w:val="List Table 1 Light"/>
-    <w:basedOn w:val="755"/>
+    <w:basedOn w:val="1006"/>
     <w:uiPriority w:val="99"/>
     <w:pPr>
       <w:pBdr/>
@@ -15894,9 +16306,9 @@
       </w:tcPr>
     </w:tblStylePr>
   </w:style>
-  <w:style w:type="table" w:styleId="69">
+  <w:style w:type="table" w:styleId="877">
     <w:name w:val="List Table 1 Light - Accent 1"/>
-    <w:basedOn w:val="755"/>
+    <w:basedOn w:val="1006"/>
     <w:uiPriority w:val="99"/>
     <w:pPr>
       <w:pBdr/>
@@ -16110,9 +16522,9 @@
       </w:tcPr>
     </w:tblStylePr>
   </w:style>
-  <w:style w:type="table" w:styleId="70">
+  <w:style w:type="table" w:styleId="878">
     <w:name w:val="List Table 1 Light - Accent 2"/>
-    <w:basedOn w:val="755"/>
+    <w:basedOn w:val="1006"/>
     <w:uiPriority w:val="99"/>
     <w:pPr>
       <w:pBdr/>
@@ -16326,9 +16738,9 @@
       </w:tcPr>
     </w:tblStylePr>
   </w:style>
-  <w:style w:type="table" w:styleId="71">
+  <w:style w:type="table" w:styleId="879">
     <w:name w:val="List Table 1 Light - Accent 3"/>
-    <w:basedOn w:val="755"/>
+    <w:basedOn w:val="1006"/>
     <w:uiPriority w:val="99"/>
     <w:pPr>
       <w:pBdr/>
@@ -16542,9 +16954,9 @@
       </w:tcPr>
     </w:tblStylePr>
   </w:style>
-  <w:style w:type="table" w:styleId="72">
+  <w:style w:type="table" w:styleId="880">
     <w:name w:val="List Table 1 Light - Accent 4"/>
-    <w:basedOn w:val="755"/>
+    <w:basedOn w:val="1006"/>
     <w:uiPriority w:val="99"/>
     <w:pPr>
       <w:pBdr/>
@@ -16758,9 +17170,9 @@
       </w:tcPr>
     </w:tblStylePr>
   </w:style>
-  <w:style w:type="table" w:styleId="73">
+  <w:style w:type="table" w:styleId="881">
     <w:name w:val="List Table 1 Light - Accent 5"/>
-    <w:basedOn w:val="755"/>
+    <w:basedOn w:val="1006"/>
     <w:uiPriority w:val="99"/>
     <w:pPr>
       <w:pBdr/>
@@ -16974,9 +17386,9 @@
       </w:tcPr>
     </w:tblStylePr>
   </w:style>
-  <w:style w:type="table" w:styleId="74">
+  <w:style w:type="table" w:styleId="882">
     <w:name w:val="List Table 1 Light - Accent 6"/>
-    <w:basedOn w:val="755"/>
+    <w:basedOn w:val="1006"/>
     <w:uiPriority w:val="99"/>
     <w:pPr>
       <w:pBdr/>
@@ -17190,9 +17602,9 @@
       </w:tcPr>
     </w:tblStylePr>
   </w:style>
-  <w:style w:type="table" w:styleId="75">
+  <w:style w:type="table" w:styleId="883">
     <w:name w:val="List Table 2"/>
-    <w:basedOn w:val="755"/>
+    <w:basedOn w:val="1006"/>
     <w:uiPriority w:val="99"/>
     <w:pPr>
       <w:pBdr/>
@@ -17428,9 +17840,9 @@
       </w:tcPr>
     </w:tblStylePr>
   </w:style>
-  <w:style w:type="table" w:styleId="76">
+  <w:style w:type="table" w:styleId="884">
     <w:name w:val="List Table 2 - Accent 1"/>
-    <w:basedOn w:val="755"/>
+    <w:basedOn w:val="1006"/>
     <w:uiPriority w:val="99"/>
     <w:pPr>
       <w:pBdr/>
@@ -17666,9 +18078,9 @@
       </w:tcPr>
     </w:tblStylePr>
   </w:style>
-  <w:style w:type="table" w:styleId="77">
+  <w:style w:type="table" w:styleId="885">
     <w:name w:val="List Table 2 - Accent 2"/>
-    <w:basedOn w:val="755"/>
+    <w:basedOn w:val="1006"/>
     <w:uiPriority w:val="99"/>
     <w:pPr>
       <w:pBdr/>
@@ -17904,9 +18316,9 @@
       </w:tcPr>
     </w:tblStylePr>
   </w:style>
-  <w:style w:type="table" w:styleId="78">
+  <w:style w:type="table" w:styleId="886">
     <w:name w:val="List Table 2 - Accent 3"/>
-    <w:basedOn w:val="755"/>
+    <w:basedOn w:val="1006"/>
     <w:uiPriority w:val="99"/>
     <w:pPr>
       <w:pBdr/>
@@ -18142,9 +18554,9 @@
       </w:tcPr>
     </w:tblStylePr>
   </w:style>
-  <w:style w:type="table" w:styleId="79">
+  <w:style w:type="table" w:styleId="887">
     <w:name w:val="List Table 2 - Accent 4"/>
-    <w:basedOn w:val="755"/>
+    <w:basedOn w:val="1006"/>
     <w:uiPriority w:val="99"/>
     <w:pPr>
       <w:pBdr/>
@@ -18380,9 +18792,9 @@
       </w:tcPr>
     </w:tblStylePr>
   </w:style>
-  <w:style w:type="table" w:styleId="80">
+  <w:style w:type="table" w:styleId="888">
     <w:name w:val="List Table 2 - Accent 5"/>
-    <w:basedOn w:val="755"/>
+    <w:basedOn w:val="1006"/>
     <w:uiPriority w:val="99"/>
     <w:pPr>
       <w:pBdr/>
@@ -18618,9 +19030,9 @@
       </w:tcPr>
     </w:tblStylePr>
   </w:style>
-  <w:style w:type="table" w:styleId="81">
+  <w:style w:type="table" w:styleId="889">
     <w:name w:val="List Table 2 - Accent 6"/>
-    <w:basedOn w:val="755"/>
+    <w:basedOn w:val="1006"/>
     <w:uiPriority w:val="99"/>
     <w:pPr>
       <w:pBdr/>
@@ -18856,9 +19268,9 @@
       </w:tcPr>
     </w:tblStylePr>
   </w:style>
-  <w:style w:type="table" w:styleId="82">
+  <w:style w:type="table" w:styleId="890">
     <w:name w:val="List Table 3"/>
-    <w:basedOn w:val="755"/>
+    <w:basedOn w:val="1006"/>
     <w:uiPriority w:val="99"/>
     <w:pPr>
       <w:pBdr/>
@@ -19084,9 +19496,9 @@
       </w:tcPr>
     </w:tblStylePr>
   </w:style>
-  <w:style w:type="table" w:styleId="83">
+  <w:style w:type="table" w:styleId="891">
     <w:name w:val="List Table 3 - Accent 1"/>
-    <w:basedOn w:val="755"/>
+    <w:basedOn w:val="1006"/>
     <w:uiPriority w:val="99"/>
     <w:pPr>
       <w:pBdr/>
@@ -19312,9 +19724,9 @@
       </w:tcPr>
     </w:tblStylePr>
   </w:style>
-  <w:style w:type="table" w:styleId="84">
+  <w:style w:type="table" w:styleId="892">
     <w:name w:val="List Table 3 - Accent 2"/>
-    <w:basedOn w:val="755"/>
+    <w:basedOn w:val="1006"/>
     <w:uiPriority w:val="99"/>
     <w:pPr>
       <w:pBdr/>
@@ -19540,9 +19952,9 @@
       </w:tcPr>
     </w:tblStylePr>
   </w:style>
-  <w:style w:type="table" w:styleId="85">
+  <w:style w:type="table" w:styleId="893">
     <w:name w:val="List Table 3 - Accent 3"/>
-    <w:basedOn w:val="755"/>
+    <w:basedOn w:val="1006"/>
     <w:uiPriority w:val="99"/>
     <w:pPr>
       <w:pBdr/>
@@ -19768,9 +20180,9 @@
       </w:tcPr>
     </w:tblStylePr>
   </w:style>
-  <w:style w:type="table" w:styleId="86">
+  <w:style w:type="table" w:styleId="894">
     <w:name w:val="List Table 3 - Accent 4"/>
-    <w:basedOn w:val="755"/>
+    <w:basedOn w:val="1006"/>
     <w:uiPriority w:val="99"/>
     <w:pPr>
       <w:pBdr/>
@@ -19996,9 +20408,9 @@
       </w:tcPr>
     </w:tblStylePr>
   </w:style>
-  <w:style w:type="table" w:styleId="87">
+  <w:style w:type="table" w:styleId="895">
     <w:name w:val="List Table 3 - Accent 5"/>
-    <w:basedOn w:val="755"/>
+    <w:basedOn w:val="1006"/>
     <w:uiPriority w:val="99"/>
     <w:pPr>
       <w:pBdr/>
@@ -20224,9 +20636,9 @@
       </w:tcPr>
     </w:tblStylePr>
   </w:style>
-  <w:style w:type="table" w:styleId="88">
+  <w:style w:type="table" w:styleId="896">
     <w:name w:val="List Table 3 - Accent 6"/>
-    <w:basedOn w:val="755"/>
+    <w:basedOn w:val="1006"/>
     <w:uiPriority w:val="99"/>
     <w:pPr>
       <w:pBdr/>
@@ -20452,9 +20864,9 @@
       </w:tcPr>
     </w:tblStylePr>
   </w:style>
-  <w:style w:type="table" w:styleId="89">
+  <w:style w:type="table" w:styleId="897">
     <w:name w:val="List Table 4"/>
-    <w:basedOn w:val="755"/>
+    <w:basedOn w:val="1006"/>
     <w:uiPriority w:val="99"/>
     <w:pPr>
       <w:pBdr/>
@@ -20677,9 +21089,9 @@
       </w:tcPr>
     </w:tblStylePr>
   </w:style>
-  <w:style w:type="table" w:styleId="90">
+  <w:style w:type="table" w:styleId="898">
     <w:name w:val="List Table 4 - Accent 1"/>
-    <w:basedOn w:val="755"/>
+    <w:basedOn w:val="1006"/>
     <w:uiPriority w:val="99"/>
     <w:pPr>
       <w:pBdr/>
@@ -20902,9 +21314,9 @@
       </w:tcPr>
     </w:tblStylePr>
   </w:style>
-  <w:style w:type="table" w:styleId="91">
+  <w:style w:type="table" w:styleId="899">
     <w:name w:val="List Table 4 - Accent 2"/>
-    <w:basedOn w:val="755"/>
+    <w:basedOn w:val="1006"/>
     <w:uiPriority w:val="99"/>
     <w:pPr>
       <w:pBdr/>
@@ -21127,9 +21539,9 @@
       </w:tcPr>
     </w:tblStylePr>
   </w:style>
-  <w:style w:type="table" w:styleId="92">
+  <w:style w:type="table" w:styleId="900">
     <w:name w:val="List Table 4 - Accent 3"/>
-    <w:basedOn w:val="755"/>
+    <w:basedOn w:val="1006"/>
     <w:uiPriority w:val="99"/>
     <w:pPr>
       <w:pBdr/>
@@ -21352,9 +21764,9 @@
       </w:tcPr>
     </w:tblStylePr>
   </w:style>
-  <w:style w:type="table" w:styleId="93">
+  <w:style w:type="table" w:styleId="901">
     <w:name w:val="List Table 4 - Accent 4"/>
-    <w:basedOn w:val="755"/>
+    <w:basedOn w:val="1006"/>
     <w:uiPriority w:val="99"/>
     <w:pPr>
       <w:pBdr/>
@@ -21577,9 +21989,9 @@
       </w:tcPr>
     </w:tblStylePr>
   </w:style>
-  <w:style w:type="table" w:styleId="94">
+  <w:style w:type="table" w:styleId="902">
     <w:name w:val="List Table 4 - Accent 5"/>
-    <w:basedOn w:val="755"/>
+    <w:basedOn w:val="1006"/>
     <w:uiPriority w:val="99"/>
     <w:pPr>
       <w:pBdr/>
@@ -21802,9 +22214,9 @@
       </w:tcPr>
     </w:tblStylePr>
   </w:style>
-  <w:style w:type="table" w:styleId="95">
+  <w:style w:type="table" w:styleId="903">
     <w:name w:val="List Table 4 - Accent 6"/>
-    <w:basedOn w:val="755"/>
+    <w:basedOn w:val="1006"/>
     <w:uiPriority w:val="99"/>
     <w:pPr>
       <w:pBdr/>
@@ -22027,9 +22439,9 @@
       </w:tcPr>
     </w:tblStylePr>
   </w:style>
-  <w:style w:type="table" w:styleId="96">
+  <w:style w:type="table" w:styleId="904">
     <w:name w:val="List Table 5 Dark"/>
-    <w:basedOn w:val="755"/>
+    <w:basedOn w:val="1006"/>
     <w:uiPriority w:val="99"/>
     <w:pPr>
       <w:pBdr/>
@@ -22269,9 +22681,9 @@
       </w:tcPr>
     </w:tblStylePr>
   </w:style>
-  <w:style w:type="table" w:styleId="97">
+  <w:style w:type="table" w:styleId="905">
     <w:name w:val="List Table 5 Dark - Accent 1"/>
-    <w:basedOn w:val="755"/>
+    <w:basedOn w:val="1006"/>
     <w:uiPriority w:val="99"/>
     <w:pPr>
       <w:pBdr/>
@@ -22511,9 +22923,9 @@
       </w:tcPr>
     </w:tblStylePr>
   </w:style>
-  <w:style w:type="table" w:styleId="98">
+  <w:style w:type="table" w:styleId="906">
     <w:name w:val="List Table 5 Dark - Accent 2"/>
-    <w:basedOn w:val="755"/>
+    <w:basedOn w:val="1006"/>
     <w:uiPriority w:val="99"/>
     <w:pPr>
       <w:pBdr/>
@@ -22753,9 +23165,9 @@
       </w:tcPr>
     </w:tblStylePr>
   </w:style>
-  <w:style w:type="table" w:styleId="99">
+  <w:style w:type="table" w:styleId="907">
     <w:name w:val="List Table 5 Dark - Accent 3"/>
-    <w:basedOn w:val="755"/>
+    <w:basedOn w:val="1006"/>
     <w:uiPriority w:val="99"/>
     <w:pPr>
       <w:pBdr/>
@@ -22995,9 +23407,9 @@
       </w:tcPr>
     </w:tblStylePr>
   </w:style>
-  <w:style w:type="table" w:styleId="100">
+  <w:style w:type="table" w:styleId="908">
     <w:name w:val="List Table 5 Dark - Accent 4"/>
-    <w:basedOn w:val="755"/>
+    <w:basedOn w:val="1006"/>
     <w:uiPriority w:val="99"/>
     <w:pPr>
       <w:pBdr/>
@@ -23237,9 +23649,9 @@
       </w:tcPr>
     </w:tblStylePr>
   </w:style>
-  <w:style w:type="table" w:styleId="101">
+  <w:style w:type="table" w:styleId="909">
     <w:name w:val="List Table 5 Dark - Accent 5"/>
-    <w:basedOn w:val="755"/>
+    <w:basedOn w:val="1006"/>
     <w:uiPriority w:val="99"/>
     <w:pPr>
       <w:pBdr/>
@@ -23479,9 +23891,9 @@
       </w:tcPr>
     </w:tblStylePr>
   </w:style>
-  <w:style w:type="table" w:styleId="102">
+  <w:style w:type="table" w:styleId="910">
     <w:name w:val="List Table 5 Dark - Accent 6"/>
-    <w:basedOn w:val="755"/>
+    <w:basedOn w:val="1006"/>
     <w:uiPriority w:val="99"/>
     <w:pPr>
       <w:pBdr/>
@@ -23721,9 +24133,9 @@
       </w:tcPr>
     </w:tblStylePr>
   </w:style>
-  <w:style w:type="table" w:styleId="103">
+  <w:style w:type="table" w:styleId="911">
     <w:name w:val="List Table 6 Colorful"/>
-    <w:basedOn w:val="755"/>
+    <w:basedOn w:val="1006"/>
     <w:uiPriority w:val="99"/>
     <w:pPr>
       <w:pBdr/>
@@ -23944,9 +24356,9 @@
       </w:tcPr>
     </w:tblStylePr>
   </w:style>
-  <w:style w:type="table" w:styleId="104">
+  <w:style w:type="table" w:styleId="912">
     <w:name w:val="List Table 6 Colorful - Accent 1"/>
-    <w:basedOn w:val="755"/>
+    <w:basedOn w:val="1006"/>
     <w:uiPriority w:val="99"/>
     <w:pPr>
       <w:pBdr/>
@@ -24167,9 +24579,9 @@
       </w:tcPr>
     </w:tblStylePr>
   </w:style>
-  <w:style w:type="table" w:styleId="105">
+  <w:style w:type="table" w:styleId="913">
     <w:name w:val="List Table 6 Colorful - Accent 2"/>
-    <w:basedOn w:val="755"/>
+    <w:basedOn w:val="1006"/>
     <w:uiPriority w:val="99"/>
     <w:pPr>
       <w:pBdr/>
@@ -24390,9 +24802,9 @@
       </w:tcPr>
     </w:tblStylePr>
   </w:style>
-  <w:style w:type="table" w:styleId="106">
+  <w:style w:type="table" w:styleId="914">
     <w:name w:val="List Table 6 Colorful - Accent 3"/>
-    <w:basedOn w:val="755"/>
+    <w:basedOn w:val="1006"/>
     <w:uiPriority w:val="99"/>
     <w:pPr>
       <w:pBdr/>
@@ -24613,9 +25025,9 @@
       </w:tcPr>
     </w:tblStylePr>
   </w:style>
-  <w:style w:type="table" w:styleId="107">
+  <w:style w:type="table" w:styleId="915">
     <w:name w:val="List Table 6 Colorful - Accent 4"/>
-    <w:basedOn w:val="755"/>
+    <w:basedOn w:val="1006"/>
     <w:uiPriority w:val="99"/>
     <w:pPr>
       <w:pBdr/>
@@ -24836,9 +25248,9 @@
       </w:tcPr>
     </w:tblStylePr>
   </w:style>
-  <w:style w:type="table" w:styleId="108">
+  <w:style w:type="table" w:styleId="916">
     <w:name w:val="List Table 6 Colorful - Accent 5"/>
-    <w:basedOn w:val="755"/>
+    <w:basedOn w:val="1006"/>
     <w:uiPriority w:val="99"/>
     <w:pPr>
       <w:pBdr/>
@@ -25059,9 +25471,9 @@
       </w:tcPr>
     </w:tblStylePr>
   </w:style>
-  <w:style w:type="table" w:styleId="109">
+  <w:style w:type="table" w:styleId="917">
     <w:name w:val="List Table 6 Colorful - Accent 6"/>
-    <w:basedOn w:val="755"/>
+    <w:basedOn w:val="1006"/>
     <w:uiPriority w:val="99"/>
     <w:pPr>
       <w:pBdr/>
@@ -25282,9 +25694,9 @@
       </w:tcPr>
     </w:tblStylePr>
   </w:style>
-  <w:style w:type="table" w:styleId="110">
+  <w:style w:type="table" w:styleId="918">
     <w:name w:val="List Table 7 Colorful"/>
-    <w:basedOn w:val="755"/>
+    <w:basedOn w:val="1006"/>
     <w:uiPriority w:val="99"/>
     <w:pPr>
       <w:pBdr/>
@@ -25383,11 +25795,11 @@
         <w:tblBorders/>
       </w:tblPr>
       <w:tcPr>
-        <w:shd w:color="ffffff"/>
+        <w:shd w:val="clear" w:color="ffffff"/>
         <w:tcBorders>
-          <w:top w:val="none"/>
-          <w:left w:val="none"/>
-          <w:bottom w:val="none"/>
+          <w:top w:val="none" w:color="000000" w:sz="4" w:space="0"/>
+          <w:left w:val="none" w:color="000000" w:sz="4" w:space="0"/>
+          <w:bottom w:val="none" w:color="000000" w:sz="4" w:space="0"/>
           <w:right w:val="single" w:color="000000" w:themeColor="text1" w:themeTint="80" w:sz="4" w:space="0"/>
         </w:tcBorders>
       </w:tcPr>
@@ -25410,10 +25822,10 @@
       <w:tcPr>
         <w:shd w:val="clear" w:color="ffffff" w:themeColor="light1" w:fill="ffffff" w:themeFill="light1"/>
         <w:tcBorders>
-          <w:top w:val="none"/>
-          <w:left w:val="none"/>
+          <w:top w:val="none" w:color="000000" w:sz="4" w:space="0"/>
+          <w:left w:val="none" w:color="000000" w:sz="4" w:space="0"/>
           <w:bottom w:val="single" w:color="000000" w:themeColor="text1" w:themeTint="80" w:sz="4" w:space="0"/>
-          <w:right w:val="none"/>
+          <w:right w:val="none" w:color="000000" w:sz="4" w:space="0"/>
         </w:tcBorders>
       </w:tcPr>
     </w:tblStylePr>
@@ -25433,12 +25845,12 @@
         <w:tblBorders/>
       </w:tblPr>
       <w:tcPr>
-        <w:shd w:color="ffffff"/>
+        <w:shd w:val="clear" w:color="ffffff"/>
         <w:tcBorders>
-          <w:top w:val="none"/>
+          <w:top w:val="none" w:color="000000" w:sz="4" w:space="0"/>
           <w:left w:val="single" w:color="000000" w:themeColor="text1" w:themeTint="80" w:sz="4" w:space="0"/>
-          <w:bottom w:val="none"/>
-          <w:right w:val="none"/>
+          <w:bottom w:val="none" w:color="000000" w:sz="4" w:space="0"/>
+          <w:right w:val="none" w:color="000000" w:sz="4" w:space="0"/>
         </w:tcBorders>
       </w:tcPr>
     </w:tblStylePr>
@@ -25461,9 +25873,9 @@
         <w:shd w:val="clear" w:color="ffffff" w:themeColor="light1" w:fill="ffffff" w:themeFill="light1"/>
         <w:tcBorders>
           <w:top w:val="single" w:color="000000" w:themeColor="text1" w:themeTint="80" w:sz="4" w:space="0"/>
-          <w:left w:val="none"/>
-          <w:bottom w:val="none"/>
-          <w:right w:val="none"/>
+          <w:left w:val="none" w:color="000000" w:sz="4" w:space="0"/>
+          <w:bottom w:val="none" w:color="000000" w:sz="4" w:space="0"/>
+          <w:right w:val="none" w:color="000000" w:sz="4" w:space="0"/>
         </w:tcBorders>
       </w:tcPr>
     </w:tblStylePr>
@@ -25538,9 +25950,9 @@
       </w:tcPr>
     </w:tblStylePr>
   </w:style>
-  <w:style w:type="table" w:styleId="111">
+  <w:style w:type="table" w:styleId="919">
     <w:name w:val="List Table 7 Colorful - Accent 1"/>
-    <w:basedOn w:val="755"/>
+    <w:basedOn w:val="1006"/>
     <w:uiPriority w:val="99"/>
     <w:pPr>
       <w:pBdr/>
@@ -25639,11 +26051,11 @@
         <w:tblBorders/>
       </w:tblPr>
       <w:tcPr>
-        <w:shd w:color="ffffff"/>
+        <w:shd w:val="clear" w:color="ffffff"/>
         <w:tcBorders>
-          <w:top w:val="none"/>
-          <w:left w:val="none"/>
-          <w:bottom w:val="none"/>
+          <w:top w:val="none" w:color="000000" w:sz="4" w:space="0"/>
+          <w:left w:val="none" w:color="000000" w:sz="4" w:space="0"/>
+          <w:bottom w:val="none" w:color="000000" w:sz="4" w:space="0"/>
           <w:right w:val="single" w:color="000000" w:themeColor="accent1" w:sz="4" w:space="0"/>
         </w:tcBorders>
       </w:tcPr>
@@ -25666,10 +26078,10 @@
       <w:tcPr>
         <w:shd w:val="clear" w:color="ffffff" w:themeColor="light1" w:fill="ffffff" w:themeFill="light1"/>
         <w:tcBorders>
-          <w:top w:val="none"/>
-          <w:left w:val="none"/>
+          <w:top w:val="none" w:color="000000" w:sz="4" w:space="0"/>
+          <w:left w:val="none" w:color="000000" w:sz="4" w:space="0"/>
           <w:bottom w:val="single" w:color="000000" w:themeColor="accent1" w:sz="4" w:space="0"/>
-          <w:right w:val="none"/>
+          <w:right w:val="none" w:color="000000" w:sz="4" w:space="0"/>
         </w:tcBorders>
       </w:tcPr>
     </w:tblStylePr>
@@ -25689,12 +26101,12 @@
         <w:tblBorders/>
       </w:tblPr>
       <w:tcPr>
-        <w:shd w:color="ffffff"/>
+        <w:shd w:val="clear" w:color="ffffff"/>
         <w:tcBorders>
-          <w:top w:val="none"/>
+          <w:top w:val="none" w:color="000000" w:sz="4" w:space="0"/>
           <w:left w:val="single" w:color="000000" w:themeColor="accent1" w:sz="4" w:space="0"/>
-          <w:bottom w:val="none"/>
-          <w:right w:val="none"/>
+          <w:bottom w:val="none" w:color="000000" w:sz="4" w:space="0"/>
+          <w:right w:val="none" w:color="000000" w:sz="4" w:space="0"/>
         </w:tcBorders>
       </w:tcPr>
     </w:tblStylePr>
@@ -25717,9 +26129,9 @@
         <w:shd w:val="clear" w:color="ffffff" w:themeColor="light1" w:fill="ffffff" w:themeFill="light1"/>
         <w:tcBorders>
           <w:top w:val="single" w:color="000000" w:themeColor="accent1" w:sz="4" w:space="0"/>
-          <w:left w:val="none"/>
-          <w:bottom w:val="none"/>
-          <w:right w:val="none"/>
+          <w:left w:val="none" w:color="000000" w:sz="4" w:space="0"/>
+          <w:bottom w:val="none" w:color="000000" w:sz="4" w:space="0"/>
+          <w:right w:val="none" w:color="000000" w:sz="4" w:space="0"/>
         </w:tcBorders>
       </w:tcPr>
     </w:tblStylePr>
@@ -25794,9 +26206,9 @@
       </w:tcPr>
     </w:tblStylePr>
   </w:style>
-  <w:style w:type="table" w:styleId="112">
+  <w:style w:type="table" w:styleId="920">
     <w:name w:val="List Table 7 Colorful - Accent 2"/>
-    <w:basedOn w:val="755"/>
+    <w:basedOn w:val="1006"/>
     <w:uiPriority w:val="99"/>
     <w:pPr>
       <w:pBdr/>
@@ -25895,11 +26307,11 @@
         <w:tblBorders/>
       </w:tblPr>
       <w:tcPr>
-        <w:shd w:color="ffffff"/>
+        <w:shd w:val="clear" w:color="ffffff"/>
         <w:tcBorders>
-          <w:top w:val="none"/>
-          <w:left w:val="none"/>
-          <w:bottom w:val="none"/>
+          <w:top w:val="none" w:color="000000" w:sz="4" w:space="0"/>
+          <w:left w:val="none" w:color="000000" w:sz="4" w:space="0"/>
+          <w:bottom w:val="none" w:color="000000" w:sz="4" w:space="0"/>
           <w:right w:val="single" w:color="000000" w:themeColor="accent2" w:themeTint="97" w:sz="4" w:space="0"/>
         </w:tcBorders>
       </w:tcPr>
@@ -25922,10 +26334,10 @@
       <w:tcPr>
         <w:shd w:val="clear" w:color="ffffff" w:themeColor="light1" w:fill="ffffff" w:themeFill="light1"/>
         <w:tcBorders>
-          <w:top w:val="none"/>
-          <w:left w:val="none"/>
+          <w:top w:val="none" w:color="000000" w:sz="4" w:space="0"/>
+          <w:left w:val="none" w:color="000000" w:sz="4" w:space="0"/>
           <w:bottom w:val="single" w:color="000000" w:themeColor="accent2" w:themeTint="97" w:sz="4" w:space="0"/>
-          <w:right w:val="none"/>
+          <w:right w:val="none" w:color="000000" w:sz="4" w:space="0"/>
         </w:tcBorders>
       </w:tcPr>
     </w:tblStylePr>
@@ -25945,12 +26357,12 @@
         <w:tblBorders/>
       </w:tblPr>
       <w:tcPr>
-        <w:shd w:color="ffffff"/>
+        <w:shd w:val="clear" w:color="ffffff"/>
         <w:tcBorders>
-          <w:top w:val="none"/>
+          <w:top w:val="none" w:color="000000" w:sz="4" w:space="0"/>
           <w:left w:val="single" w:color="000000" w:themeColor="accent2" w:themeTint="97" w:sz="4" w:space="0"/>
-          <w:bottom w:val="none"/>
-          <w:right w:val="none"/>
+          <w:bottom w:val="none" w:color="000000" w:sz="4" w:space="0"/>
+          <w:right w:val="none" w:color="000000" w:sz="4" w:space="0"/>
         </w:tcBorders>
       </w:tcPr>
     </w:tblStylePr>
@@ -25973,9 +26385,9 @@
         <w:shd w:val="clear" w:color="ffffff" w:themeColor="light1" w:fill="ffffff" w:themeFill="light1"/>
         <w:tcBorders>
           <w:top w:val="single" w:color="000000" w:themeColor="accent2" w:themeTint="97" w:sz="4" w:space="0"/>
-          <w:left w:val="none"/>
-          <w:bottom w:val="none"/>
-          <w:right w:val="none"/>
+          <w:left w:val="none" w:color="000000" w:sz="4" w:space="0"/>
+          <w:bottom w:val="none" w:color="000000" w:sz="4" w:space="0"/>
+          <w:right w:val="none" w:color="000000" w:sz="4" w:space="0"/>
         </w:tcBorders>
       </w:tcPr>
     </w:tblStylePr>
@@ -26050,9 +26462,9 @@
       </w:tcPr>
     </w:tblStylePr>
   </w:style>
-  <w:style w:type="table" w:styleId="113">
+  <w:style w:type="table" w:styleId="921">
     <w:name w:val="List Table 7 Colorful - Accent 3"/>
-    <w:basedOn w:val="755"/>
+    <w:basedOn w:val="1006"/>
     <w:uiPriority w:val="99"/>
     <w:pPr>
       <w:pBdr/>
@@ -26151,11 +26563,11 @@
         <w:tblBorders/>
       </w:tblPr>
       <w:tcPr>
-        <w:shd w:color="ffffff"/>
+        <w:shd w:val="clear" w:color="ffffff"/>
         <w:tcBorders>
-          <w:top w:val="none"/>
-          <w:left w:val="none"/>
-          <w:bottom w:val="none"/>
+          <w:top w:val="none" w:color="000000" w:sz="4" w:space="0"/>
+          <w:left w:val="none" w:color="000000" w:sz="4" w:space="0"/>
+          <w:bottom w:val="none" w:color="000000" w:sz="4" w:space="0"/>
           <w:right w:val="single" w:color="000000" w:themeColor="accent3" w:themeTint="98" w:sz="4" w:space="0"/>
         </w:tcBorders>
       </w:tcPr>
@@ -26178,10 +26590,10 @@
       <w:tcPr>
         <w:shd w:val="clear" w:color="ffffff" w:themeColor="light1" w:fill="ffffff" w:themeFill="light1"/>
         <w:tcBorders>
-          <w:top w:val="none"/>
-          <w:left w:val="none"/>
+          <w:top w:val="none" w:color="000000" w:sz="4" w:space="0"/>
+          <w:left w:val="none" w:color="000000" w:sz="4" w:space="0"/>
           <w:bottom w:val="single" w:color="000000" w:themeColor="accent3" w:themeTint="98" w:sz="4" w:space="0"/>
-          <w:right w:val="none"/>
+          <w:right w:val="none" w:color="000000" w:sz="4" w:space="0"/>
         </w:tcBorders>
       </w:tcPr>
     </w:tblStylePr>
@@ -26201,12 +26613,12 @@
         <w:tblBorders/>
       </w:tblPr>
       <w:tcPr>
-        <w:shd w:color="ffffff"/>
+        <w:shd w:val="clear" w:color="ffffff"/>
         <w:tcBorders>
-          <w:top w:val="none"/>
+          <w:top w:val="none" w:color="000000" w:sz="4" w:space="0"/>
           <w:left w:val="single" w:color="000000" w:themeColor="accent3" w:themeTint="98" w:sz="4" w:space="0"/>
-          <w:bottom w:val="none"/>
-          <w:right w:val="none"/>
+          <w:bottom w:val="none" w:color="000000" w:sz="4" w:space="0"/>
+          <w:right w:val="none" w:color="000000" w:sz="4" w:space="0"/>
         </w:tcBorders>
       </w:tcPr>
     </w:tblStylePr>
@@ -26229,9 +26641,9 @@
         <w:shd w:val="clear" w:color="ffffff" w:themeColor="light1" w:fill="ffffff" w:themeFill="light1"/>
         <w:tcBorders>
           <w:top w:val="single" w:color="000000" w:themeColor="accent3" w:themeTint="98" w:sz="4" w:space="0"/>
-          <w:left w:val="none"/>
-          <w:bottom w:val="none"/>
-          <w:right w:val="none"/>
+          <w:left w:val="none" w:color="000000" w:sz="4" w:space="0"/>
+          <w:bottom w:val="none" w:color="000000" w:sz="4" w:space="0"/>
+          <w:right w:val="none" w:color="000000" w:sz="4" w:space="0"/>
         </w:tcBorders>
       </w:tcPr>
     </w:tblStylePr>
@@ -26306,9 +26718,9 @@
       </w:tcPr>
     </w:tblStylePr>
   </w:style>
-  <w:style w:type="table" w:styleId="114">
+  <w:style w:type="table" w:styleId="922">
     <w:name w:val="List Table 7 Colorful - Accent 4"/>
-    <w:basedOn w:val="755"/>
+    <w:basedOn w:val="1006"/>
     <w:uiPriority w:val="99"/>
     <w:pPr>
       <w:pBdr/>
@@ -26407,11 +26819,11 @@
         <w:tblBorders/>
       </w:tblPr>
       <w:tcPr>
-        <w:shd w:color="ffffff"/>
+        <w:shd w:val="clear" w:color="ffffff"/>
         <w:tcBorders>
-          <w:top w:val="none"/>
-          <w:left w:val="none"/>
-          <w:bottom w:val="none"/>
+          <w:top w:val="none" w:color="000000" w:sz="4" w:space="0"/>
+          <w:left w:val="none" w:color="000000" w:sz="4" w:space="0"/>
+          <w:bottom w:val="none" w:color="000000" w:sz="4" w:space="0"/>
           <w:right w:val="single" w:color="000000" w:themeColor="accent4" w:themeTint="9A" w:sz="4" w:space="0"/>
         </w:tcBorders>
       </w:tcPr>
@@ -26434,10 +26846,10 @@
       <w:tcPr>
         <w:shd w:val="clear" w:color="ffffff" w:themeColor="light1" w:fill="ffffff" w:themeFill="light1"/>
         <w:tcBorders>
-          <w:top w:val="none"/>
-          <w:left w:val="none"/>
+          <w:top w:val="none" w:color="000000" w:sz="4" w:space="0"/>
+          <w:left w:val="none" w:color="000000" w:sz="4" w:space="0"/>
           <w:bottom w:val="single" w:color="000000" w:themeColor="accent4" w:themeTint="9A" w:sz="4" w:space="0"/>
-          <w:right w:val="none"/>
+          <w:right w:val="none" w:color="000000" w:sz="4" w:space="0"/>
         </w:tcBorders>
       </w:tcPr>
     </w:tblStylePr>
@@ -26457,12 +26869,12 @@
         <w:tblBorders/>
       </w:tblPr>
       <w:tcPr>
-        <w:shd w:color="ffffff"/>
+        <w:shd w:val="clear" w:color="ffffff"/>
         <w:tcBorders>
-          <w:top w:val="none"/>
+          <w:top w:val="none" w:color="000000" w:sz="4" w:space="0"/>
           <w:left w:val="single" w:color="000000" w:themeColor="accent4" w:themeTint="9A" w:sz="4" w:space="0"/>
-          <w:bottom w:val="none"/>
-          <w:right w:val="none"/>
+          <w:bottom w:val="none" w:color="000000" w:sz="4" w:space="0"/>
+          <w:right w:val="none" w:color="000000" w:sz="4" w:space="0"/>
         </w:tcBorders>
       </w:tcPr>
     </w:tblStylePr>
@@ -26485,9 +26897,9 @@
         <w:shd w:val="clear" w:color="ffffff" w:themeColor="light1" w:fill="ffffff" w:themeFill="light1"/>
         <w:tcBorders>
           <w:top w:val="single" w:color="000000" w:themeColor="accent4" w:themeTint="9A" w:sz="4" w:space="0"/>
-          <w:left w:val="none"/>
-          <w:bottom w:val="none"/>
-          <w:right w:val="none"/>
+          <w:left w:val="none" w:color="000000" w:sz="4" w:space="0"/>
+          <w:bottom w:val="none" w:color="000000" w:sz="4" w:space="0"/>
+          <w:right w:val="none" w:color="000000" w:sz="4" w:space="0"/>
         </w:tcBorders>
       </w:tcPr>
     </w:tblStylePr>
@@ -26562,9 +26974,9 @@
       </w:tcPr>
     </w:tblStylePr>
   </w:style>
-  <w:style w:type="table" w:styleId="115">
+  <w:style w:type="table" w:styleId="923">
     <w:name w:val="List Table 7 Colorful - Accent 5"/>
-    <w:basedOn w:val="755"/>
+    <w:basedOn w:val="1006"/>
     <w:uiPriority w:val="99"/>
     <w:pPr>
       <w:pBdr/>
@@ -26663,11 +27075,11 @@
         <w:tblBorders/>
       </w:tblPr>
       <w:tcPr>
-        <w:shd w:color="ffffff"/>
+        <w:shd w:val="clear" w:color="ffffff"/>
         <w:tcBorders>
-          <w:top w:val="none"/>
-          <w:left w:val="none"/>
-          <w:bottom w:val="none"/>
+          <w:top w:val="none" w:color="000000" w:sz="4" w:space="0"/>
+          <w:left w:val="none" w:color="000000" w:sz="4" w:space="0"/>
+          <w:bottom w:val="none" w:color="000000" w:sz="4" w:space="0"/>
           <w:right w:val="single" w:color="000000" w:themeColor="accent5" w:themeTint="9A" w:sz="4" w:space="0"/>
         </w:tcBorders>
       </w:tcPr>
@@ -26690,10 +27102,10 @@
       <w:tcPr>
         <w:shd w:val="clear" w:color="ffffff" w:themeColor="light1" w:fill="ffffff" w:themeFill="light1"/>
         <w:tcBorders>
-          <w:top w:val="none"/>
-          <w:left w:val="none"/>
+          <w:top w:val="none" w:color="000000" w:sz="4" w:space="0"/>
+          <w:left w:val="none" w:color="000000" w:sz="4" w:space="0"/>
           <w:bottom w:val="single" w:color="000000" w:themeColor="accent5" w:themeTint="9A" w:sz="4" w:space="0"/>
-          <w:right w:val="none"/>
+          <w:right w:val="none" w:color="000000" w:sz="4" w:space="0"/>
         </w:tcBorders>
       </w:tcPr>
     </w:tblStylePr>
@@ -26713,12 +27125,12 @@
         <w:tblBorders/>
       </w:tblPr>
       <w:tcPr>
-        <w:shd w:color="ffffff"/>
+        <w:shd w:val="clear" w:color="ffffff"/>
         <w:tcBorders>
-          <w:top w:val="none"/>
+          <w:top w:val="none" w:color="000000" w:sz="4" w:space="0"/>
           <w:left w:val="single" w:color="000000" w:themeColor="accent5" w:themeTint="9A" w:sz="4" w:space="0"/>
-          <w:bottom w:val="none"/>
-          <w:right w:val="none"/>
+          <w:bottom w:val="none" w:color="000000" w:sz="4" w:space="0"/>
+          <w:right w:val="none" w:color="000000" w:sz="4" w:space="0"/>
         </w:tcBorders>
       </w:tcPr>
     </w:tblStylePr>
@@ -26741,9 +27153,9 @@
         <w:shd w:val="clear" w:color="ffffff" w:themeColor="light1" w:fill="ffffff" w:themeFill="light1"/>
         <w:tcBorders>
           <w:top w:val="single" w:color="000000" w:themeColor="accent5" w:themeTint="9A" w:sz="4" w:space="0"/>
-          <w:left w:val="none"/>
-          <w:bottom w:val="none"/>
-          <w:right w:val="none"/>
+          <w:left w:val="none" w:color="000000" w:sz="4" w:space="0"/>
+          <w:bottom w:val="none" w:color="000000" w:sz="4" w:space="0"/>
+          <w:right w:val="none" w:color="000000" w:sz="4" w:space="0"/>
         </w:tcBorders>
       </w:tcPr>
     </w:tblStylePr>
@@ -26818,9 +27230,9 @@
       </w:tcPr>
     </w:tblStylePr>
   </w:style>
-  <w:style w:type="table" w:styleId="116">
+  <w:style w:type="table" w:styleId="924">
     <w:name w:val="List Table 7 Colorful - Accent 6"/>
-    <w:basedOn w:val="755"/>
+    <w:basedOn w:val="1006"/>
     <w:uiPriority w:val="99"/>
     <w:pPr>
       <w:pBdr/>
@@ -26919,11 +27331,11 @@
         <w:tblBorders/>
       </w:tblPr>
       <w:tcPr>
-        <w:shd w:color="ffffff"/>
+        <w:shd w:val="clear" w:color="ffffff"/>
         <w:tcBorders>
-          <w:top w:val="none"/>
-          <w:left w:val="none"/>
-          <w:bottom w:val="none"/>
+          <w:top w:val="none" w:color="000000" w:sz="4" w:space="0"/>
+          <w:left w:val="none" w:color="000000" w:sz="4" w:space="0"/>
+          <w:bottom w:val="none" w:color="000000" w:sz="4" w:space="0"/>
           <w:right w:val="single" w:color="000000" w:themeColor="accent6" w:themeTint="98" w:sz="4" w:space="0"/>
         </w:tcBorders>
       </w:tcPr>
@@ -26946,10 +27358,10 @@
       <w:tcPr>
         <w:shd w:val="clear" w:color="ffffff" w:themeColor="light1" w:fill="ffffff" w:themeFill="light1"/>
         <w:tcBorders>
-          <w:top w:val="none"/>
-          <w:left w:val="none"/>
+          <w:top w:val="none" w:color="000000" w:sz="4" w:space="0"/>
+          <w:left w:val="none" w:color="000000" w:sz="4" w:space="0"/>
           <w:bottom w:val="single" w:color="000000" w:themeColor="accent6" w:themeTint="98" w:sz="4" w:space="0"/>
-          <w:right w:val="none"/>
+          <w:right w:val="none" w:color="000000" w:sz="4" w:space="0"/>
         </w:tcBorders>
       </w:tcPr>
     </w:tblStylePr>
@@ -26969,12 +27381,12 @@
         <w:tblBorders/>
       </w:tblPr>
       <w:tcPr>
-        <w:shd w:color="ffffff"/>
+        <w:shd w:val="clear" w:color="ffffff"/>
         <w:tcBorders>
-          <w:top w:val="none"/>
+          <w:top w:val="none" w:color="000000" w:sz="4" w:space="0"/>
           <w:left w:val="single" w:color="000000" w:themeColor="accent6" w:themeTint="98" w:sz="4" w:space="0"/>
-          <w:bottom w:val="none"/>
-          <w:right w:val="none"/>
+          <w:bottom w:val="none" w:color="000000" w:sz="4" w:space="0"/>
+          <w:right w:val="none" w:color="000000" w:sz="4" w:space="0"/>
         </w:tcBorders>
       </w:tcPr>
     </w:tblStylePr>
@@ -26997,9 +27409,9 @@
         <w:shd w:val="clear" w:color="ffffff" w:themeColor="light1" w:fill="ffffff" w:themeFill="light1"/>
         <w:tcBorders>
           <w:top w:val="single" w:color="000000" w:themeColor="accent6" w:themeTint="98" w:sz="4" w:space="0"/>
-          <w:left w:val="none"/>
-          <w:bottom w:val="none"/>
-          <w:right w:val="none"/>
+          <w:left w:val="none" w:color="000000" w:sz="4" w:space="0"/>
+          <w:bottom w:val="none" w:color="000000" w:sz="4" w:space="0"/>
+          <w:right w:val="none" w:color="000000" w:sz="4" w:space="0"/>
         </w:tcBorders>
       </w:tcPr>
     </w:tblStylePr>
@@ -27074,9 +27486,9 @@
       </w:tcPr>
     </w:tblStylePr>
   </w:style>
-  <w:style w:type="table" w:styleId="117">
+  <w:style w:type="table" w:styleId="925">
     <w:name w:val="Lined - Accent"/>
-    <w:basedOn w:val="755"/>
+    <w:basedOn w:val="1006"/>
     <w:uiPriority w:val="99"/>
     <w:pPr>
       <w:pBdr/>
@@ -27311,9 +27723,9 @@
       </w:tcPr>
     </w:tblStylePr>
   </w:style>
-  <w:style w:type="table" w:styleId="118">
+  <w:style w:type="table" w:styleId="926">
     <w:name w:val="Lined - Accent 1"/>
-    <w:basedOn w:val="755"/>
+    <w:basedOn w:val="1006"/>
     <w:uiPriority w:val="99"/>
     <w:pPr>
       <w:pBdr/>
@@ -27548,9 +27960,9 @@
       </w:tcPr>
     </w:tblStylePr>
   </w:style>
-  <w:style w:type="table" w:styleId="119">
+  <w:style w:type="table" w:styleId="927">
     <w:name w:val="Lined - Accent 2"/>
-    <w:basedOn w:val="755"/>
+    <w:basedOn w:val="1006"/>
     <w:uiPriority w:val="99"/>
     <w:pPr>
       <w:pBdr/>
@@ -27785,9 +28197,9 @@
       </w:tcPr>
     </w:tblStylePr>
   </w:style>
-  <w:style w:type="table" w:styleId="120">
+  <w:style w:type="table" w:styleId="928">
     <w:name w:val="Lined - Accent 3"/>
-    <w:basedOn w:val="755"/>
+    <w:basedOn w:val="1006"/>
     <w:uiPriority w:val="99"/>
     <w:pPr>
       <w:pBdr/>
@@ -28022,9 +28434,9 @@
       </w:tcPr>
     </w:tblStylePr>
   </w:style>
-  <w:style w:type="table" w:styleId="121">
+  <w:style w:type="table" w:styleId="929">
     <w:name w:val="Lined - Accent 4"/>
-    <w:basedOn w:val="755"/>
+    <w:basedOn w:val="1006"/>
     <w:uiPriority w:val="99"/>
     <w:pPr>
       <w:pBdr/>
@@ -28259,9 +28671,9 @@
       </w:tcPr>
     </w:tblStylePr>
   </w:style>
-  <w:style w:type="table" w:styleId="122">
+  <w:style w:type="table" w:styleId="930">
     <w:name w:val="Lined - Accent 5"/>
-    <w:basedOn w:val="755"/>
+    <w:basedOn w:val="1006"/>
     <w:uiPriority w:val="99"/>
     <w:pPr>
       <w:pBdr/>
@@ -28496,9 +28908,9 @@
       </w:tcPr>
     </w:tblStylePr>
   </w:style>
-  <w:style w:type="table" w:styleId="123">
+  <w:style w:type="table" w:styleId="931">
     <w:name w:val="Lined - Accent 6"/>
-    <w:basedOn w:val="755"/>
+    <w:basedOn w:val="1006"/>
     <w:uiPriority w:val="99"/>
     <w:pPr>
       <w:pBdr/>
@@ -28733,9 +29145,9 @@
       </w:tcPr>
     </w:tblStylePr>
   </w:style>
-  <w:style w:type="table" w:styleId="124">
+  <w:style w:type="table" w:styleId="932">
     <w:name w:val="Bordered &amp; Lined - Accent"/>
-    <w:basedOn w:val="755"/>
+    <w:basedOn w:val="1006"/>
     <w:uiPriority w:val="99"/>
     <w:pPr>
       <w:pBdr/>
@@ -28977,9 +29389,9 @@
       </w:tcPr>
     </w:tblStylePr>
   </w:style>
-  <w:style w:type="table" w:styleId="125">
+  <w:style w:type="table" w:styleId="933">
     <w:name w:val="Bordered &amp; Lined - Accent 1"/>
-    <w:basedOn w:val="755"/>
+    <w:basedOn w:val="1006"/>
     <w:uiPriority w:val="99"/>
     <w:pPr>
       <w:pBdr/>
@@ -29221,9 +29633,9 @@
       </w:tcPr>
     </w:tblStylePr>
   </w:style>
-  <w:style w:type="table" w:styleId="126">
+  <w:style w:type="table" w:styleId="934">
     <w:name w:val="Bordered &amp; Lined - Accent 2"/>
-    <w:basedOn w:val="755"/>
+    <w:basedOn w:val="1006"/>
     <w:uiPriority w:val="99"/>
     <w:pPr>
       <w:pBdr/>
@@ -29465,9 +29877,9 @@
       </w:tcPr>
     </w:tblStylePr>
   </w:style>
-  <w:style w:type="table" w:styleId="127">
+  <w:style w:type="table" w:styleId="935">
     <w:name w:val="Bordered &amp; Lined - Accent 3"/>
-    <w:basedOn w:val="755"/>
+    <w:basedOn w:val="1006"/>
     <w:uiPriority w:val="99"/>
     <w:pPr>
       <w:pBdr/>
@@ -29709,9 +30121,9 @@
       </w:tcPr>
     </w:tblStylePr>
   </w:style>
-  <w:style w:type="table" w:styleId="128">
+  <w:style w:type="table" w:styleId="936">
     <w:name w:val="Bordered &amp; Lined - Accent 4"/>
-    <w:basedOn w:val="755"/>
+    <w:basedOn w:val="1006"/>
     <w:uiPriority w:val="99"/>
     <w:pPr>
       <w:pBdr/>
@@ -29953,9 +30365,9 @@
       </w:tcPr>
     </w:tblStylePr>
   </w:style>
-  <w:style w:type="table" w:styleId="129">
+  <w:style w:type="table" w:styleId="937">
     <w:name w:val="Bordered &amp; Lined - Accent 5"/>
-    <w:basedOn w:val="755"/>
+    <w:basedOn w:val="1006"/>
     <w:uiPriority w:val="99"/>
     <w:pPr>
       <w:pBdr/>
@@ -30197,9 +30609,9 @@
       </w:tcPr>
     </w:tblStylePr>
   </w:style>
-  <w:style w:type="table" w:styleId="130">
+  <w:style w:type="table" w:styleId="938">
     <w:name w:val="Bordered &amp; Lined - Accent 6"/>
-    <w:basedOn w:val="755"/>
+    <w:basedOn w:val="1006"/>
     <w:uiPriority w:val="99"/>
     <w:pPr>
       <w:pBdr/>
@@ -30441,9 +30853,9 @@
       </w:tcPr>
     </w:tblStylePr>
   </w:style>
-  <w:style w:type="table" w:styleId="131">
+  <w:style w:type="table" w:styleId="939">
     <w:name w:val="Bordered"/>
-    <w:basedOn w:val="755"/>
+    <w:basedOn w:val="1006"/>
     <w:uiPriority w:val="99"/>
     <w:pPr>
       <w:pBdr/>
@@ -30672,9 +31084,9 @@
       </w:tcPr>
     </w:tblStylePr>
   </w:style>
-  <w:style w:type="table" w:styleId="132">
+  <w:style w:type="table" w:styleId="940">
     <w:name w:val="Bordered - Accent 1"/>
-    <w:basedOn w:val="755"/>
+    <w:basedOn w:val="1006"/>
     <w:uiPriority w:val="99"/>
     <w:pPr>
       <w:pBdr/>
@@ -30903,9 +31315,9 @@
       </w:tcPr>
     </w:tblStylePr>
   </w:style>
-  <w:style w:type="table" w:styleId="133">
+  <w:style w:type="table" w:styleId="941">
     <w:name w:val="Bordered - Accent 2"/>
-    <w:basedOn w:val="755"/>
+    <w:basedOn w:val="1006"/>
     <w:uiPriority w:val="99"/>
     <w:pPr>
       <w:pBdr/>
@@ -31134,9 +31546,9 @@
       </w:tcPr>
     </w:tblStylePr>
   </w:style>
-  <w:style w:type="table" w:styleId="134">
+  <w:style w:type="table" w:styleId="942">
     <w:name w:val="Bordered - Accent 3"/>
-    <w:basedOn w:val="755"/>
+    <w:basedOn w:val="1006"/>
     <w:uiPriority w:val="99"/>
     <w:pPr>
       <w:pBdr/>
@@ -31365,9 +31777,9 @@
       </w:tcPr>
     </w:tblStylePr>
   </w:style>
-  <w:style w:type="table" w:styleId="135">
+  <w:style w:type="table" w:styleId="943">
     <w:name w:val="Bordered - Accent 4"/>
-    <w:basedOn w:val="755"/>
+    <w:basedOn w:val="1006"/>
     <w:uiPriority w:val="99"/>
     <w:pPr>
       <w:pBdr/>
@@ -31596,9 +32008,9 @@
       </w:tcPr>
     </w:tblStylePr>
   </w:style>
-  <w:style w:type="table" w:styleId="136">
+  <w:style w:type="table" w:styleId="944">
     <w:name w:val="Bordered - Accent 5"/>
-    <w:basedOn w:val="755"/>
+    <w:basedOn w:val="1006"/>
     <w:uiPriority w:val="99"/>
     <w:pPr>
       <w:pBdr/>
@@ -31827,9 +32239,9 @@
       </w:tcPr>
     </w:tblStylePr>
   </w:style>
-  <w:style w:type="table" w:styleId="137">
+  <w:style w:type="table" w:styleId="945">
     <w:name w:val="Bordered - Accent 6"/>
-    <w:basedOn w:val="755"/>
+    <w:basedOn w:val="1006"/>
     <w:uiPriority w:val="99"/>
     <w:pPr>
       <w:pBdr/>
@@ -32058,11 +32470,11 @@
       </w:tcPr>
     </w:tblStylePr>
   </w:style>
-  <w:style w:type="paragraph" w:styleId="139">
+  <w:style w:type="paragraph" w:styleId="946">
     <w:name w:val="Heading 1"/>
-    <w:basedOn w:val="752"/>
-    <w:next w:val="752"/>
-    <w:link w:val="150"/>
+    <w:basedOn w:val="1003"/>
+    <w:next w:val="1003"/>
+    <w:link w:val="954"/>
     <w:uiPriority w:val="9"/>
     <w:qFormat/>
     <w:pPr>
@@ -32080,11 +32492,11 @@
       <w:szCs w:val="40"/>
     </w:rPr>
   </w:style>
-  <w:style w:type="paragraph" w:styleId="141">
+  <w:style w:type="paragraph" w:styleId="947">
     <w:name w:val="Heading 3"/>
-    <w:basedOn w:val="752"/>
-    <w:next w:val="752"/>
-    <w:link w:val="152"/>
+    <w:basedOn w:val="1003"/>
+    <w:next w:val="1003"/>
+    <w:link w:val="956"/>
     <w:uiPriority w:val="9"/>
     <w:unhideWhenUsed/>
     <w:qFormat/>
@@ -32103,11 +32515,11 @@
       <w:szCs w:val="28"/>
     </w:rPr>
   </w:style>
-  <w:style w:type="paragraph" w:styleId="142">
+  <w:style w:type="paragraph" w:styleId="948">
     <w:name w:val="Heading 4"/>
-    <w:basedOn w:val="752"/>
-    <w:next w:val="752"/>
-    <w:link w:val="153"/>
+    <w:basedOn w:val="1003"/>
+    <w:next w:val="1003"/>
+    <w:link w:val="957"/>
     <w:uiPriority w:val="9"/>
     <w:unhideWhenUsed/>
     <w:qFormat/>
@@ -32126,11 +32538,11 @@
       <w:color w:val="0f4761" w:themeColor="accent1" w:themeShade="BF"/>
     </w:rPr>
   </w:style>
-  <w:style w:type="paragraph" w:styleId="143">
+  <w:style w:type="paragraph" w:styleId="949">
     <w:name w:val="Heading 5"/>
-    <w:basedOn w:val="752"/>
-    <w:next w:val="752"/>
-    <w:link w:val="154"/>
+    <w:basedOn w:val="1003"/>
+    <w:next w:val="1003"/>
+    <w:link w:val="958"/>
     <w:uiPriority w:val="9"/>
     <w:unhideWhenUsed/>
     <w:qFormat/>
@@ -32147,11 +32559,11 @@
       <w:color w:val="0f4761" w:themeColor="accent1" w:themeShade="BF"/>
     </w:rPr>
   </w:style>
-  <w:style w:type="paragraph" w:styleId="144">
+  <w:style w:type="paragraph" w:styleId="950">
     <w:name w:val="Heading 6"/>
-    <w:basedOn w:val="752"/>
-    <w:next w:val="752"/>
-    <w:link w:val="155"/>
+    <w:basedOn w:val="1003"/>
+    <w:next w:val="1003"/>
+    <w:link w:val="959"/>
     <w:uiPriority w:val="9"/>
     <w:unhideWhenUsed/>
     <w:qFormat/>
@@ -32170,11 +32582,11 @@
       <w:color w:val="595959" w:themeColor="text1" w:themeTint="A6"/>
     </w:rPr>
   </w:style>
-  <w:style w:type="paragraph" w:styleId="145">
+  <w:style w:type="paragraph" w:styleId="951">
     <w:name w:val="Heading 7"/>
-    <w:basedOn w:val="752"/>
-    <w:next w:val="752"/>
-    <w:link w:val="156"/>
+    <w:basedOn w:val="1003"/>
+    <w:next w:val="1003"/>
+    <w:link w:val="960"/>
     <w:uiPriority w:val="9"/>
     <w:unhideWhenUsed/>
     <w:qFormat/>
@@ -32191,11 +32603,11 @@
       <w:color w:val="595959" w:themeColor="text1" w:themeTint="A6"/>
     </w:rPr>
   </w:style>
-  <w:style w:type="paragraph" w:styleId="146">
+  <w:style w:type="paragraph" w:styleId="952">
     <w:name w:val="Heading 8"/>
-    <w:basedOn w:val="752"/>
-    <w:next w:val="752"/>
-    <w:link w:val="157"/>
+    <w:basedOn w:val="1003"/>
+    <w:next w:val="1003"/>
+    <w:link w:val="961"/>
     <w:uiPriority w:val="9"/>
     <w:unhideWhenUsed/>
     <w:qFormat/>
@@ -32214,11 +32626,11 @@
       <w:color w:val="272727" w:themeColor="text1" w:themeTint="D8"/>
     </w:rPr>
   </w:style>
-  <w:style w:type="paragraph" w:styleId="147">
+  <w:style w:type="paragraph" w:styleId="953">
     <w:name w:val="Heading 9"/>
-    <w:basedOn w:val="752"/>
-    <w:next w:val="752"/>
-    <w:link w:val="158"/>
+    <w:basedOn w:val="1003"/>
+    <w:next w:val="1003"/>
+    <w:link w:val="962"/>
     <w:uiPriority w:val="9"/>
     <w:unhideWhenUsed/>
     <w:qFormat/>
@@ -32237,10 +32649,10 @@
       <w:color w:val="272727" w:themeColor="text1" w:themeTint="D8"/>
     </w:rPr>
   </w:style>
-  <w:style w:type="character" w:styleId="150">
+  <w:style w:type="character" w:styleId="954">
     <w:name w:val="Heading 1 Char"/>
-    <w:basedOn w:val="754"/>
-    <w:link w:val="139"/>
+    <w:basedOn w:val="1005"/>
+    <w:link w:val="946"/>
     <w:uiPriority w:val="9"/>
     <w:pPr>
       <w:pBdr/>
@@ -32254,10 +32666,10 @@
       <w:szCs w:val="40"/>
     </w:rPr>
   </w:style>
-  <w:style w:type="character" w:styleId="151">
+  <w:style w:type="character" w:styleId="955">
     <w:name w:val="Heading 2 Char"/>
-    <w:basedOn w:val="754"/>
-    <w:link w:val="753"/>
+    <w:basedOn w:val="1005"/>
+    <w:link w:val="1004"/>
     <w:uiPriority w:val="9"/>
     <w:pPr>
       <w:pBdr/>
@@ -32271,10 +32683,10 @@
       <w:szCs w:val="32"/>
     </w:rPr>
   </w:style>
-  <w:style w:type="character" w:styleId="152">
+  <w:style w:type="character" w:styleId="956">
     <w:name w:val="Heading 3 Char"/>
-    <w:basedOn w:val="754"/>
-    <w:link w:val="141"/>
+    <w:basedOn w:val="1005"/>
+    <w:link w:val="947"/>
     <w:uiPriority w:val="9"/>
     <w:pPr>
       <w:pBdr/>
@@ -32288,10 +32700,10 @@
       <w:szCs w:val="28"/>
     </w:rPr>
   </w:style>
-  <w:style w:type="character" w:styleId="153">
+  <w:style w:type="character" w:styleId="957">
     <w:name w:val="Heading 4 Char"/>
-    <w:basedOn w:val="754"/>
-    <w:link w:val="142"/>
+    <w:basedOn w:val="1005"/>
+    <w:link w:val="948"/>
     <w:uiPriority w:val="9"/>
     <w:pPr>
       <w:pBdr/>
@@ -32305,10 +32717,10 @@
       <w:color w:val="0f4761" w:themeColor="accent1" w:themeShade="BF"/>
     </w:rPr>
   </w:style>
-  <w:style w:type="character" w:styleId="154">
+  <w:style w:type="character" w:styleId="958">
     <w:name w:val="Heading 5 Char"/>
-    <w:basedOn w:val="754"/>
-    <w:link w:val="143"/>
+    <w:basedOn w:val="1005"/>
+    <w:link w:val="949"/>
     <w:uiPriority w:val="9"/>
     <w:pPr>
       <w:pBdr/>
@@ -32320,10 +32732,10 @@
       <w:color w:val="0f4761" w:themeColor="accent1" w:themeShade="BF"/>
     </w:rPr>
   </w:style>
-  <w:style w:type="character" w:styleId="155">
+  <w:style w:type="character" w:styleId="959">
     <w:name w:val="Heading 6 Char"/>
-    <w:basedOn w:val="754"/>
-    <w:link w:val="144"/>
+    <w:basedOn w:val="1005"/>
+    <w:link w:val="950"/>
     <w:uiPriority w:val="9"/>
     <w:pPr>
       <w:pBdr/>
@@ -32337,10 +32749,10 @@
       <w:color w:val="595959" w:themeColor="text1" w:themeTint="A6"/>
     </w:rPr>
   </w:style>
-  <w:style w:type="character" w:styleId="156">
+  <w:style w:type="character" w:styleId="960">
     <w:name w:val="Heading 7 Char"/>
-    <w:basedOn w:val="754"/>
-    <w:link w:val="145"/>
+    <w:basedOn w:val="1005"/>
+    <w:link w:val="951"/>
     <w:uiPriority w:val="9"/>
     <w:pPr>
       <w:pBdr/>
@@ -32352,10 +32764,10 @@
       <w:color w:val="595959" w:themeColor="text1" w:themeTint="A6"/>
     </w:rPr>
   </w:style>
-  <w:style w:type="character" w:styleId="157">
+  <w:style w:type="character" w:styleId="961">
     <w:name w:val="Heading 8 Char"/>
-    <w:basedOn w:val="754"/>
-    <w:link w:val="146"/>
+    <w:basedOn w:val="1005"/>
+    <w:link w:val="952"/>
     <w:uiPriority w:val="9"/>
     <w:pPr>
       <w:pBdr/>
@@ -32369,10 +32781,10 @@
       <w:color w:val="272727" w:themeColor="text1" w:themeTint="D8"/>
     </w:rPr>
   </w:style>
-  <w:style w:type="character" w:styleId="158">
+  <w:style w:type="character" w:styleId="962">
     <w:name w:val="Heading 9 Char"/>
-    <w:basedOn w:val="754"/>
-    <w:link w:val="147"/>
+    <w:basedOn w:val="1005"/>
+    <w:link w:val="953"/>
     <w:uiPriority w:val="9"/>
     <w:pPr>
       <w:pBdr/>
@@ -32386,11 +32798,11 @@
       <w:color w:val="272727" w:themeColor="text1" w:themeTint="D8"/>
     </w:rPr>
   </w:style>
-  <w:style w:type="paragraph" w:styleId="159">
+  <w:style w:type="paragraph" w:styleId="963">
     <w:name w:val="Title"/>
-    <w:basedOn w:val="752"/>
-    <w:next w:val="752"/>
-    <w:link w:val="160"/>
+    <w:basedOn w:val="1003"/>
+    <w:next w:val="1003"/>
+    <w:link w:val="964"/>
     <w:uiPriority w:val="10"/>
     <w:qFormat/>
     <w:pPr>
@@ -32406,10 +32818,10 @@
       <w:szCs w:val="56"/>
     </w:rPr>
   </w:style>
-  <w:style w:type="character" w:styleId="160">
+  <w:style w:type="character" w:styleId="964">
     <w:name w:val="Title Char"/>
-    <w:basedOn w:val="754"/>
-    <w:link w:val="159"/>
+    <w:basedOn w:val="1005"/>
+    <w:link w:val="963"/>
     <w:uiPriority w:val="10"/>
     <w:pPr>
       <w:pBdr/>
@@ -32423,11 +32835,11 @@
       <w:szCs w:val="56"/>
     </w:rPr>
   </w:style>
-  <w:style w:type="paragraph" w:styleId="161">
+  <w:style w:type="paragraph" w:styleId="965">
     <w:name w:val="Subtitle"/>
-    <w:basedOn w:val="752"/>
-    <w:next w:val="752"/>
-    <w:link w:val="162"/>
+    <w:basedOn w:val="1003"/>
+    <w:next w:val="1003"/>
+    <w:link w:val="966"/>
     <w:uiPriority w:val="11"/>
     <w:qFormat/>
     <w:pPr>
@@ -32445,10 +32857,10 @@
       <w:szCs w:val="28"/>
     </w:rPr>
   </w:style>
-  <w:style w:type="character" w:styleId="162">
+  <w:style w:type="character" w:styleId="966">
     <w:name w:val="Subtitle Char"/>
-    <w:basedOn w:val="754"/>
-    <w:link w:val="161"/>
+    <w:basedOn w:val="1005"/>
+    <w:link w:val="965"/>
     <w:uiPriority w:val="11"/>
     <w:pPr>
       <w:pBdr/>
@@ -32462,11 +32874,11 @@
       <w:szCs w:val="28"/>
     </w:rPr>
   </w:style>
-  <w:style w:type="paragraph" w:styleId="163">
+  <w:style w:type="paragraph" w:styleId="967">
     <w:name w:val="Quote"/>
-    <w:basedOn w:val="752"/>
-    <w:next w:val="752"/>
-    <w:link w:val="164"/>
+    <w:basedOn w:val="1003"/>
+    <w:next w:val="1003"/>
+    <w:link w:val="968"/>
     <w:uiPriority w:val="29"/>
     <w:qFormat/>
     <w:pPr>
@@ -32481,10 +32893,10 @@
       <w:color w:val="404040" w:themeColor="text1" w:themeTint="BF"/>
     </w:rPr>
   </w:style>
-  <w:style w:type="character" w:styleId="164">
+  <w:style w:type="character" w:styleId="968">
     <w:name w:val="Quote Char"/>
-    <w:basedOn w:val="754"/>
-    <w:link w:val="163"/>
+    <w:basedOn w:val="1005"/>
+    <w:link w:val="967"/>
     <w:uiPriority w:val="29"/>
     <w:pPr>
       <w:pBdr/>
@@ -32497,9 +32909,9 @@
       <w:color w:val="404040" w:themeColor="text1" w:themeTint="BF"/>
     </w:rPr>
   </w:style>
-  <w:style w:type="paragraph" w:styleId="165">
+  <w:style w:type="paragraph" w:styleId="969">
     <w:name w:val="List Paragraph"/>
-    <w:basedOn w:val="752"/>
+    <w:basedOn w:val="1003"/>
     <w:uiPriority w:val="34"/>
     <w:qFormat/>
     <w:pPr>
@@ -32509,9 +32921,9 @@
       <w:contextualSpacing w:val="true"/>
     </w:pPr>
   </w:style>
-  <w:style w:type="character" w:styleId="166">
+  <w:style w:type="character" w:styleId="970">
     <w:name w:val="Intense Emphasis"/>
-    <w:basedOn w:val="754"/>
+    <w:basedOn w:val="1005"/>
     <w:uiPriority w:val="21"/>
     <w:qFormat/>
     <w:pPr>
@@ -32525,11 +32937,11 @@
       <w:color w:val="0f4761" w:themeColor="accent1" w:themeShade="BF"/>
     </w:rPr>
   </w:style>
-  <w:style w:type="paragraph" w:styleId="167">
+  <w:style w:type="paragraph" w:styleId="971">
     <w:name w:val="Intense Quote"/>
-    <w:basedOn w:val="752"/>
-    <w:next w:val="752"/>
-    <w:link w:val="168"/>
+    <w:basedOn w:val="1003"/>
+    <w:next w:val="1003"/>
+    <w:link w:val="972"/>
     <w:uiPriority w:val="30"/>
     <w:qFormat/>
     <w:pPr>
@@ -32547,10 +32959,10 @@
       <w:color w:val="0f4761" w:themeColor="accent1" w:themeShade="BF"/>
     </w:rPr>
   </w:style>
-  <w:style w:type="character" w:styleId="168">
+  <w:style w:type="character" w:styleId="972">
     <w:name w:val="Intense Quote Char"/>
-    <w:basedOn w:val="754"/>
-    <w:link w:val="167"/>
+    <w:basedOn w:val="1005"/>
+    <w:link w:val="971"/>
     <w:uiPriority w:val="30"/>
     <w:pPr>
       <w:pBdr/>
@@ -32563,9 +32975,9 @@
       <w:color w:val="0f4761" w:themeColor="accent1" w:themeShade="BF"/>
     </w:rPr>
   </w:style>
-  <w:style w:type="character" w:styleId="169">
+  <w:style w:type="character" w:styleId="973">
     <w:name w:val="Intense Reference"/>
-    <w:basedOn w:val="754"/>
+    <w:basedOn w:val="1005"/>
     <w:uiPriority w:val="32"/>
     <w:qFormat/>
     <w:pPr>
@@ -32581,9 +32993,9 @@
       <w:spacing w:val="5"/>
     </w:rPr>
   </w:style>
-  <w:style w:type="paragraph" w:styleId="170">
+  <w:style w:type="paragraph" w:styleId="974">
     <w:name w:val="No Spacing"/>
-    <w:basedOn w:val="752"/>
+    <w:basedOn w:val="1003"/>
     <w:uiPriority w:val="1"/>
     <w:qFormat/>
     <w:pPr>
@@ -32592,9 +33004,9 @@
       <w:ind/>
     </w:pPr>
   </w:style>
-  <w:style w:type="character" w:styleId="171">
+  <w:style w:type="character" w:styleId="975">
     <w:name w:val="Subtle Emphasis"/>
-    <w:basedOn w:val="754"/>
+    <w:basedOn w:val="1005"/>
     <w:uiPriority w:val="19"/>
     <w:qFormat/>
     <w:pPr>
@@ -32608,9 +33020,9 @@
       <w:color w:val="404040" w:themeColor="text1" w:themeTint="BF"/>
     </w:rPr>
   </w:style>
-  <w:style w:type="character" w:styleId="172">
+  <w:style w:type="character" w:styleId="976">
     <w:name w:val="Emphasis"/>
-    <w:basedOn w:val="754"/>
+    <w:basedOn w:val="1005"/>
     <w:uiPriority w:val="20"/>
     <w:qFormat/>
     <w:pPr>
@@ -32623,9 +33035,9 @@
       <w:iCs/>
     </w:rPr>
   </w:style>
-  <w:style w:type="character" w:styleId="173">
+  <w:style w:type="character" w:styleId="977">
     <w:name w:val="Strong"/>
-    <w:basedOn w:val="754"/>
+    <w:basedOn w:val="1005"/>
     <w:uiPriority w:val="22"/>
     <w:qFormat/>
     <w:pPr>
@@ -32638,9 +33050,9 @@
       <w:bCs/>
     </w:rPr>
   </w:style>
-  <w:style w:type="character" w:styleId="174">
+  <w:style w:type="character" w:styleId="978">
     <w:name w:val="Subtle Reference"/>
-    <w:basedOn w:val="754"/>
+    <w:basedOn w:val="1005"/>
     <w:uiPriority w:val="31"/>
     <w:qFormat/>
     <w:pPr>
@@ -32653,9 +33065,9 @@
       <w:color w:val="5a5a5a" w:themeColor="text1" w:themeTint="A5"/>
     </w:rPr>
   </w:style>
-  <w:style w:type="character" w:styleId="175">
+  <w:style w:type="character" w:styleId="979">
     <w:name w:val="Book Title"/>
-    <w:basedOn w:val="754"/>
+    <w:basedOn w:val="1005"/>
     <w:uiPriority w:val="33"/>
     <w:qFormat/>
     <w:pPr>
@@ -32671,10 +33083,10 @@
       <w:spacing w:val="5"/>
     </w:rPr>
   </w:style>
-  <w:style w:type="character" w:styleId="177">
+  <w:style w:type="character" w:styleId="980">
     <w:name w:val="Header Char"/>
-    <w:basedOn w:val="754"/>
-    <w:link w:val="758"/>
+    <w:basedOn w:val="1005"/>
+    <w:link w:val="1009"/>
     <w:uiPriority w:val="99"/>
     <w:pPr>
       <w:pBdr/>
@@ -32682,10 +33094,10 @@
       <w:ind/>
     </w:pPr>
   </w:style>
-  <w:style w:type="character" w:styleId="179">
+  <w:style w:type="character" w:styleId="981">
     <w:name w:val="Footer Char"/>
-    <w:basedOn w:val="754"/>
-    <w:link w:val="759"/>
+    <w:basedOn w:val="1005"/>
+    <w:link w:val="1010"/>
     <w:uiPriority w:val="99"/>
     <w:pPr>
       <w:pBdr/>
@@ -32693,10 +33105,10 @@
       <w:ind/>
     </w:pPr>
   </w:style>
-  <w:style w:type="paragraph" w:styleId="180">
+  <w:style w:type="paragraph" w:styleId="982">
     <w:name w:val="Caption"/>
-    <w:basedOn w:val="752"/>
-    <w:next w:val="752"/>
+    <w:basedOn w:val="1003"/>
+    <w:next w:val="1003"/>
     <w:uiPriority w:val="35"/>
     <w:unhideWhenUsed/>
     <w:qFormat/>
@@ -32713,10 +33125,10 @@
       <w:szCs w:val="18"/>
     </w:rPr>
   </w:style>
-  <w:style w:type="paragraph" w:styleId="181">
+  <w:style w:type="paragraph" w:styleId="983">
     <w:name w:val="footnote text"/>
-    <w:basedOn w:val="752"/>
-    <w:link w:val="182"/>
+    <w:basedOn w:val="1003"/>
+    <w:link w:val="984"/>
     <w:uiPriority w:val="99"/>
     <w:semiHidden/>
     <w:unhideWhenUsed/>
@@ -32730,10 +33142,10 @@
       <w:szCs w:val="20"/>
     </w:rPr>
   </w:style>
-  <w:style w:type="character" w:styleId="182">
+  <w:style w:type="character" w:styleId="984">
     <w:name w:val="Footnote Text Char"/>
-    <w:basedOn w:val="754"/>
-    <w:link w:val="181"/>
+    <w:basedOn w:val="1005"/>
+    <w:link w:val="983"/>
     <w:uiPriority w:val="99"/>
     <w:semiHidden/>
     <w:pPr>
@@ -32746,9 +33158,9 @@
       <w:szCs w:val="20"/>
     </w:rPr>
   </w:style>
-  <w:style w:type="character" w:styleId="183">
+  <w:style w:type="character" w:styleId="985">
     <w:name w:val="footnote reference"/>
-    <w:basedOn w:val="754"/>
+    <w:basedOn w:val="1005"/>
     <w:uiPriority w:val="99"/>
     <w:semiHidden/>
     <w:unhideWhenUsed/>
@@ -32761,10 +33173,10 @@
       <w:vertAlign w:val="superscript"/>
     </w:rPr>
   </w:style>
-  <w:style w:type="paragraph" w:styleId="184">
+  <w:style w:type="paragraph" w:styleId="986">
     <w:name w:val="endnote text"/>
-    <w:basedOn w:val="752"/>
-    <w:link w:val="185"/>
+    <w:basedOn w:val="1003"/>
+    <w:link w:val="987"/>
     <w:uiPriority w:val="99"/>
     <w:semiHidden/>
     <w:unhideWhenUsed/>
@@ -32778,10 +33190,10 @@
       <w:szCs w:val="20"/>
     </w:rPr>
   </w:style>
-  <w:style w:type="character" w:styleId="185">
+  <w:style w:type="character" w:styleId="987">
     <w:name w:val="Endnote Text Char"/>
-    <w:basedOn w:val="754"/>
-    <w:link w:val="184"/>
+    <w:basedOn w:val="1005"/>
+    <w:link w:val="986"/>
     <w:uiPriority w:val="99"/>
     <w:semiHidden/>
     <w:pPr>
@@ -32794,9 +33206,9 @@
       <w:szCs w:val="20"/>
     </w:rPr>
   </w:style>
-  <w:style w:type="character" w:styleId="186">
+  <w:style w:type="character" w:styleId="988">
     <w:name w:val="endnote reference"/>
-    <w:basedOn w:val="754"/>
+    <w:basedOn w:val="1005"/>
     <w:uiPriority w:val="99"/>
     <w:semiHidden/>
     <w:unhideWhenUsed/>
@@ -32809,9 +33221,9 @@
       <w:vertAlign w:val="superscript"/>
     </w:rPr>
   </w:style>
-  <w:style w:type="character" w:styleId="187">
+  <w:style w:type="character" w:styleId="989">
     <w:name w:val="Hyperlink"/>
-    <w:basedOn w:val="754"/>
+    <w:basedOn w:val="1005"/>
     <w:uiPriority w:val="99"/>
     <w:unhideWhenUsed/>
     <w:pPr>
@@ -32824,9 +33236,9 @@
       <w:u w:val="single"/>
     </w:rPr>
   </w:style>
-  <w:style w:type="character" w:styleId="188">
+  <w:style w:type="character" w:styleId="990">
     <w:name w:val="FollowedHyperlink"/>
-    <w:basedOn w:val="754"/>
+    <w:basedOn w:val="1005"/>
     <w:uiPriority w:val="99"/>
     <w:semiHidden/>
     <w:unhideWhenUsed/>
@@ -32840,10 +33252,10 @@
       <w:u w:val="single"/>
     </w:rPr>
   </w:style>
-  <w:style w:type="paragraph" w:styleId="189">
+  <w:style w:type="paragraph" w:styleId="991">
     <w:name w:val="toc 1"/>
-    <w:basedOn w:val="752"/>
-    <w:next w:val="752"/>
+    <w:basedOn w:val="1003"/>
+    <w:next w:val="1003"/>
     <w:uiPriority w:val="39"/>
     <w:unhideWhenUsed/>
     <w:pPr>
@@ -32852,10 +33264,10 @@
       <w:ind/>
     </w:pPr>
   </w:style>
-  <w:style w:type="paragraph" w:styleId="190">
+  <w:style w:type="paragraph" w:styleId="992">
     <w:name w:val="toc 2"/>
-    <w:basedOn w:val="752"/>
-    <w:next w:val="752"/>
+    <w:basedOn w:val="1003"/>
+    <w:next w:val="1003"/>
     <w:uiPriority w:val="39"/>
     <w:unhideWhenUsed/>
     <w:pPr>
@@ -32864,10 +33276,10 @@
       <w:ind w:left="220"/>
     </w:pPr>
   </w:style>
-  <w:style w:type="paragraph" w:styleId="191">
+  <w:style w:type="paragraph" w:styleId="993">
     <w:name w:val="toc 3"/>
-    <w:basedOn w:val="752"/>
-    <w:next w:val="752"/>
+    <w:basedOn w:val="1003"/>
+    <w:next w:val="1003"/>
     <w:uiPriority w:val="39"/>
     <w:unhideWhenUsed/>
     <w:pPr>
@@ -32876,10 +33288,10 @@
       <w:ind w:left="440"/>
     </w:pPr>
   </w:style>
-  <w:style w:type="paragraph" w:styleId="192">
+  <w:style w:type="paragraph" w:styleId="994">
     <w:name w:val="toc 4"/>
-    <w:basedOn w:val="752"/>
-    <w:next w:val="752"/>
+    <w:basedOn w:val="1003"/>
+    <w:next w:val="1003"/>
     <w:uiPriority w:val="39"/>
     <w:unhideWhenUsed/>
     <w:pPr>
@@ -32888,10 +33300,10 @@
       <w:ind w:left="660"/>
     </w:pPr>
   </w:style>
-  <w:style w:type="paragraph" w:styleId="193">
+  <w:style w:type="paragraph" w:styleId="995">
     <w:name w:val="toc 5"/>
-    <w:basedOn w:val="752"/>
-    <w:next w:val="752"/>
+    <w:basedOn w:val="1003"/>
+    <w:next w:val="1003"/>
     <w:uiPriority w:val="39"/>
     <w:unhideWhenUsed/>
     <w:pPr>
@@ -32900,10 +33312,10 @@
       <w:ind w:left="880"/>
     </w:pPr>
   </w:style>
-  <w:style w:type="paragraph" w:styleId="194">
+  <w:style w:type="paragraph" w:styleId="996">
     <w:name w:val="toc 6"/>
-    <w:basedOn w:val="752"/>
-    <w:next w:val="752"/>
+    <w:basedOn w:val="1003"/>
+    <w:next w:val="1003"/>
     <w:uiPriority w:val="39"/>
     <w:unhideWhenUsed/>
     <w:pPr>
@@ -32912,10 +33324,10 @@
       <w:ind w:left="1100"/>
     </w:pPr>
   </w:style>
-  <w:style w:type="paragraph" w:styleId="195">
+  <w:style w:type="paragraph" w:styleId="997">
     <w:name w:val="toc 7"/>
-    <w:basedOn w:val="752"/>
-    <w:next w:val="752"/>
+    <w:basedOn w:val="1003"/>
+    <w:next w:val="1003"/>
     <w:uiPriority w:val="39"/>
     <w:unhideWhenUsed/>
     <w:pPr>
@@ -32924,10 +33336,10 @@
       <w:ind w:left="1320"/>
     </w:pPr>
   </w:style>
-  <w:style w:type="paragraph" w:styleId="196">
+  <w:style w:type="paragraph" w:styleId="998">
     <w:name w:val="toc 8"/>
-    <w:basedOn w:val="752"/>
-    <w:next w:val="752"/>
+    <w:basedOn w:val="1003"/>
+    <w:next w:val="1003"/>
     <w:uiPriority w:val="39"/>
     <w:unhideWhenUsed/>
     <w:pPr>
@@ -32936,10 +33348,10 @@
       <w:ind w:left="1540"/>
     </w:pPr>
   </w:style>
-  <w:style w:type="paragraph" w:styleId="197">
+  <w:style w:type="paragraph" w:styleId="999">
     <w:name w:val="toc 9"/>
-    <w:basedOn w:val="752"/>
-    <w:next w:val="752"/>
+    <w:basedOn w:val="1003"/>
+    <w:next w:val="1003"/>
     <w:uiPriority w:val="39"/>
     <w:unhideWhenUsed/>
     <w:pPr>
@@ -32948,9 +33360,9 @@
       <w:ind w:left="1760"/>
     </w:pPr>
   </w:style>
-  <w:style w:type="character" w:styleId="198">
+  <w:style w:type="character" w:styleId="1000">
     <w:name w:val="Placeholder Text"/>
-    <w:basedOn w:val="754"/>
+    <w:basedOn w:val="1005"/>
     <w:uiPriority w:val="99"/>
     <w:semiHidden/>
     <w:pPr>
@@ -32962,7 +33374,7 @@
       <w:color w:val="666666"/>
     </w:rPr>
   </w:style>
-  <w:style w:type="paragraph" w:styleId="208">
+  <w:style w:type="paragraph" w:styleId="1001">
     <w:name w:val="TOC Heading"/>
     <w:uiPriority w:val="39"/>
     <w:unhideWhenUsed/>
@@ -32972,10 +33384,10 @@
       <w:ind/>
     </w:pPr>
   </w:style>
-  <w:style w:type="paragraph" w:styleId="209">
+  <w:style w:type="paragraph" w:styleId="1002">
     <w:name w:val="table of figures"/>
-    <w:basedOn w:val="752"/>
-    <w:next w:val="752"/>
+    <w:basedOn w:val="1003"/>
+    <w:next w:val="1003"/>
     <w:uiPriority w:val="99"/>
     <w:unhideWhenUsed/>
     <w:pPr>
@@ -32984,7 +33396,7 @@
       <w:ind/>
     </w:pPr>
   </w:style>
-  <w:style w:type="paragraph" w:styleId="752" w:default="1">
+  <w:style w:type="paragraph" w:styleId="1003" w:default="1">
     <w:name w:val="Normal"/>
     <w:qFormat/>
     <w:pPr>
@@ -32993,11 +33405,11 @@
       <w:ind/>
     </w:pPr>
   </w:style>
-  <w:style w:type="paragraph" w:styleId="753">
+  <w:style w:type="paragraph" w:styleId="1004">
     <w:name w:val="Heading 2"/>
-    <w:basedOn w:val="752"/>
-    <w:next w:val="752"/>
-    <w:link w:val="757"/>
+    <w:basedOn w:val="1003"/>
+    <w:next w:val="1003"/>
+    <w:link w:val="1008"/>
     <w:uiPriority w:val="9"/>
     <w:unhideWhenUsed/>
     <w:qFormat/>
@@ -33016,7 +33428,7 @@
       <w:szCs w:val="32"/>
     </w:rPr>
   </w:style>
-  <w:style w:type="character" w:styleId="754" w:default="1">
+  <w:style w:type="character" w:styleId="1005" w:default="1">
     <w:name w:val="Default Paragraph Font"/>
     <w:uiPriority w:val="1"/>
     <w:semiHidden/>
@@ -33027,7 +33439,7 @@
       <w:ind/>
     </w:pPr>
   </w:style>
-  <w:style w:type="table" w:styleId="755" w:default="1">
+  <w:style w:type="table" w:styleId="1006" w:default="1">
     <w:name w:val="Normal Table"/>
     <w:uiPriority w:val="99"/>
     <w:semiHidden/>
@@ -33220,7 +33632,7 @@
       </w:tcPr>
     </w:tblStylePr>
   </w:style>
-  <w:style w:type="numbering" w:styleId="756" w:default="1">
+  <w:style w:type="numbering" w:styleId="1007" w:default="1">
     <w:name w:val="No List"/>
     <w:uiPriority w:val="99"/>
     <w:semiHidden/>
@@ -33231,10 +33643,10 @@
       <w:ind/>
     </w:pPr>
   </w:style>
-  <w:style w:type="character" w:styleId="757" w:customStyle="1">
+  <w:style w:type="character" w:styleId="1008" w:customStyle="1">
     <w:name w:val="Título 2 Char"/>
-    <w:basedOn w:val="754"/>
-    <w:link w:val="753"/>
+    <w:basedOn w:val="1005"/>
+    <w:link w:val="1004"/>
     <w:uiPriority w:val="9"/>
     <w:pPr>
       <w:pBdr/>
@@ -33248,9 +33660,9 @@
       <w:szCs w:val="32"/>
     </w:rPr>
   </w:style>
-  <w:style w:type="paragraph" w:styleId="758">
+  <w:style w:type="paragraph" w:styleId="1009">
     <w:name w:val="Header"/>
-    <w:basedOn w:val="752"/>
+    <w:basedOn w:val="1003"/>
     <w:uiPriority w:val="99"/>
     <w:unhideWhenUsed/>
     <w:pPr>
@@ -33263,9 +33675,9 @@
       <w:ind/>
     </w:pPr>
   </w:style>
-  <w:style w:type="paragraph" w:styleId="759">
+  <w:style w:type="paragraph" w:styleId="1010">
     <w:name w:val="Footer"/>
-    <w:basedOn w:val="752"/>
+    <w:basedOn w:val="1003"/>
     <w:uiPriority w:val="99"/>
     <w:unhideWhenUsed/>
     <w:pPr>
@@ -33278,9 +33690,9 @@
       <w:ind/>
     </w:pPr>
   </w:style>
-  <w:style w:type="table" w:styleId="760">
+  <w:style w:type="table" w:styleId="1011">
     <w:name w:val="Table Grid"/>
-    <w:basedOn w:val="755"/>
+    <w:basedOn w:val="1006"/>
     <w:uiPriority w:val="59"/>
     <w:pPr>
       <w:pBdr/>
